--- a/TP8/solution-etudiant-tp8.docx
+++ b/TP8/solution-etudiant-tp8.docx
@@ -4,7 +4,7 @@
   <w:body>
     <w:p>
       <w:pPr>
-        <w:pStyle w:val="159"/>
+        <w:pStyle w:val="848"/>
         <w:pBdr/>
         <w:spacing/>
         <w:ind/>
@@ -138,7 +138,13 @@
       </w:r>
       <w:r>
         <w:rPr>
-          <w:rFonts w:ascii="Times New Roman" w:hAnsi="Times New Roman" w:cs="Times New Roman"/>
+          <w:rFonts w:ascii="Times New Roman" w:hAnsi="Times New Roman" w:eastAsia="Times New Roman" w:cs="Times New Roman"/>
+          <w:highlight w:val="none"/>
+        </w:rPr>
+      </w:r>
+      <w:r>
+        <w:rPr>
+          <w:rFonts w:ascii="Times New Roman" w:hAnsi="Times New Roman" w:eastAsia="Times New Roman" w:cs="Times New Roman"/>
           <w:highlight w:val="none"/>
         </w:rPr>
       </w:r>
@@ -176,7 +182,7 @@
     <w:p>
       <w:pPr>
         <w:pBdr/>
-        <w:shd w:val="nil"/>
+        <w:shd w:val="nil" w:color="auto"/>
         <w:spacing/>
         <w:ind/>
         <w:rPr>
@@ -193,17 +199,19 @@
       <w:r>
         <w:rPr>
           <w:highlight w:val="none"/>
+          <w14:ligatures w14:val="none"/>
         </w:rPr>
       </w:r>
       <w:r>
         <w:rPr>
           <w:highlight w:val="none"/>
+          <w14:ligatures w14:val="none"/>
         </w:rPr>
       </w:r>
     </w:p>
     <w:p>
       <w:pPr>
-        <w:pStyle w:val="139"/>
+        <w:pStyle w:val="829"/>
         <w:pBdr/>
         <w:spacing/>
         <w:ind/>
@@ -226,11 +234,13 @@
       <w:r>
         <w:rPr>
           <w:highlight w:val="none"/>
+          <w14:ligatures w14:val="none"/>
         </w:rPr>
       </w:r>
       <w:r>
         <w:rPr>
           <w:highlight w:val="none"/>
+          <w14:ligatures w14:val="none"/>
         </w:rPr>
       </w:r>
     </w:p>
@@ -247,14 +257,6 @@
           <w:highlight w:val="none"/>
         </w:rPr>
       </w:pPr>
-      <w:r>
-        <w:rPr>
-          <w:rFonts w:ascii="Times New Roman" w:hAnsi="Times New Roman" w:cs="Times New Roman"/>
-          <w:sz w:val="24"/>
-          <w:szCs w:val="24"/>
-          <w:highlight w:val="none"/>
-        </w:rPr>
-      </w:r>
       <w:r>
         <w:rPr>
           <w:rFonts w:ascii="Times New Roman" w:hAnsi="Times New Roman" w:cs="Times New Roman"/>
@@ -329,7 +331,7 @@
                         <pic:nvPr/>
                       </pic:nvPicPr>
                       <pic:blipFill rotWithShape="1">
-                        <a:blip r:embed="rId8"/>
+                        <a:blip r:embed="rId9"/>
                         <a:srcRect l="0" t="0" r="0" b="58687"/>
                         <a:stretch/>
                       </pic:blipFill>
@@ -370,20 +372,12 @@
                 <o:lock v:ext="edit" aspectratio="t"/>
               </v:shapetype>
               <v:shape id="_x0000_i0" o:spid="_x0000_s0" type="#_x0000_t75" style="width:467.75pt;height:97.94pt;mso-wrap-distance-left:0.00pt;mso-wrap-distance-top:0.00pt;mso-wrap-distance-right:0.00pt;mso-wrap-distance-bottom:0.00pt;z-index:1;" stroked="false">
-                <v:imagedata r:id="rId8" o:title="" croptop="0f" cropleft="0f" cropbottom="38461f" cropright="0f"/>
+                <v:imagedata r:id="rId9" o:title="" croptop="0f" cropleft="0f" cropbottom="38461f" cropright="0f"/>
                 <o:lock v:ext="edit" rotation="t"/>
               </v:shape>
             </w:pict>
           </mc:Fallback>
         </mc:AlternateContent>
-      </w:r>
-      <w:r>
-        <w:rPr>
-          <w:rFonts w:ascii="Times New Roman" w:hAnsi="Times New Roman" w:cs="Times New Roman"/>
-          <w:sz w:val="24"/>
-          <w:szCs w:val="24"/>
-          <w:highlight w:val="none"/>
-        </w:rPr>
       </w:r>
       <w:r>
         <w:rPr>
@@ -416,7 +410,7 @@
                         <pic:nvPr/>
                       </pic:nvPicPr>
                       <pic:blipFill rotWithShape="1">
-                        <a:blip r:embed="rId9"/>
+                        <a:blip r:embed="rId10"/>
                         <a:stretch/>
                       </pic:blipFill>
                       <pic:spPr bwMode="auto">
@@ -456,7 +450,7 @@
                 <o:lock v:ext="edit" aspectratio="t"/>
               </v:shapetype>
               <v:shape id="_x0000_i1" o:spid="_x0000_s1" type="#_x0000_t75" style="width:467.75pt;height:138.75pt;mso-wrap-distance-left:0.00pt;mso-wrap-distance-top:0.00pt;mso-wrap-distance-right:0.00pt;mso-wrap-distance-bottom:0.00pt;z-index:1;" stroked="false">
-                <v:imagedata r:id="rId9" o:title=""/>
+                <v:imagedata r:id="rId10" o:title=""/>
                 <o:lock v:ext="edit" rotation="t"/>
               </v:shape>
             </w:pict>
@@ -465,17 +459,11 @@
       </w:r>
       <w:r>
         <w:rPr>
-          <w:rFonts w:ascii="Times New Roman" w:hAnsi="Times New Roman" w:cs="Times New Roman"/>
-          <w:sz w:val="24"/>
-          <w:szCs w:val="24"/>
           <w:highlight w:val="none"/>
         </w:rPr>
       </w:r>
       <w:r>
         <w:rPr>
-          <w:rFonts w:ascii="Times New Roman" w:hAnsi="Times New Roman" w:cs="Times New Roman"/>
-          <w:sz w:val="24"/>
-          <w:szCs w:val="24"/>
           <w:highlight w:val="none"/>
         </w:rPr>
       </w:r>
@@ -523,7 +511,7 @@
                         <pic:nvPr/>
                       </pic:nvPicPr>
                       <pic:blipFill rotWithShape="1">
-                        <a:blip r:embed="rId10"/>
+                        <a:blip r:embed="rId11"/>
                         <a:stretch/>
                       </pic:blipFill>
                       <pic:spPr bwMode="auto">
@@ -563,7 +551,7 @@
                 <o:lock v:ext="edit" aspectratio="t"/>
               </v:shapetype>
               <v:shape id="_x0000_i2" o:spid="_x0000_s2" type="#_x0000_t75" style="width:248.95pt;height:146.48pt;mso-wrap-distance-left:0.00pt;mso-wrap-distance-top:0.00pt;mso-wrap-distance-right:0.00pt;mso-wrap-distance-bottom:0.00pt;z-index:1;" stroked="false">
-                <v:imagedata r:id="rId10" o:title=""/>
+                <v:imagedata r:id="rId11" o:title=""/>
                 <o:lock v:ext="edit" rotation="t"/>
               </v:shape>
             </w:pict>
@@ -586,14 +574,6 @@
           <w:highlight w:val="none"/>
         </w:rPr>
       </w:r>
-      <w:r>
-        <w:rPr>
-          <w:rFonts w:ascii="Times New Roman" w:hAnsi="Times New Roman" w:cs="Times New Roman"/>
-          <w:sz w:val="24"/>
-          <w:szCs w:val="24"/>
-          <w:highlight w:val="none"/>
-        </w:rPr>
-      </w:r>
     </w:p>
     <w:p>
       <w:pPr>
@@ -616,6 +596,14 @@
           <w:highlight w:val="none"/>
         </w:rPr>
         <w:t xml:space="preserve">Compared to exercise 4 of TP7, i is not declared above the buffer so we can not overflow and write into it to create an infinite loop.</w:t>
+      </w:r>
+      <w:r>
+        <w:rPr>
+          <w:rFonts w:ascii="Times New Roman" w:hAnsi="Times New Roman" w:cs="Times New Roman"/>
+          <w:sz w:val="24"/>
+          <w:szCs w:val="24"/>
+          <w:highlight w:val="none"/>
+        </w:rPr>
       </w:r>
       <w:r>
         <w:rPr>
@@ -669,7 +657,7 @@
                         <pic:nvPr/>
                       </pic:nvPicPr>
                       <pic:blipFill rotWithShape="1">
-                        <a:blip r:embed="rId11"/>
+                        <a:blip r:embed="rId12"/>
                         <a:stretch/>
                       </pic:blipFill>
                       <pic:spPr bwMode="auto">
@@ -709,7 +697,7 @@
                 <o:lock v:ext="edit" aspectratio="t"/>
               </v:shapetype>
               <v:shape id="_x0000_i3" o:spid="_x0000_s3" type="#_x0000_t75" style="width:467.75pt;height:133.09pt;mso-wrap-distance-left:0.00pt;mso-wrap-distance-top:0.00pt;mso-wrap-distance-right:0.00pt;mso-wrap-distance-bottom:0.00pt;z-index:1;" stroked="false">
-                <v:imagedata r:id="rId11" o:title=""/>
+                <v:imagedata r:id="rId12" o:title=""/>
                 <o:lock v:ext="edit" rotation="t"/>
               </v:shape>
             </w:pict>
@@ -733,21 +721,6 @@
           <w:highlight w:val="none"/>
         </w:rPr>
       </w:r>
-      <w:r/>
-    </w:p>
-    <w:p>
-      <w:pPr>
-        <w:pBdr/>
-        <w:spacing/>
-        <w:ind/>
-        <w:jc w:val="both"/>
-        <w:rPr>
-          <w:rFonts w:ascii="Times New Roman" w:hAnsi="Times New Roman" w:cs="Times New Roman"/>
-          <w:sz w:val="24"/>
-          <w:szCs w:val="24"/>
-          <w:highlight w:val="none"/>
-        </w:rPr>
-      </w:pPr>
       <w:r>
         <w:rPr>
           <w:rFonts w:ascii="Times New Roman" w:hAnsi="Times New Roman" w:cs="Times New Roman"/>
@@ -756,6 +729,20 @@
           <w:highlight w:val="none"/>
         </w:rPr>
       </w:r>
+    </w:p>
+    <w:p>
+      <w:pPr>
+        <w:pBdr/>
+        <w:spacing/>
+        <w:ind/>
+        <w:jc w:val="both"/>
+        <w:rPr>
+          <w:rFonts w:ascii="Times New Roman" w:hAnsi="Times New Roman" w:cs="Times New Roman"/>
+          <w:sz w:val="24"/>
+          <w:szCs w:val="24"/>
+          <w:highlight w:val="none"/>
+        </w:rPr>
+      </w:pPr>
       <w:r>
         <w:rPr>
           <w:rFonts w:ascii="Times New Roman" w:hAnsi="Times New Roman" w:cs="Times New Roman"/>
@@ -786,7 +773,7 @@
                         <pic:nvPr/>
                       </pic:nvPicPr>
                       <pic:blipFill rotWithShape="1">
-                        <a:blip r:embed="rId12"/>
+                        <a:blip r:embed="rId13"/>
                         <a:stretch/>
                       </pic:blipFill>
                       <pic:spPr bwMode="auto">
@@ -826,7 +813,7 @@
                 <o:lock v:ext="edit" aspectratio="t"/>
               </v:shapetype>
               <v:shape id="_x0000_i4" o:spid="_x0000_s4" type="#_x0000_t75" style="width:467.75pt;height:97.28pt;mso-wrap-distance-left:0.00pt;mso-wrap-distance-top:0.00pt;mso-wrap-distance-right:0.00pt;mso-wrap-distance-bottom:0.00pt;z-index:1;" stroked="false">
-                <v:imagedata r:id="rId12" o:title=""/>
+                <v:imagedata r:id="rId13" o:title=""/>
                 <o:lock v:ext="edit" rotation="t"/>
               </v:shape>
             </w:pict>
@@ -928,14 +915,6 @@
         </w:rPr>
       </w:r>
       <w:r>
-        <w:rPr>
-          <w:rFonts w:ascii="Times New Roman" w:hAnsi="Times New Roman" w:cs="Times New Roman"/>
-          <w:sz w:val="24"/>
-          <w:szCs w:val="24"/>
-          <w:highlight w:val="none"/>
-        </w:rPr>
-      </w:r>
-      <w:r>
         <mc:AlternateContent>
           <mc:Choice Requires="wpg">
             <w:drawing>
@@ -957,7 +936,7 @@
                         <pic:nvPr/>
                       </pic:nvPicPr>
                       <pic:blipFill rotWithShape="1">
-                        <a:blip r:embed="rId13"/>
+                        <a:blip r:embed="rId14"/>
                         <a:stretch/>
                       </pic:blipFill>
                       <pic:spPr bwMode="auto">
@@ -997,7 +976,7 @@
                 <o:lock v:ext="edit" aspectratio="t"/>
               </v:shapetype>
               <v:shape id="_x0000_i5" o:spid="_x0000_s5" type="#_x0000_t75" style="width:467.75pt;height:263.77pt;mso-wrap-distance-left:0.00pt;mso-wrap-distance-top:0.00pt;mso-wrap-distance-right:0.00pt;mso-wrap-distance-bottom:0.00pt;z-index:1;" stroked="false">
-                <v:imagedata r:id="rId13" o:title=""/>
+                <v:imagedata r:id="rId14" o:title=""/>
                 <o:lock v:ext="edit" rotation="t"/>
               </v:shape>
             </w:pict>
@@ -1034,14 +1013,6 @@
           <w:highlight w:val="none"/>
         </w:rPr>
       </w:pPr>
-      <w:r>
-        <w:rPr>
-          <w:rFonts w:ascii="Times New Roman" w:hAnsi="Times New Roman" w:cs="Times New Roman"/>
-          <w:sz w:val="24"/>
-          <w:szCs w:val="24"/>
-          <w:highlight w:val="none"/>
-        </w:rPr>
-      </w:r>
       <w:r>
         <w:rPr>
           <w:rFonts w:ascii="Times New Roman" w:hAnsi="Times New Roman" w:cs="Times New Roman"/>
@@ -1072,7 +1043,7 @@
                         <pic:nvPr/>
                       </pic:nvPicPr>
                       <pic:blipFill rotWithShape="1">
-                        <a:blip r:embed="rId14"/>
+                        <a:blip r:embed="rId15"/>
                         <a:srcRect l="0" t="68897" r="0" b="0"/>
                         <a:stretch/>
                       </pic:blipFill>
@@ -1113,7 +1084,7 @@
                 <o:lock v:ext="edit" aspectratio="t"/>
               </v:shapetype>
               <v:shape id="_x0000_i6" o:spid="_x0000_s6" type="#_x0000_t75" style="width:467.75pt;height:54.25pt;mso-wrap-distance-left:0.00pt;mso-wrap-distance-top:0.00pt;mso-wrap-distance-right:0.00pt;mso-wrap-distance-bottom:0.00pt;z-index:1;" stroked="false">
-                <v:imagedata r:id="rId14" o:title="" croptop="45152f" cropleft="0f" cropbottom="0f" cropright="0f"/>
+                <v:imagedata r:id="rId15" o:title="" croptop="45152f" cropleft="0f" cropbottom="0f" cropright="0f"/>
                 <o:lock v:ext="edit" rotation="t"/>
               </v:shape>
             </w:pict>
@@ -1130,6 +1101,9 @@
       </w:r>
       <w:r>
         <w:rPr>
+          <w:rFonts w:ascii="Times New Roman" w:hAnsi="Times New Roman" w:cs="Times New Roman"/>
+          <w:sz w:val="24"/>
+          <w:szCs w:val="24"/>
           <w:highlight w:val="none"/>
         </w:rPr>
       </w:r>
@@ -1174,7 +1148,7 @@
                         <pic:nvPr/>
                       </pic:nvPicPr>
                       <pic:blipFill rotWithShape="1">
-                        <a:blip r:embed="rId15"/>
+                        <a:blip r:embed="rId16"/>
                         <a:stretch/>
                       </pic:blipFill>
                       <pic:spPr bwMode="auto">
@@ -1214,13 +1188,37 @@
                 <o:lock v:ext="edit" aspectratio="t"/>
               </v:shapetype>
               <v:shape id="_x0000_i7" o:spid="_x0000_s7" type="#_x0000_t75" style="width:467.75pt;height:169.87pt;mso-wrap-distance-left:0.00pt;mso-wrap-distance-top:0.00pt;mso-wrap-distance-right:0.00pt;mso-wrap-distance-bottom:0.00pt;z-index:1;" stroked="false">
-                <v:imagedata r:id="rId15" o:title=""/>
+                <v:imagedata r:id="rId16" o:title=""/>
                 <o:lock v:ext="edit" rotation="t"/>
               </v:shape>
             </w:pict>
           </mc:Fallback>
         </mc:AlternateContent>
       </w:r>
+      <w:r>
+        <w:rPr>
+          <w:highlight w:val="none"/>
+        </w:rPr>
+      </w:r>
+      <w:r>
+        <w:rPr>
+          <w:highlight w:val="none"/>
+        </w:rPr>
+      </w:r>
+    </w:p>
+    <w:p>
+      <w:pPr>
+        <w:pBdr/>
+        <w:spacing/>
+        <w:ind/>
+        <w:jc w:val="both"/>
+        <w:rPr>
+          <w:rFonts w:ascii="Times New Roman" w:hAnsi="Times New Roman" w:cs="Times New Roman"/>
+          <w:sz w:val="24"/>
+          <w:szCs w:val="24"/>
+          <w:highlight w:val="none"/>
+        </w:rPr>
+      </w:pPr>
       <w:r>
         <w:rPr>
           <w:rFonts w:ascii="Times New Roman" w:hAnsi="Times New Roman" w:cs="Times New Roman"/>
@@ -1248,45 +1246,7 @@
     </w:p>
     <w:p>
       <w:pPr>
-        <w:pBdr/>
-        <w:spacing/>
-        <w:ind/>
-        <w:jc w:val="both"/>
-        <w:rPr>
-          <w:rFonts w:ascii="Times New Roman" w:hAnsi="Times New Roman" w:cs="Times New Roman"/>
-          <w:sz w:val="24"/>
-          <w:szCs w:val="24"/>
-          <w:highlight w:val="none"/>
-        </w:rPr>
-      </w:pPr>
-      <w:r>
-        <w:rPr>
-          <w:rFonts w:ascii="Times New Roman" w:hAnsi="Times New Roman" w:cs="Times New Roman"/>
-          <w:sz w:val="24"/>
-          <w:szCs w:val="24"/>
-          <w:highlight w:val="none"/>
-        </w:rPr>
-      </w:r>
-      <w:r>
-        <w:rPr>
-          <w:rFonts w:ascii="Times New Roman" w:hAnsi="Times New Roman" w:cs="Times New Roman"/>
-          <w:sz w:val="24"/>
-          <w:szCs w:val="24"/>
-          <w:highlight w:val="none"/>
-        </w:rPr>
-      </w:r>
-      <w:r>
-        <w:rPr>
-          <w:rFonts w:ascii="Times New Roman" w:hAnsi="Times New Roman" w:cs="Times New Roman"/>
-          <w:sz w:val="24"/>
-          <w:szCs w:val="24"/>
-          <w:highlight w:val="none"/>
-        </w:rPr>
-      </w:r>
-    </w:p>
-    <w:p>
-      <w:pPr>
-        <w:pStyle w:val="140"/>
+        <w:pStyle w:val="830"/>
         <w:pBdr/>
         <w:spacing/>
         <w:ind/>
@@ -1345,7 +1305,22 @@
         </w:rPr>
         <w:t xml:space="preserve">The code in "vulnerable.c" allows you to overflow the buffer much more generously. Here you should be able to manipulate the stack (in particular EBP) to alter the state of the program after the return in a more complex way.</w:t>
       </w:r>
-      <w:r/>
+      <w:r>
+        <w:rPr>
+          <w:rFonts w:ascii="Times New Roman" w:hAnsi="Times New Roman" w:cs="Times New Roman"/>
+          <w:sz w:val="24"/>
+          <w:szCs w:val="24"/>
+          <w:highlight w:val="none"/>
+        </w:rPr>
+      </w:r>
+      <w:r>
+        <w:rPr>
+          <w:rFonts w:ascii="Times New Roman" w:hAnsi="Times New Roman" w:cs="Times New Roman"/>
+          <w:sz w:val="24"/>
+          <w:szCs w:val="24"/>
+          <w:highlight w:val="none"/>
+        </w:rPr>
+      </w:r>
     </w:p>
     <w:p>
       <w:pPr>
@@ -1367,7 +1342,16 @@
           <w:szCs w:val="24"/>
           <w:highlight w:val="none"/>
         </w:rPr>
-        <w:t xml:space="preserve">Observe that the program prints the length of the argument. You should be able to overflow and overwrite the EBP so that it points somewhere else. Then in your argument that overflows, create a fake stack frame so that the rest of the main function prints a</w:t>
+        <w:t xml:space="preserve">O</w:t>
+      </w:r>
+      <w:r>
+        <w:rPr>
+          <w:rFonts w:ascii="Times New Roman" w:hAnsi="Times New Roman" w:cs="Times New Roman"/>
+          <w:sz w:val="24"/>
+          <w:szCs w:val="24"/>
+          <w:highlight w:val="none"/>
+        </w:rPr>
+        <w:t xml:space="preserve">bserve that the program prints the length of the argument. You should be able to overflow and overwrite the EBP so that it points somewhere else. Then in your argument that overflows, create a fake stack frame so that the rest of the main function prints a</w:t>
       </w:r>
       <w:r>
         <w:rPr>
@@ -1378,7 +1362,6 @@
         </w:rPr>
         <w:t xml:space="preserve">n incorrect value (hiding that your argument was long enough to overflow by over-writing the value stored from "strlen").</w:t>
       </w:r>
-      <w:r/>
       <w:r>
         <w:rPr>
           <w:rFonts w:ascii="Times New Roman" w:hAnsi="Times New Roman" w:cs="Times New Roman"/>
@@ -1448,7 +1431,7 @@
                         <pic:nvPr/>
                       </pic:nvPicPr>
                       <pic:blipFill rotWithShape="1">
-                        <a:blip r:embed="rId16"/>
+                        <a:blip r:embed="rId17"/>
                         <a:stretch/>
                       </pic:blipFill>
                       <pic:spPr bwMode="auto">
@@ -1488,20 +1471,12 @@
                 <o:lock v:ext="edit" aspectratio="t"/>
               </v:shapetype>
               <v:shape id="_x0000_i8" o:spid="_x0000_s8" type="#_x0000_t75" style="width:366.31pt;height:214.67pt;mso-wrap-distance-left:0.00pt;mso-wrap-distance-top:0.00pt;mso-wrap-distance-right:0.00pt;mso-wrap-distance-bottom:0.00pt;z-index:1;" stroked="false">
-                <v:imagedata r:id="rId16" o:title=""/>
+                <v:imagedata r:id="rId17" o:title=""/>
                 <o:lock v:ext="edit" rotation="t"/>
               </v:shape>
             </w:pict>
           </mc:Fallback>
         </mc:AlternateContent>
-      </w:r>
-      <w:r>
-        <w:rPr>
-          <w:rFonts w:ascii="Times New Roman" w:hAnsi="Times New Roman" w:cs="Times New Roman"/>
-          <w:sz w:val="24"/>
-          <w:szCs w:val="24"/>
-          <w:highlight w:val="none"/>
-        </w:rPr>
       </w:r>
       <w:r>
         <w:rPr>
@@ -1560,7 +1535,7 @@
                         <pic:nvPr/>
                       </pic:nvPicPr>
                       <pic:blipFill rotWithShape="1">
-                        <a:blip r:embed="rId17"/>
+                        <a:blip r:embed="rId18"/>
                         <a:stretch/>
                       </pic:blipFill>
                       <pic:spPr bwMode="auto">
@@ -1600,7 +1575,7 @@
                 <o:lock v:ext="edit" aspectratio="t"/>
               </v:shapetype>
               <v:shape id="_x0000_i9" o:spid="_x0000_s9" type="#_x0000_t75" style="width:366.31pt;height:43.60pt;mso-wrap-distance-left:0.00pt;mso-wrap-distance-top:0.00pt;mso-wrap-distance-right:0.00pt;mso-wrap-distance-bottom:0.00pt;z-index:1;" stroked="false">
-                <v:imagedata r:id="rId17" o:title=""/>
+                <v:imagedata r:id="rId18" o:title=""/>
                 <o:lock v:ext="edit" rotation="t"/>
               </v:shape>
             </w:pict>
@@ -1609,9 +1584,11 @@
       </w:r>
       <w:r>
         <w:rPr>
-          <w:rFonts w:ascii="Times New Roman" w:hAnsi="Times New Roman" w:cs="Times New Roman"/>
-          <w:sz w:val="24"/>
-          <w:szCs w:val="24"/>
+          <w:highlight w:val="none"/>
+        </w:rPr>
+      </w:r>
+      <w:r>
+        <w:rPr>
           <w:highlight w:val="none"/>
         </w:rPr>
       </w:r>
@@ -1653,7 +1630,7 @@
                         <pic:nvPr/>
                       </pic:nvPicPr>
                       <pic:blipFill rotWithShape="1">
-                        <a:blip r:embed="rId18"/>
+                        <a:blip r:embed="rId19"/>
                         <a:stretch/>
                       </pic:blipFill>
                       <pic:spPr bwMode="auto">
@@ -1693,7 +1670,7 @@
                 <o:lock v:ext="edit" aspectratio="t"/>
               </v:shapetype>
               <v:shape id="_x0000_i10" o:spid="_x0000_s10" type="#_x0000_t75" style="width:467.75pt;height:148.43pt;mso-wrap-distance-left:0.00pt;mso-wrap-distance-top:0.00pt;mso-wrap-distance-right:0.00pt;mso-wrap-distance-bottom:0.00pt;z-index:1;" stroked="false">
-                <v:imagedata r:id="rId18" o:title=""/>
+                <v:imagedata r:id="rId19" o:title=""/>
                 <o:lock v:ext="edit" rotation="t"/>
               </v:shape>
             </w:pict>
@@ -1705,12 +1682,49 @@
           <w:highlight w:val="none"/>
         </w:rPr>
       </w:r>
-      <w:r/>
       <w:r>
         <w:rPr>
           <w:highlight w:val="none"/>
         </w:rPr>
       </w:r>
+    </w:p>
+    <w:p>
+      <w:pPr>
+        <w:pBdr/>
+        <w:spacing/>
+        <w:ind/>
+        <w:jc w:val="both"/>
+        <w:rPr>
+          <w:highlight w:val="none"/>
+        </w:rPr>
+      </w:pPr>
+      <w:r>
+        <w:rPr>
+          <w:highlight w:val="none"/>
+        </w:rPr>
+        <w:t xml:space="preserve">In the stack frame of main, we can see that there is 8 bytes between len and ebp address.</w:t>
+      </w:r>
+      <w:r>
+        <w:rPr>
+          <w:highlight w:val="none"/>
+        </w:rPr>
+      </w:r>
+      <w:r>
+        <w:rPr>
+          <w:highlight w:val="none"/>
+        </w:rPr>
+      </w:r>
+    </w:p>
+    <w:p>
+      <w:pPr>
+        <w:pBdr/>
+        <w:spacing/>
+        <w:ind/>
+        <w:jc w:val="both"/>
+        <w:rPr>
+          <w:highlight w:val="none"/>
+        </w:rPr>
+      </w:pPr>
       <w:r>
         <w:rPr>
           <w:highlight w:val="none"/>
@@ -1723,43 +1737,8 @@
           <w:szCs w:val="24"/>
           <w:highlight w:val="none"/>
         </w:rPr>
+        <w:t xml:space="preserve">Todo : overflowto write in ebp an address inside the buffer. Then write at this address - 8 the len we want in little endian.</w:t>
       </w:r>
-    </w:p>
-    <w:p>
-      <w:pPr>
-        <w:pBdr/>
-        <w:spacing/>
-        <w:ind/>
-        <w:jc w:val="both"/>
-        <w:rPr>
-          <w:highlight w:val="none"/>
-        </w:rPr>
-      </w:pPr>
-      <w:r>
-        <w:rPr>
-          <w:highlight w:val="none"/>
-        </w:rPr>
-        <w:t xml:space="preserve">In the stack frame of main, we can see that there is 8 bytes between len and ebp address.</w:t>
-      </w:r>
-      <w:r>
-        <w:rPr>
-          <w:rFonts w:ascii="Times New Roman" w:hAnsi="Times New Roman" w:cs="Times New Roman"/>
-          <w:sz w:val="24"/>
-          <w:szCs w:val="24"/>
-          <w:highlight w:val="none"/>
-        </w:rPr>
-      </w:r>
-    </w:p>
-    <w:p>
-      <w:pPr>
-        <w:pBdr/>
-        <w:spacing/>
-        <w:ind/>
-        <w:jc w:val="both"/>
-        <w:rPr>
-          <w:highlight w:val="none"/>
-        </w:rPr>
-      </w:pPr>
       <w:r>
         <w:rPr>
           <w:highlight w:val="none"/>
@@ -1767,15 +1746,6 @@
       </w:r>
       <w:r>
         <w:rPr>
-          <w:highlight w:val="none"/>
-        </w:rPr>
-        <w:t xml:space="preserve">Todo</w:t>
-      </w:r>
-      <w:r>
-        <w:rPr>
-          <w:rFonts w:ascii="Times New Roman" w:hAnsi="Times New Roman" w:cs="Times New Roman"/>
-          <w:sz w:val="24"/>
-          <w:szCs w:val="24"/>
           <w:highlight w:val="none"/>
         </w:rPr>
       </w:r>
@@ -1858,10 +1828,57 @@
     </w:p>
     <w:p>
       <w:pPr>
-        <w:pStyle w:val="139"/>
-        <w:pBdr/>
-        <w:spacing/>
-        <w:ind/>
+        <w:pStyle w:val="829"/>
+        <w:pBdr/>
+        <w:spacing/>
+        <w:ind/>
+        <w:rPr>
+          <w:rFonts w:ascii="Times New Roman" w:hAnsi="Times New Roman" w:cs="Times New Roman"/>
+          <w:sz w:val="36"/>
+          <w:szCs w:val="36"/>
+          <w:highlight w:val="none"/>
+        </w:rPr>
+      </w:pPr>
+      <w:r>
+        <w:rPr>
+          <w:rFonts w:ascii="Times New Roman" w:hAnsi="Times New Roman" w:cs="Times New Roman"/>
+          <w:sz w:val="36"/>
+          <w:szCs w:val="36"/>
+          <w:highlight w:val="none"/>
+        </w:rPr>
+      </w:r>
+      <w:r>
+        <w:rPr>
+          <w:rFonts w:ascii="Times New Roman" w:hAnsi="Times New Roman" w:cs="Times New Roman"/>
+          <w:sz w:val="36"/>
+          <w:szCs w:val="36"/>
+          <w:highlight w:val="none"/>
+        </w:rPr>
+        <w:t xml:space="preserve">2 Shellcode analysis</w:t>
+      </w:r>
+      <w:r>
+        <w:rPr>
+          <w:rFonts w:ascii="Times New Roman" w:hAnsi="Times New Roman" w:cs="Times New Roman"/>
+          <w:sz w:val="36"/>
+          <w:szCs w:val="36"/>
+          <w:highlight w:val="none"/>
+        </w:rPr>
+      </w:r>
+      <w:r>
+        <w:rPr>
+          <w:rFonts w:ascii="Times New Roman" w:hAnsi="Times New Roman" w:cs="Times New Roman"/>
+          <w:sz w:val="36"/>
+          <w:szCs w:val="36"/>
+          <w:highlight w:val="none"/>
+        </w:rPr>
+      </w:r>
+    </w:p>
+    <w:p>
+      <w:pPr>
+        <w:pBdr/>
+        <w:spacing/>
+        <w:ind/>
+        <w:jc w:val="both"/>
         <w:rPr>
           <w:rFonts w:ascii="Times New Roman" w:hAnsi="Times New Roman" w:cs="Times New Roman"/>
           <w:sz w:val="24"/>
@@ -1884,8 +1901,1598 @@
           <w:szCs w:val="24"/>
           <w:highlight w:val="none"/>
         </w:rPr>
-        <w:t xml:space="preserve">2 Shellcode analysis</w:t>
+        <w:t xml:space="preserve">Determine what this binary file shellcode.bin does without executing it.</w:t>
       </w:r>
+      <w:r>
+        <w:rPr>
+          <w:rFonts w:ascii="Times New Roman" w:hAnsi="Times New Roman" w:cs="Times New Roman"/>
+          <w:sz w:val="24"/>
+          <w:szCs w:val="24"/>
+          <w:highlight w:val="none"/>
+        </w:rPr>
+      </w:r>
+      <w:r>
+        <w:rPr>
+          <w:rFonts w:ascii="Times New Roman" w:hAnsi="Times New Roman" w:cs="Times New Roman"/>
+          <w:sz w:val="24"/>
+          <w:szCs w:val="24"/>
+          <w:highlight w:val="none"/>
+        </w:rPr>
+      </w:r>
+    </w:p>
+    <w:p>
+      <w:pPr>
+        <w:pBdr/>
+        <w:spacing/>
+        <w:ind/>
+        <w:jc w:val="both"/>
+        <w:rPr>
+          <w:rFonts w:ascii="Times New Roman" w:hAnsi="Times New Roman" w:cs="Times New Roman"/>
+          <w:sz w:val="24"/>
+          <w:szCs w:val="24"/>
+          <w:highlight w:val="none"/>
+        </w:rPr>
+      </w:pPr>
+      <w:r>
+        <w:rPr>
+          <w:rStyle w:val="840"/>
+          <w:rFonts w:ascii="Times New Roman" w:hAnsi="Times New Roman" w:cs="Times New Roman"/>
+          <w:sz w:val="24"/>
+          <w:szCs w:val="24"/>
+        </w:rPr>
+        <w:t xml:space="preserve">1. </w:t>
+      </w:r>
+      <w:r>
+        <w:rPr>
+          <w:rFonts w:ascii="Times New Roman" w:hAnsi="Times New Roman" w:cs="Times New Roman"/>
+          <w:sz w:val="24"/>
+          <w:szCs w:val="24"/>
+          <w:highlight w:val="none"/>
+        </w:rPr>
+        <w:t xml:space="preserve">Disassemble. Run: objdump -D -b binary -m i386 shellcode.bin to get an initial disassembly. </w:t>
+      </w:r>
+      <w:r>
+        <w:rPr>
+          <w:rFonts w:ascii="Times New Roman" w:hAnsi="Times New Roman" w:cs="Times New Roman"/>
+          <w:sz w:val="24"/>
+          <w:szCs w:val="24"/>
+          <w:highlight w:val="none"/>
+        </w:rPr>
+        <w:t xml:space="preserve">       Some instructions could be unusual, run xxd on the shellcode.bin. What do you observe? Why?</w:t>
+      </w:r>
+      <w:r>
+        <mc:AlternateContent>
+          <mc:Choice Requires="wpg">
+            <w:drawing>
+              <wp:inline xmlns:wp="http://schemas.openxmlformats.org/drawingml/2006/wordprocessingDrawing" distT="0" distB="0" distL="0" distR="0">
+                <wp:extent cx="4920615" cy="2123550"/>
+                <wp:effectExtent l="0" t="0" r="0" b="0"/>
+                <wp:docPr id="12" name=""/>
+                <wp:cNvGraphicFramePr>
+                  <a:graphicFrameLocks xmlns:a="http://schemas.openxmlformats.org/drawingml/2006/main" noChangeAspect="1"/>
+                </wp:cNvGraphicFramePr>
+                <a:graphic xmlns:a="http://schemas.openxmlformats.org/drawingml/2006/main">
+                  <a:graphicData uri="http://schemas.openxmlformats.org/drawingml/2006/picture">
+                    <pic:pic xmlns:pic="http://schemas.openxmlformats.org/drawingml/2006/picture">
+                      <pic:nvPicPr>
+                        <pic:cNvPr id="412892956" name=""/>
+                        <pic:cNvPicPr>
+                          <a:picLocks noChangeAspect="1"/>
+                        </pic:cNvPicPr>
+                        <pic:nvPr/>
+                      </pic:nvPicPr>
+                      <pic:blipFill rotWithShape="1">
+                        <a:blip r:embed="rId20"/>
+                        <a:stretch/>
+                      </pic:blipFill>
+                      <pic:spPr bwMode="auto">
+                        <a:xfrm flipH="0" flipV="0">
+                          <a:off x="0" y="0"/>
+                          <a:ext cx="4920615" cy="2123550"/>
+                        </a:xfrm>
+                        <a:prstGeom prst="rect">
+                          <a:avLst/>
+                        </a:prstGeom>
+                      </pic:spPr>
+                    </pic:pic>
+                  </a:graphicData>
+                </a:graphic>
+              </wp:inline>
+            </w:drawing>
+          </mc:Choice>
+          <mc:Fallback>
+            <w:pict>
+              <v:shapetype id="_x0000_t75" coordsize="21600,21600" o:spt="75" o:preferrelative="t" path="m@4@5l@4@11@9@11@9@5xe" filled="f" stroked="f">
+                <v:stroke joinstyle="miter"/>
+                <v:formulas>
+                  <v:f eqn="if lineDrawn pixelLineWidth 0"/>
+                  <v:f eqn="sum @0 1 0"/>
+                  <v:f eqn="sum 0 0 @1"/>
+                  <v:f eqn="prod @2 1 2"/>
+                  <v:f eqn="prod @3 21600 pixelWidth"/>
+                  <v:f eqn="prod @3 21600 pixelHeight"/>
+                  <v:f eqn="sum @0 0 1"/>
+                  <v:f eqn="prod @6 1 2"/>
+                  <v:f eqn="prod @7 21600 pixelWidth"/>
+                  <v:f eqn="sum @8 21600 0"/>
+                  <v:f eqn="prod @7 21600 pixelHeight"/>
+                  <v:f eqn="sum @10 21600 0"/>
+                </v:formulas>
+                <v:path o:extrusionok="f" gradientshapeok="t" o:connecttype="rect"/>
+                <o:lock v:ext="edit" aspectratio="t"/>
+              </v:shapetype>
+              <v:shape id="_x0000_i11" o:spid="_x0000_s11" type="#_x0000_t75" style="width:387.45pt;height:167.21pt;mso-wrap-distance-left:0.00pt;mso-wrap-distance-top:0.00pt;mso-wrap-distance-right:0.00pt;mso-wrap-distance-bottom:0.00pt;z-index:1;" stroked="false">
+                <v:imagedata r:id="rId20" o:title=""/>
+                <o:lock v:ext="edit" rotation="t"/>
+              </v:shape>
+            </w:pict>
+          </mc:Fallback>
+        </mc:AlternateContent>
+      </w:r>
+      <w:r>
+        <w:rPr>
+          <w:rFonts w:ascii="Times New Roman" w:hAnsi="Times New Roman" w:cs="Times New Roman"/>
+          <w:sz w:val="24"/>
+          <w:szCs w:val="24"/>
+          <w:highlight w:val="none"/>
+        </w:rPr>
+      </w:r>
+      <w:r>
+        <w:rPr>
+          <w:rFonts w:ascii="Times New Roman" w:hAnsi="Times New Roman" w:cs="Times New Roman"/>
+          <w:sz w:val="24"/>
+          <w:szCs w:val="24"/>
+          <w:highlight w:val="none"/>
+        </w:rPr>
+      </w:r>
+    </w:p>
+    <w:p>
+      <w:pPr>
+        <w:pBdr/>
+        <w:spacing/>
+        <w:ind/>
+        <w:jc w:val="both"/>
+        <w:rPr>
+          <w:rFonts w:ascii="Times New Roman" w:hAnsi="Times New Roman" w:cs="Times New Roman"/>
+          <w:sz w:val="24"/>
+          <w:szCs w:val="24"/>
+          <w:highlight w:val="none"/>
+        </w:rPr>
+      </w:pPr>
+      <w:r>
+        <w:rPr>
+          <w:rFonts w:ascii="Times New Roman" w:hAnsi="Times New Roman" w:cs="Times New Roman"/>
+          <w:sz w:val="24"/>
+          <w:szCs w:val="24"/>
+          <w:highlight w:val="none"/>
+        </w:rPr>
+      </w:r>
+      <w:r>
+        <w:rPr>
+          <w:rFonts w:ascii="Times New Roman" w:hAnsi="Times New Roman" w:cs="Times New Roman"/>
+          <w:sz w:val="24"/>
+          <w:szCs w:val="24"/>
+          <w:highlight w:val="none"/>
+        </w:rPr>
+        <w:t xml:space="preserve">Display the assembler machine instructions from the input file.</w:t>
+      </w:r>
+      <w:r>
+        <w:rPr>
+          <w:rFonts w:ascii="Times New Roman" w:hAnsi="Times New Roman" w:cs="Times New Roman"/>
+          <w:sz w:val="24"/>
+          <w:szCs w:val="24"/>
+          <w:highlight w:val="none"/>
+        </w:rPr>
+        <w:t xml:space="preserve"> </w:t>
+      </w:r>
+      <w:r>
+        <w:rPr>
+          <w:rFonts w:ascii="Times New Roman" w:hAnsi="Times New Roman" w:cs="Times New Roman"/>
+          <w:b/>
+          <w:bCs/>
+          <w:sz w:val="24"/>
+          <w:szCs w:val="24"/>
+          <w:highlight w:val="none"/>
+        </w:rPr>
+        <w:t xml:space="preserve">disassemble the contents of all sections</w:t>
+      </w:r>
+      <w:r>
+        <w:rPr>
+          <w:rFonts w:ascii="Times New Roman" w:hAnsi="Times New Roman" w:cs="Times New Roman"/>
+          <w:sz w:val="24"/>
+          <w:szCs w:val="24"/>
+          <w:highlight w:val="none"/>
+        </w:rPr>
+        <w:t xml:space="preserve">, not just those expected to contain instructions.</w:t>
+      </w:r>
+      <w:r>
+        <w:rPr>
+          <w:rFonts w:ascii="Times New Roman" w:hAnsi="Times New Roman" w:cs="Times New Roman"/>
+          <w:sz w:val="24"/>
+          <w:szCs w:val="24"/>
+          <w:highlight w:val="none"/>
+        </w:rPr>
+      </w:r>
+      <w:r>
+        <w:rPr>
+          <w:rFonts w:ascii="Times New Roman" w:hAnsi="Times New Roman" w:cs="Times New Roman"/>
+          <w:sz w:val="24"/>
+          <w:szCs w:val="24"/>
+          <w:highlight w:val="none"/>
+        </w:rPr>
+      </w:r>
+    </w:p>
+    <w:p>
+      <w:pPr>
+        <w:pBdr/>
+        <w:spacing/>
+        <w:ind/>
+        <w:jc w:val="both"/>
+        <w:rPr/>
+      </w:pPr>
+      <w:r>
+        <w:rPr>
+          <w:rFonts w:ascii="Times New Roman" w:hAnsi="Times New Roman" w:cs="Times New Roman"/>
+          <w:sz w:val="24"/>
+          <w:szCs w:val="24"/>
+          <w:highlight w:val="none"/>
+        </w:rPr>
+      </w:r>
+      <w:r>
+        <mc:AlternateContent>
+          <mc:Choice Requires="wpg">
+            <w:drawing>
+              <wp:inline xmlns:wp="http://schemas.openxmlformats.org/drawingml/2006/wordprocessingDrawing" distT="0" distB="0" distL="0" distR="0">
+                <wp:extent cx="5940425" cy="4950354"/>
+                <wp:effectExtent l="0" t="0" r="0" b="0"/>
+                <wp:docPr id="13" name=""/>
+                <wp:cNvGraphicFramePr>
+                  <a:graphicFrameLocks xmlns:a="http://schemas.openxmlformats.org/drawingml/2006/main" noChangeAspect="1"/>
+                </wp:cNvGraphicFramePr>
+                <a:graphic xmlns:a="http://schemas.openxmlformats.org/drawingml/2006/main">
+                  <a:graphicData uri="http://schemas.openxmlformats.org/drawingml/2006/picture">
+                    <pic:pic xmlns:pic="http://schemas.openxmlformats.org/drawingml/2006/picture">
+                      <pic:nvPicPr>
+                        <pic:cNvPr id="1932980718" name=""/>
+                        <pic:cNvPicPr>
+                          <a:picLocks noChangeAspect="1"/>
+                        </pic:cNvPicPr>
+                        <pic:nvPr/>
+                      </pic:nvPicPr>
+                      <pic:blipFill rotWithShape="1">
+                        <a:blip r:embed="rId21"/>
+                        <a:stretch/>
+                      </pic:blipFill>
+                      <pic:spPr bwMode="auto">
+                        <a:xfrm>
+                          <a:off x="0" y="0"/>
+                          <a:ext cx="5940424" cy="4950353"/>
+                        </a:xfrm>
+                        <a:prstGeom prst="rect">
+                          <a:avLst/>
+                        </a:prstGeom>
+                      </pic:spPr>
+                    </pic:pic>
+                  </a:graphicData>
+                </a:graphic>
+              </wp:inline>
+            </w:drawing>
+          </mc:Choice>
+          <mc:Fallback>
+            <w:pict>
+              <v:shapetype id="_x0000_t75" coordsize="21600,21600" o:spt="75" o:preferrelative="t" path="m@4@5l@4@11@9@11@9@5xe" filled="f" stroked="f">
+                <v:stroke joinstyle="miter"/>
+                <v:formulas>
+                  <v:f eqn="if lineDrawn pixelLineWidth 0"/>
+                  <v:f eqn="sum @0 1 0"/>
+                  <v:f eqn="sum 0 0 @1"/>
+                  <v:f eqn="prod @2 1 2"/>
+                  <v:f eqn="prod @3 21600 pixelWidth"/>
+                  <v:f eqn="prod @3 21600 pixelHeight"/>
+                  <v:f eqn="sum @0 0 1"/>
+                  <v:f eqn="prod @6 1 2"/>
+                  <v:f eqn="prod @7 21600 pixelWidth"/>
+                  <v:f eqn="sum @8 21600 0"/>
+                  <v:f eqn="prod @7 21600 pixelHeight"/>
+                  <v:f eqn="sum @10 21600 0"/>
+                </v:formulas>
+                <v:path o:extrusionok="f" gradientshapeok="t" o:connecttype="rect"/>
+                <o:lock v:ext="edit" aspectratio="t"/>
+              </v:shapetype>
+              <v:shape id="_x0000_i12" o:spid="_x0000_s12" type="#_x0000_t75" style="width:467.75pt;height:389.79pt;mso-wrap-distance-left:0.00pt;mso-wrap-distance-top:0.00pt;mso-wrap-distance-right:0.00pt;mso-wrap-distance-bottom:0.00pt;z-index:1;" stroked="false">
+                <v:imagedata r:id="rId21" o:title=""/>
+                <o:lock v:ext="edit" rotation="t"/>
+              </v:shape>
+            </w:pict>
+          </mc:Fallback>
+        </mc:AlternateContent>
+      </w:r>
+      <w:r>
+        <w:rPr>
+          <w:rFonts w:ascii="Times New Roman" w:hAnsi="Times New Roman" w:cs="Times New Roman"/>
+          <w:sz w:val="24"/>
+          <w:szCs w:val="24"/>
+          <w:highlight w:val="none"/>
+        </w:rPr>
+      </w:r>
+      <w:r/>
+    </w:p>
+    <w:p>
+      <w:pPr>
+        <w:pBdr/>
+        <w:spacing/>
+        <w:ind/>
+        <w:jc w:val="both"/>
+        <w:rPr/>
+      </w:pPr>
+      <w:r>
+        <mc:AlternateContent>
+          <mc:Choice Requires="wpg">
+            <w:drawing>
+              <wp:inline xmlns:wp="http://schemas.openxmlformats.org/drawingml/2006/wordprocessingDrawing" distT="0" distB="0" distL="0" distR="0">
+                <wp:extent cx="5940425" cy="736237"/>
+                <wp:effectExtent l="0" t="0" r="0" b="0"/>
+                <wp:docPr id="14" name=""/>
+                <wp:cNvGraphicFramePr>
+                  <a:graphicFrameLocks xmlns:a="http://schemas.openxmlformats.org/drawingml/2006/main" noChangeAspect="1"/>
+                </wp:cNvGraphicFramePr>
+                <a:graphic xmlns:a="http://schemas.openxmlformats.org/drawingml/2006/main">
+                  <a:graphicData uri="http://schemas.openxmlformats.org/drawingml/2006/picture">
+                    <pic:pic xmlns:pic="http://schemas.openxmlformats.org/drawingml/2006/picture">
+                      <pic:nvPicPr>
+                        <pic:cNvPr id="538410592" name=""/>
+                        <pic:cNvPicPr>
+                          <a:picLocks noChangeAspect="1"/>
+                        </pic:cNvPicPr>
+                        <pic:nvPr/>
+                      </pic:nvPicPr>
+                      <pic:blipFill rotWithShape="1">
+                        <a:blip r:embed="rId22"/>
+                        <a:stretch/>
+                      </pic:blipFill>
+                      <pic:spPr bwMode="auto">
+                        <a:xfrm>
+                          <a:off x="0" y="0"/>
+                          <a:ext cx="5940424" cy="736237"/>
+                        </a:xfrm>
+                        <a:prstGeom prst="rect">
+                          <a:avLst/>
+                        </a:prstGeom>
+                      </pic:spPr>
+                    </pic:pic>
+                  </a:graphicData>
+                </a:graphic>
+              </wp:inline>
+            </w:drawing>
+          </mc:Choice>
+          <mc:Fallback>
+            <w:pict>
+              <v:shapetype id="_x0000_t75" coordsize="21600,21600" o:spt="75" o:preferrelative="t" path="m@4@5l@4@11@9@11@9@5xe" filled="f" stroked="f">
+                <v:stroke joinstyle="miter"/>
+                <v:formulas>
+                  <v:f eqn="if lineDrawn pixelLineWidth 0"/>
+                  <v:f eqn="sum @0 1 0"/>
+                  <v:f eqn="sum 0 0 @1"/>
+                  <v:f eqn="prod @2 1 2"/>
+                  <v:f eqn="prod @3 21600 pixelWidth"/>
+                  <v:f eqn="prod @3 21600 pixelHeight"/>
+                  <v:f eqn="sum @0 0 1"/>
+                  <v:f eqn="prod @6 1 2"/>
+                  <v:f eqn="prod @7 21600 pixelWidth"/>
+                  <v:f eqn="sum @8 21600 0"/>
+                  <v:f eqn="prod @7 21600 pixelHeight"/>
+                  <v:f eqn="sum @10 21600 0"/>
+                </v:formulas>
+                <v:path o:extrusionok="f" gradientshapeok="t" o:connecttype="rect"/>
+                <o:lock v:ext="edit" aspectratio="t"/>
+              </v:shapetype>
+              <v:shape id="_x0000_i13" o:spid="_x0000_s13" type="#_x0000_t75" style="width:467.75pt;height:57.97pt;mso-wrap-distance-left:0.00pt;mso-wrap-distance-top:0.00pt;mso-wrap-distance-right:0.00pt;mso-wrap-distance-bottom:0.00pt;z-index:1;" stroked="false">
+                <v:imagedata r:id="rId22" o:title=""/>
+                <o:lock v:ext="edit" rotation="t"/>
+              </v:shape>
+            </w:pict>
+          </mc:Fallback>
+        </mc:AlternateContent>
+      </w:r>
+      <w:r>
+        <w:rPr>
+          <w:rFonts w:ascii="Times New Roman" w:hAnsi="Times New Roman" w:cs="Times New Roman"/>
+          <w:sz w:val="24"/>
+          <w:szCs w:val="24"/>
+          <w:highlight w:val="none"/>
+        </w:rPr>
+      </w:r>
+      <w:r/>
+    </w:p>
+    <w:p>
+      <w:pPr>
+        <w:pBdr/>
+        <w:spacing/>
+        <w:ind/>
+        <w:jc w:val="both"/>
+        <w:rPr>
+          <w:rFonts w:ascii="Times New Roman" w:hAnsi="Times New Roman" w:cs="Times New Roman"/>
+          <w:sz w:val="24"/>
+          <w:szCs w:val="24"/>
+          <w:highlight w:val="none"/>
+        </w:rPr>
+      </w:pPr>
+      <w:r>
+        <mc:AlternateContent>
+          <mc:Choice Requires="wpg">
+            <w:drawing>
+              <wp:inline xmlns:wp="http://schemas.openxmlformats.org/drawingml/2006/wordprocessingDrawing" distT="0" distB="0" distL="0" distR="0">
+                <wp:extent cx="5940425" cy="1839914"/>
+                <wp:effectExtent l="0" t="0" r="0" b="0"/>
+                <wp:docPr id="15" name=""/>
+                <wp:cNvGraphicFramePr>
+                  <a:graphicFrameLocks xmlns:a="http://schemas.openxmlformats.org/drawingml/2006/main" noChangeAspect="1"/>
+                </wp:cNvGraphicFramePr>
+                <a:graphic xmlns:a="http://schemas.openxmlformats.org/drawingml/2006/main">
+                  <a:graphicData uri="http://schemas.openxmlformats.org/drawingml/2006/picture">
+                    <pic:pic xmlns:pic="http://schemas.openxmlformats.org/drawingml/2006/picture">
+                      <pic:nvPicPr>
+                        <pic:cNvPr id="746924415" name=""/>
+                        <pic:cNvPicPr>
+                          <a:picLocks noChangeAspect="1"/>
+                        </pic:cNvPicPr>
+                        <pic:nvPr/>
+                      </pic:nvPicPr>
+                      <pic:blipFill rotWithShape="1">
+                        <a:blip r:embed="rId23"/>
+                        <a:stretch/>
+                      </pic:blipFill>
+                      <pic:spPr bwMode="auto">
+                        <a:xfrm>
+                          <a:off x="0" y="0"/>
+                          <a:ext cx="5940424" cy="1839913"/>
+                        </a:xfrm>
+                        <a:prstGeom prst="rect">
+                          <a:avLst/>
+                        </a:prstGeom>
+                      </pic:spPr>
+                    </pic:pic>
+                  </a:graphicData>
+                </a:graphic>
+              </wp:inline>
+            </w:drawing>
+          </mc:Choice>
+          <mc:Fallback>
+            <w:pict>
+              <v:shapetype id="_x0000_t75" coordsize="21600,21600" o:spt="75" o:preferrelative="t" path="m@4@5l@4@11@9@11@9@5xe" filled="f" stroked="f">
+                <v:stroke joinstyle="miter"/>
+                <v:formulas>
+                  <v:f eqn="if lineDrawn pixelLineWidth 0"/>
+                  <v:f eqn="sum @0 1 0"/>
+                  <v:f eqn="sum 0 0 @1"/>
+                  <v:f eqn="prod @2 1 2"/>
+                  <v:f eqn="prod @3 21600 pixelWidth"/>
+                  <v:f eqn="prod @3 21600 pixelHeight"/>
+                  <v:f eqn="sum @0 0 1"/>
+                  <v:f eqn="prod @6 1 2"/>
+                  <v:f eqn="prod @7 21600 pixelWidth"/>
+                  <v:f eqn="sum @8 21600 0"/>
+                  <v:f eqn="prod @7 21600 pixelHeight"/>
+                  <v:f eqn="sum @10 21600 0"/>
+                </v:formulas>
+                <v:path o:extrusionok="f" gradientshapeok="t" o:connecttype="rect"/>
+                <o:lock v:ext="edit" aspectratio="t"/>
+              </v:shapetype>
+              <v:shape id="_x0000_i14" o:spid="_x0000_s14" type="#_x0000_t75" style="width:467.75pt;height:144.88pt;mso-wrap-distance-left:0.00pt;mso-wrap-distance-top:0.00pt;mso-wrap-distance-right:0.00pt;mso-wrap-distance-bottom:0.00pt;z-index:1;" stroked="false">
+                <v:imagedata r:id="rId23" o:title=""/>
+                <o:lock v:ext="edit" rotation="t"/>
+              </v:shape>
+            </w:pict>
+          </mc:Fallback>
+        </mc:AlternateContent>
+      </w:r>
+      <w:r>
+        <w:rPr>
+          <w:rFonts w:ascii="Times New Roman" w:hAnsi="Times New Roman" w:cs="Times New Roman"/>
+          <w:sz w:val="24"/>
+          <w:szCs w:val="24"/>
+          <w:highlight w:val="none"/>
+        </w:rPr>
+        <w:br/>
+      </w:r>
+      <w:r>
+        <w:rPr>
+          <w:rFonts w:ascii="Times New Roman" w:hAnsi="Times New Roman" w:cs="Times New Roman"/>
+          <w:sz w:val="24"/>
+          <w:szCs w:val="24"/>
+          <w:highlight w:val="none"/>
+        </w:rPr>
+      </w:r>
+      <w:r>
+        <w:rPr>
+          <w:rFonts w:ascii="Times New Roman" w:hAnsi="Times New Roman" w:cs="Times New Roman"/>
+          <w:sz w:val="24"/>
+          <w:szCs w:val="24"/>
+          <w:highlight w:val="none"/>
+        </w:rPr>
+      </w:r>
+    </w:p>
+    <w:p>
+      <w:pPr>
+        <w:pBdr/>
+        <w:spacing/>
+        <w:ind/>
+        <w:jc w:val="both"/>
+        <w:rPr>
+          <w:rFonts w:ascii="Times New Roman" w:hAnsi="Times New Roman" w:cs="Times New Roman"/>
+          <w:sz w:val="24"/>
+          <w:szCs w:val="24"/>
+          <w:highlight w:val="none"/>
+        </w:rPr>
+      </w:pPr>
+      <w:r>
+        <w:rPr>
+          <w:rFonts w:ascii="Times New Roman" w:hAnsi="Times New Roman" w:cs="Times New Roman"/>
+          <w:sz w:val="24"/>
+          <w:szCs w:val="24"/>
+          <w:highlight w:val="none"/>
+        </w:rPr>
+      </w:r>
+      <w:r>
+        <w:rPr>
+          <w:rStyle w:val="840"/>
+          <w:rFonts w:ascii="Times New Roman" w:hAnsi="Times New Roman" w:cs="Times New Roman"/>
+        </w:rPr>
+        <w:t xml:space="preserve">2</w:t>
+      </w:r>
+      <w:r>
+        <w:rPr>
+          <w:rFonts w:ascii="Times New Roman" w:hAnsi="Times New Roman" w:cs="Times New Roman"/>
+          <w:sz w:val="24"/>
+          <w:szCs w:val="24"/>
+          <w:highlight w:val="none"/>
+        </w:rPr>
+        <w:t xml:space="preserve">. Syscall identification. The shellcode uses int 0x80 (Linux x86 syscall). Every time you see this instruction, identify which syscall is invoked by looking at the value in eax. Use the</w:t>
+      </w:r>
+      <w:hyperlink r:id="rId24" w:tooltip="https://x86.syscall.sh/" w:history="1">
+        <w:r>
+          <w:rPr>
+            <w:rStyle w:val="874"/>
+            <w:rFonts w:ascii="Times New Roman" w:hAnsi="Times New Roman" w:cs="Times New Roman"/>
+            <w:sz w:val="24"/>
+            <w:szCs w:val="24"/>
+            <w:highlight w:val="none"/>
+          </w:rPr>
+          <w:t xml:space="preserve"> Linux syscall table for 32-bit x86</w:t>
+        </w:r>
+      </w:hyperlink>
+      <w:r>
+        <w:rPr>
+          <w:rFonts w:ascii="Times New Roman" w:hAnsi="Times New Roman" w:cs="Times New Roman"/>
+          <w:sz w:val="24"/>
+          <w:szCs w:val="24"/>
+          <w:highlight w:val="none"/>
+        </w:rPr>
+        <w:t xml:space="preserve">. What are the arguments in ebx, ecx</w:t>
+      </w:r>
+      <w:r>
+        <w:rPr>
+          <w:rFonts w:ascii="Times New Roman" w:hAnsi="Times New Roman" w:cs="Times New Roman"/>
+          <w:sz w:val="24"/>
+          <w:szCs w:val="24"/>
+          <w:highlight w:val="none"/>
+        </w:rPr>
+        <w:t xml:space="preserve">, edx?</w:t>
+      </w:r>
+      <w:r>
+        <w:rPr>
+          <w:rFonts w:ascii="Times New Roman" w:hAnsi="Times New Roman" w:cs="Times New Roman"/>
+          <w:sz w:val="24"/>
+          <w:szCs w:val="24"/>
+          <w:highlight w:val="none"/>
+        </w:rPr>
+      </w:r>
+      <w:r>
+        <w:rPr>
+          <w:rFonts w:ascii="Times New Roman" w:hAnsi="Times New Roman" w:cs="Times New Roman"/>
+          <w:sz w:val="24"/>
+          <w:szCs w:val="24"/>
+          <w:highlight w:val="none"/>
+        </w:rPr>
+      </w:r>
+    </w:p>
+    <w:p>
+      <w:pPr>
+        <w:pBdr/>
+        <w:spacing/>
+        <w:ind/>
+        <w:jc w:val="both"/>
+        <w:rPr>
+          <w:highlight w:val="none"/>
+        </w:rPr>
+      </w:pPr>
+      <w:r>
+        <w:rPr>
+          <w:highlight w:val="none"/>
+        </w:rPr>
+      </w:r>
+      <w:r>
+        <mc:AlternateContent>
+          <mc:Choice Requires="wpg">
+            <w:drawing>
+              <wp:inline xmlns:wp="http://schemas.openxmlformats.org/drawingml/2006/wordprocessingDrawing" distT="0" distB="0" distL="0" distR="0">
+                <wp:extent cx="5940425" cy="3970872"/>
+                <wp:effectExtent l="0" t="0" r="0" b="0"/>
+                <wp:docPr id="16" name=""/>
+                <wp:cNvGraphicFramePr>
+                  <a:graphicFrameLocks xmlns:a="http://schemas.openxmlformats.org/drawingml/2006/main" noChangeAspect="1"/>
+                </wp:cNvGraphicFramePr>
+                <a:graphic xmlns:a="http://schemas.openxmlformats.org/drawingml/2006/main">
+                  <a:graphicData uri="http://schemas.openxmlformats.org/drawingml/2006/picture">
+                    <pic:pic xmlns:pic="http://schemas.openxmlformats.org/drawingml/2006/picture">
+                      <pic:nvPicPr>
+                        <pic:cNvPr id="1569887057" name=""/>
+                        <pic:cNvPicPr>
+                          <a:picLocks noChangeAspect="1"/>
+                        </pic:cNvPicPr>
+                        <pic:nvPr/>
+                      </pic:nvPicPr>
+                      <pic:blipFill rotWithShape="1">
+                        <a:blip r:embed="rId25"/>
+                        <a:stretch/>
+                      </pic:blipFill>
+                      <pic:spPr bwMode="auto">
+                        <a:xfrm>
+                          <a:off x="0" y="0"/>
+                          <a:ext cx="5940424" cy="3970872"/>
+                        </a:xfrm>
+                        <a:prstGeom prst="rect">
+                          <a:avLst/>
+                        </a:prstGeom>
+                      </pic:spPr>
+                    </pic:pic>
+                  </a:graphicData>
+                </a:graphic>
+              </wp:inline>
+            </w:drawing>
+          </mc:Choice>
+          <mc:Fallback>
+            <w:pict>
+              <v:shapetype id="_x0000_t75" coordsize="21600,21600" o:spt="75" o:preferrelative="t" path="m@4@5l@4@11@9@11@9@5xe" filled="f" stroked="f">
+                <v:stroke joinstyle="miter"/>
+                <v:formulas>
+                  <v:f eqn="if lineDrawn pixelLineWidth 0"/>
+                  <v:f eqn="sum @0 1 0"/>
+                  <v:f eqn="sum 0 0 @1"/>
+                  <v:f eqn="prod @2 1 2"/>
+                  <v:f eqn="prod @3 21600 pixelWidth"/>
+                  <v:f eqn="prod @3 21600 pixelHeight"/>
+                  <v:f eqn="sum @0 0 1"/>
+                  <v:f eqn="prod @6 1 2"/>
+                  <v:f eqn="prod @7 21600 pixelWidth"/>
+                  <v:f eqn="sum @8 21600 0"/>
+                  <v:f eqn="prod @7 21600 pixelHeight"/>
+                  <v:f eqn="sum @10 21600 0"/>
+                </v:formulas>
+                <v:path o:extrusionok="f" gradientshapeok="t" o:connecttype="rect"/>
+                <o:lock v:ext="edit" aspectratio="t"/>
+              </v:shapetype>
+              <v:shape id="_x0000_i15" o:spid="_x0000_s15" type="#_x0000_t75" style="width:467.75pt;height:312.67pt;mso-wrap-distance-left:0.00pt;mso-wrap-distance-top:0.00pt;mso-wrap-distance-right:0.00pt;mso-wrap-distance-bottom:0.00pt;z-index:1;" stroked="false">
+                <v:imagedata r:id="rId25" o:title=""/>
+                <o:lock v:ext="edit" rotation="t"/>
+              </v:shape>
+            </w:pict>
+          </mc:Fallback>
+        </mc:AlternateContent>
+      </w:r>
+      <w:r>
+        <w:rPr>
+          <w:highlight w:val="none"/>
+        </w:rPr>
+      </w:r>
+      <w:r>
+        <w:rPr>
+          <w:highlight w:val="none"/>
+        </w:rPr>
+      </w:r>
+    </w:p>
+    <w:p>
+      <w:pPr>
+        <w:pBdr/>
+        <w:spacing/>
+        <w:ind/>
+        <w:jc w:val="both"/>
+        <w:rPr>
+          <w:highlight w:val="none"/>
+        </w:rPr>
+      </w:pPr>
+      <w:r>
+        <w:rPr>
+          <w:highlight w:val="none"/>
+        </w:rPr>
+      </w:r>
+      <w:r>
+        <mc:AlternateContent>
+          <mc:Choice Requires="wpg">
+            <w:drawing>
+              <wp:inline xmlns:wp="http://schemas.openxmlformats.org/drawingml/2006/wordprocessingDrawing" distT="0" distB="0" distL="0" distR="0">
+                <wp:extent cx="5940425" cy="2493708"/>
+                <wp:effectExtent l="0" t="0" r="0" b="0"/>
+                <wp:docPr id="17" name=""/>
+                <wp:cNvGraphicFramePr>
+                  <a:graphicFrameLocks xmlns:a="http://schemas.openxmlformats.org/drawingml/2006/main" noChangeAspect="1"/>
+                </wp:cNvGraphicFramePr>
+                <a:graphic xmlns:a="http://schemas.openxmlformats.org/drawingml/2006/main">
+                  <a:graphicData uri="http://schemas.openxmlformats.org/drawingml/2006/picture">
+                    <pic:pic xmlns:pic="http://schemas.openxmlformats.org/drawingml/2006/picture">
+                      <pic:nvPicPr>
+                        <pic:cNvPr id="1155289712" name=""/>
+                        <pic:cNvPicPr>
+                          <a:picLocks noChangeAspect="1"/>
+                        </pic:cNvPicPr>
+                        <pic:nvPr/>
+                      </pic:nvPicPr>
+                      <pic:blipFill rotWithShape="1">
+                        <a:blip r:embed="rId26"/>
+                        <a:stretch/>
+                      </pic:blipFill>
+                      <pic:spPr bwMode="auto">
+                        <a:xfrm>
+                          <a:off x="0" y="0"/>
+                          <a:ext cx="5940424" cy="2493707"/>
+                        </a:xfrm>
+                        <a:prstGeom prst="rect">
+                          <a:avLst/>
+                        </a:prstGeom>
+                      </pic:spPr>
+                    </pic:pic>
+                  </a:graphicData>
+                </a:graphic>
+              </wp:inline>
+            </w:drawing>
+          </mc:Choice>
+          <mc:Fallback>
+            <w:pict>
+              <v:shapetype id="_x0000_t75" coordsize="21600,21600" o:spt="75" o:preferrelative="t" path="m@4@5l@4@11@9@11@9@5xe" filled="f" stroked="f">
+                <v:stroke joinstyle="miter"/>
+                <v:formulas>
+                  <v:f eqn="if lineDrawn pixelLineWidth 0"/>
+                  <v:f eqn="sum @0 1 0"/>
+                  <v:f eqn="sum 0 0 @1"/>
+                  <v:f eqn="prod @2 1 2"/>
+                  <v:f eqn="prod @3 21600 pixelWidth"/>
+                  <v:f eqn="prod @3 21600 pixelHeight"/>
+                  <v:f eqn="sum @0 0 1"/>
+                  <v:f eqn="prod @6 1 2"/>
+                  <v:f eqn="prod @7 21600 pixelWidth"/>
+                  <v:f eqn="sum @8 21600 0"/>
+                  <v:f eqn="prod @7 21600 pixelHeight"/>
+                  <v:f eqn="sum @10 21600 0"/>
+                </v:formulas>
+                <v:path o:extrusionok="f" gradientshapeok="t" o:connecttype="rect"/>
+                <o:lock v:ext="edit" aspectratio="t"/>
+              </v:shapetype>
+              <v:shape id="_x0000_i16" o:spid="_x0000_s16" type="#_x0000_t75" style="width:467.75pt;height:196.35pt;mso-wrap-distance-left:0.00pt;mso-wrap-distance-top:0.00pt;mso-wrap-distance-right:0.00pt;mso-wrap-distance-bottom:0.00pt;z-index:1;" stroked="false">
+                <v:imagedata r:id="rId26" o:title=""/>
+                <o:lock v:ext="edit" rotation="t"/>
+              </v:shape>
+            </w:pict>
+          </mc:Fallback>
+        </mc:AlternateContent>
+      </w:r>
+      <w:r>
+        <w:rPr>
+          <w:highlight w:val="none"/>
+        </w:rPr>
+        <w:br/>
+      </w:r>
+      <w:r>
+        <mc:AlternateContent>
+          <mc:Choice Requires="wpg">
+            <w:drawing>
+              <wp:inline xmlns:wp="http://schemas.openxmlformats.org/drawingml/2006/wordprocessingDrawing" distT="0" distB="0" distL="0" distR="0">
+                <wp:extent cx="5940425" cy="2329578"/>
+                <wp:effectExtent l="0" t="0" r="0" b="0"/>
+                <wp:docPr id="18" name=""/>
+                <wp:cNvGraphicFramePr>
+                  <a:graphicFrameLocks xmlns:a="http://schemas.openxmlformats.org/drawingml/2006/main" noChangeAspect="1"/>
+                </wp:cNvGraphicFramePr>
+                <a:graphic xmlns:a="http://schemas.openxmlformats.org/drawingml/2006/main">
+                  <a:graphicData uri="http://schemas.openxmlformats.org/drawingml/2006/picture">
+                    <pic:pic xmlns:pic="http://schemas.openxmlformats.org/drawingml/2006/picture">
+                      <pic:nvPicPr>
+                        <pic:cNvPr id="1614980395" name=""/>
+                        <pic:cNvPicPr>
+                          <a:picLocks noChangeAspect="1"/>
+                        </pic:cNvPicPr>
+                        <pic:nvPr/>
+                      </pic:nvPicPr>
+                      <pic:blipFill rotWithShape="1">
+                        <a:blip r:embed="rId27"/>
+                        <a:stretch/>
+                      </pic:blipFill>
+                      <pic:spPr bwMode="auto">
+                        <a:xfrm>
+                          <a:off x="0" y="0"/>
+                          <a:ext cx="5940424" cy="2329578"/>
+                        </a:xfrm>
+                        <a:prstGeom prst="rect">
+                          <a:avLst/>
+                        </a:prstGeom>
+                      </pic:spPr>
+                    </pic:pic>
+                  </a:graphicData>
+                </a:graphic>
+              </wp:inline>
+            </w:drawing>
+          </mc:Choice>
+          <mc:Fallback>
+            <w:pict>
+              <v:shapetype id="_x0000_t75" coordsize="21600,21600" o:spt="75" o:preferrelative="t" path="m@4@5l@4@11@9@11@9@5xe" filled="f" stroked="f">
+                <v:stroke joinstyle="miter"/>
+                <v:formulas>
+                  <v:f eqn="if lineDrawn pixelLineWidth 0"/>
+                  <v:f eqn="sum @0 1 0"/>
+                  <v:f eqn="sum 0 0 @1"/>
+                  <v:f eqn="prod @2 1 2"/>
+                  <v:f eqn="prod @3 21600 pixelWidth"/>
+                  <v:f eqn="prod @3 21600 pixelHeight"/>
+                  <v:f eqn="sum @0 0 1"/>
+                  <v:f eqn="prod @6 1 2"/>
+                  <v:f eqn="prod @7 21600 pixelWidth"/>
+                  <v:f eqn="sum @8 21600 0"/>
+                  <v:f eqn="prod @7 21600 pixelHeight"/>
+                  <v:f eqn="sum @10 21600 0"/>
+                </v:formulas>
+                <v:path o:extrusionok="f" gradientshapeok="t" o:connecttype="rect"/>
+                <o:lock v:ext="edit" aspectratio="t"/>
+              </v:shapetype>
+              <v:shape id="_x0000_i17" o:spid="_x0000_s17" type="#_x0000_t75" style="width:467.75pt;height:183.43pt;mso-wrap-distance-left:0.00pt;mso-wrap-distance-top:0.00pt;mso-wrap-distance-right:0.00pt;mso-wrap-distance-bottom:0.00pt;z-index:1;" stroked="false">
+                <v:imagedata r:id="rId27" o:title=""/>
+                <o:lock v:ext="edit" rotation="t"/>
+              </v:shape>
+            </w:pict>
+          </mc:Fallback>
+        </mc:AlternateContent>
+      </w:r>
+      <w:r>
+        <w:rPr>
+          <w:highlight w:val="none"/>
+        </w:rPr>
+      </w:r>
+      <w:r>
+        <w:rPr>
+          <w:highlight w:val="none"/>
+        </w:rPr>
+      </w:r>
+    </w:p>
+    <w:p>
+      <w:pPr>
+        <w:pBdr/>
+        <w:spacing/>
+        <w:ind/>
+        <w:jc w:val="both"/>
+        <w:rPr>
+          <w:highlight w:val="none"/>
+        </w:rPr>
+      </w:pPr>
+      <w:r>
+        <w:rPr>
+          <w:highlight w:val="none"/>
+        </w:rPr>
+      </w:r>
+      <w:r>
+        <w:rPr>
+          <w:rStyle w:val="840"/>
+        </w:rPr>
+        <w:t xml:space="preserve">3.</w:t>
+      </w:r>
+      <w:r>
+        <w:rPr>
+          <w:highlight w:val="none"/>
+        </w:rPr>
+        <w:t xml:space="preserve"> String extraction. The shellcode contains an embedded string. Find the call/pop trick that loads its address. What program does this shellcode launch? At which exact byte offset does code end and data begin?</w:t>
+      </w:r>
+      <w:r>
+        <w:rPr>
+          <w:highlight w:val="none"/>
+        </w:rPr>
+      </w:r>
+      <w:r>
+        <w:rPr>
+          <w:highlight w:val="none"/>
+        </w:rPr>
+      </w:r>
+    </w:p>
+    <w:p>
+      <w:pPr>
+        <w:pBdr/>
+        <w:spacing/>
+        <w:ind/>
+        <w:jc w:val="both"/>
+        <w:rPr>
+          <w:highlight w:val="none"/>
+        </w:rPr>
+      </w:pPr>
+      <w:r>
+        <w:rPr>
+          <w:highlight w:val="none"/>
+        </w:rPr>
+      </w:r>
+      <w:r>
+        <mc:AlternateContent>
+          <mc:Choice Requires="wpg">
+            <w:drawing>
+              <wp:inline xmlns:wp="http://schemas.openxmlformats.org/drawingml/2006/wordprocessingDrawing" distT="0" distB="0" distL="0" distR="0">
+                <wp:extent cx="5940425" cy="1000660"/>
+                <wp:effectExtent l="0" t="0" r="0" b="0"/>
+                <wp:docPr id="19" name=""/>
+                <wp:cNvGraphicFramePr>
+                  <a:graphicFrameLocks xmlns:a="http://schemas.openxmlformats.org/drawingml/2006/main" noChangeAspect="1"/>
+                </wp:cNvGraphicFramePr>
+                <a:graphic xmlns:a="http://schemas.openxmlformats.org/drawingml/2006/main">
+                  <a:graphicData uri="http://schemas.openxmlformats.org/drawingml/2006/picture">
+                    <pic:pic xmlns:pic="http://schemas.openxmlformats.org/drawingml/2006/picture">
+                      <pic:nvPicPr>
+                        <pic:cNvPr id="991831162" name=""/>
+                        <pic:cNvPicPr>
+                          <a:picLocks noChangeAspect="1"/>
+                        </pic:cNvPicPr>
+                        <pic:nvPr/>
+                      </pic:nvPicPr>
+                      <pic:blipFill rotWithShape="1">
+                        <a:blip r:embed="rId28"/>
+                        <a:stretch/>
+                      </pic:blipFill>
+                      <pic:spPr bwMode="auto">
+                        <a:xfrm>
+                          <a:off x="0" y="0"/>
+                          <a:ext cx="5940424" cy="1000659"/>
+                        </a:xfrm>
+                        <a:prstGeom prst="rect">
+                          <a:avLst/>
+                        </a:prstGeom>
+                      </pic:spPr>
+                    </pic:pic>
+                  </a:graphicData>
+                </a:graphic>
+              </wp:inline>
+            </w:drawing>
+          </mc:Choice>
+          <mc:Fallback>
+            <w:pict>
+              <v:shapetype id="_x0000_t75" coordsize="21600,21600" o:spt="75" o:preferrelative="t" path="m@4@5l@4@11@9@11@9@5xe" filled="f" stroked="f">
+                <v:stroke joinstyle="miter"/>
+                <v:formulas>
+                  <v:f eqn="if lineDrawn pixelLineWidth 0"/>
+                  <v:f eqn="sum @0 1 0"/>
+                  <v:f eqn="sum 0 0 @1"/>
+                  <v:f eqn="prod @2 1 2"/>
+                  <v:f eqn="prod @3 21600 pixelWidth"/>
+                  <v:f eqn="prod @3 21600 pixelHeight"/>
+                  <v:f eqn="sum @0 0 1"/>
+                  <v:f eqn="prod @6 1 2"/>
+                  <v:f eqn="prod @7 21600 pixelWidth"/>
+                  <v:f eqn="sum @8 21600 0"/>
+                  <v:f eqn="prod @7 21600 pixelHeight"/>
+                  <v:f eqn="sum @10 21600 0"/>
+                </v:formulas>
+                <v:path o:extrusionok="f" gradientshapeok="t" o:connecttype="rect"/>
+                <o:lock v:ext="edit" aspectratio="t"/>
+              </v:shapetype>
+              <v:shape id="_x0000_i18" o:spid="_x0000_s18" type="#_x0000_t75" style="width:467.75pt;height:78.79pt;mso-wrap-distance-left:0.00pt;mso-wrap-distance-top:0.00pt;mso-wrap-distance-right:0.00pt;mso-wrap-distance-bottom:0.00pt;z-index:1;" stroked="false">
+                <v:imagedata r:id="rId28" o:title=""/>
+                <o:lock v:ext="edit" rotation="t"/>
+              </v:shape>
+            </w:pict>
+          </mc:Fallback>
+        </mc:AlternateContent>
+      </w:r>
+      <w:r>
+        <w:rPr>
+          <w:highlight w:val="none"/>
+        </w:rPr>
+        <w:br/>
+      </w:r>
+      <w:r>
+        <mc:AlternateContent>
+          <mc:Choice Requires="wpg">
+            <w:drawing>
+              <wp:inline xmlns:wp="http://schemas.openxmlformats.org/drawingml/2006/wordprocessingDrawing" distT="0" distB="0" distL="0" distR="0">
+                <wp:extent cx="5940425" cy="672401"/>
+                <wp:effectExtent l="0" t="0" r="0" b="0"/>
+                <wp:docPr id="20" name=""/>
+                <wp:cNvGraphicFramePr>
+                  <a:graphicFrameLocks xmlns:a="http://schemas.openxmlformats.org/drawingml/2006/main" noChangeAspect="1"/>
+                </wp:cNvGraphicFramePr>
+                <a:graphic xmlns:a="http://schemas.openxmlformats.org/drawingml/2006/main">
+                  <a:graphicData uri="http://schemas.openxmlformats.org/drawingml/2006/picture">
+                    <pic:pic xmlns:pic="http://schemas.openxmlformats.org/drawingml/2006/picture">
+                      <pic:nvPicPr>
+                        <pic:cNvPr id="288963588" name=""/>
+                        <pic:cNvPicPr>
+                          <a:picLocks noChangeAspect="1"/>
+                        </pic:cNvPicPr>
+                        <pic:nvPr/>
+                      </pic:nvPicPr>
+                      <pic:blipFill rotWithShape="1">
+                        <a:blip r:embed="rId29"/>
+                        <a:stretch/>
+                      </pic:blipFill>
+                      <pic:spPr bwMode="auto">
+                        <a:xfrm>
+                          <a:off x="0" y="0"/>
+                          <a:ext cx="5940424" cy="672400"/>
+                        </a:xfrm>
+                        <a:prstGeom prst="rect">
+                          <a:avLst/>
+                        </a:prstGeom>
+                      </pic:spPr>
+                    </pic:pic>
+                  </a:graphicData>
+                </a:graphic>
+              </wp:inline>
+            </w:drawing>
+          </mc:Choice>
+          <mc:Fallback>
+            <w:pict>
+              <v:shapetype id="_x0000_t75" coordsize="21600,21600" o:spt="75" o:preferrelative="t" path="m@4@5l@4@11@9@11@9@5xe" filled="f" stroked="f">
+                <v:stroke joinstyle="miter"/>
+                <v:formulas>
+                  <v:f eqn="if lineDrawn pixelLineWidth 0"/>
+                  <v:f eqn="sum @0 1 0"/>
+                  <v:f eqn="sum 0 0 @1"/>
+                  <v:f eqn="prod @2 1 2"/>
+                  <v:f eqn="prod @3 21600 pixelWidth"/>
+                  <v:f eqn="prod @3 21600 pixelHeight"/>
+                  <v:f eqn="sum @0 0 1"/>
+                  <v:f eqn="prod @6 1 2"/>
+                  <v:f eqn="prod @7 21600 pixelWidth"/>
+                  <v:f eqn="sum @8 21600 0"/>
+                  <v:f eqn="prod @7 21600 pixelHeight"/>
+                  <v:f eqn="sum @10 21600 0"/>
+                </v:formulas>
+                <v:path o:extrusionok="f" gradientshapeok="t" o:connecttype="rect"/>
+                <o:lock v:ext="edit" aspectratio="t"/>
+              </v:shapetype>
+              <v:shape id="_x0000_i19" o:spid="_x0000_s19" type="#_x0000_t75" style="width:467.75pt;height:52.94pt;mso-wrap-distance-left:0.00pt;mso-wrap-distance-top:0.00pt;mso-wrap-distance-right:0.00pt;mso-wrap-distance-bottom:0.00pt;z-index:1;" stroked="false">
+                <v:imagedata r:id="rId29" o:title=""/>
+                <o:lock v:ext="edit" rotation="t"/>
+              </v:shape>
+            </w:pict>
+          </mc:Fallback>
+        </mc:AlternateContent>
+      </w:r>
+      <w:r>
+        <w:rPr>
+          <w:highlight w:val="none"/>
+        </w:rPr>
+      </w:r>
+      <w:r>
+        <w:rPr>
+          <w:highlight w:val="none"/>
+        </w:rPr>
+      </w:r>
+    </w:p>
+    <w:p>
+      <w:pPr>
+        <w:pBdr/>
+        <w:spacing/>
+        <w:ind/>
+        <w:jc w:val="both"/>
+        <w:rPr>
+          <w:highlight w:val="none"/>
+        </w:rPr>
+      </w:pPr>
+      <w:r>
+        <w:rPr>
+          <w:highlight w:val="none"/>
+        </w:rPr>
+      </w:r>
+      <w:r>
+        <mc:AlternateContent>
+          <mc:Choice Requires="wpg">
+            <w:drawing>
+              <wp:inline xmlns:wp="http://schemas.openxmlformats.org/drawingml/2006/wordprocessingDrawing" distT="0" distB="0" distL="0" distR="0">
+                <wp:extent cx="5236890" cy="3306387"/>
+                <wp:effectExtent l="0" t="0" r="0" b="0"/>
+                <wp:docPr id="21" name=""/>
+                <wp:cNvGraphicFramePr>
+                  <a:graphicFrameLocks xmlns:a="http://schemas.openxmlformats.org/drawingml/2006/main" noChangeAspect="1"/>
+                </wp:cNvGraphicFramePr>
+                <a:graphic xmlns:a="http://schemas.openxmlformats.org/drawingml/2006/main">
+                  <a:graphicData uri="http://schemas.openxmlformats.org/drawingml/2006/picture">
+                    <pic:pic xmlns:pic="http://schemas.openxmlformats.org/drawingml/2006/picture">
+                      <pic:nvPicPr>
+                        <pic:cNvPr id="1135146044" name=""/>
+                        <pic:cNvPicPr>
+                          <a:picLocks noChangeAspect="1"/>
+                        </pic:cNvPicPr>
+                        <pic:nvPr/>
+                      </pic:nvPicPr>
+                      <pic:blipFill rotWithShape="1">
+                        <a:blip r:embed="rId30"/>
+                        <a:stretch/>
+                      </pic:blipFill>
+                      <pic:spPr bwMode="auto">
+                        <a:xfrm flipH="0" flipV="0">
+                          <a:off x="0" y="0"/>
+                          <a:ext cx="5236890" cy="3306387"/>
+                        </a:xfrm>
+                        <a:prstGeom prst="rect">
+                          <a:avLst/>
+                        </a:prstGeom>
+                      </pic:spPr>
+                    </pic:pic>
+                  </a:graphicData>
+                </a:graphic>
+              </wp:inline>
+            </w:drawing>
+          </mc:Choice>
+          <mc:Fallback>
+            <w:pict>
+              <v:shapetype id="_x0000_t75" coordsize="21600,21600" o:spt="75" o:preferrelative="t" path="m@4@5l@4@11@9@11@9@5xe" filled="f" stroked="f">
+                <v:stroke joinstyle="miter"/>
+                <v:formulas>
+                  <v:f eqn="if lineDrawn pixelLineWidth 0"/>
+                  <v:f eqn="sum @0 1 0"/>
+                  <v:f eqn="sum 0 0 @1"/>
+                  <v:f eqn="prod @2 1 2"/>
+                  <v:f eqn="prod @3 21600 pixelWidth"/>
+                  <v:f eqn="prod @3 21600 pixelHeight"/>
+                  <v:f eqn="sum @0 0 1"/>
+                  <v:f eqn="prod @6 1 2"/>
+                  <v:f eqn="prod @7 21600 pixelWidth"/>
+                  <v:f eqn="sum @8 21600 0"/>
+                  <v:f eqn="prod @7 21600 pixelHeight"/>
+                  <v:f eqn="sum @10 21600 0"/>
+                </v:formulas>
+                <v:path o:extrusionok="f" gradientshapeok="t" o:connecttype="rect"/>
+                <o:lock v:ext="edit" aspectratio="t"/>
+              </v:shapetype>
+              <v:shape id="_x0000_i20" o:spid="_x0000_s20" type="#_x0000_t75" style="width:412.35pt;height:260.35pt;mso-wrap-distance-left:0.00pt;mso-wrap-distance-top:0.00pt;mso-wrap-distance-right:0.00pt;mso-wrap-distance-bottom:0.00pt;z-index:1;" stroked="false">
+                <v:imagedata r:id="rId30" o:title=""/>
+                <o:lock v:ext="edit" rotation="t"/>
+              </v:shape>
+            </w:pict>
+          </mc:Fallback>
+        </mc:AlternateContent>
+      </w:r>
+      <w:r>
+        <w:rPr>
+          <w:highlight w:val="none"/>
+        </w:rPr>
+        <w:br/>
+      </w:r>
+      <w:r>
+        <mc:AlternateContent>
+          <mc:Choice Requires="wpg">
+            <w:drawing>
+              <wp:inline xmlns:wp="http://schemas.openxmlformats.org/drawingml/2006/wordprocessingDrawing" distT="0" distB="0" distL="0" distR="0">
+                <wp:extent cx="5236890" cy="2682440"/>
+                <wp:effectExtent l="0" t="0" r="0" b="0"/>
+                <wp:docPr id="22" name=""/>
+                <wp:cNvGraphicFramePr>
+                  <a:graphicFrameLocks xmlns:a="http://schemas.openxmlformats.org/drawingml/2006/main" noChangeAspect="1"/>
+                </wp:cNvGraphicFramePr>
+                <a:graphic xmlns:a="http://schemas.openxmlformats.org/drawingml/2006/main">
+                  <a:graphicData uri="http://schemas.openxmlformats.org/drawingml/2006/picture">
+                    <pic:pic xmlns:pic="http://schemas.openxmlformats.org/drawingml/2006/picture">
+                      <pic:nvPicPr>
+                        <pic:cNvPr id="2002871111" name=""/>
+                        <pic:cNvPicPr>
+                          <a:picLocks noChangeAspect="1"/>
+                        </pic:cNvPicPr>
+                        <pic:nvPr/>
+                      </pic:nvPicPr>
+                      <pic:blipFill rotWithShape="1">
+                        <a:blip r:embed="rId31"/>
+                        <a:stretch/>
+                      </pic:blipFill>
+                      <pic:spPr bwMode="auto">
+                        <a:xfrm flipH="0" flipV="0">
+                          <a:off x="0" y="0"/>
+                          <a:ext cx="5236890" cy="2682439"/>
+                        </a:xfrm>
+                        <a:prstGeom prst="rect">
+                          <a:avLst/>
+                        </a:prstGeom>
+                      </pic:spPr>
+                    </pic:pic>
+                  </a:graphicData>
+                </a:graphic>
+              </wp:inline>
+            </w:drawing>
+          </mc:Choice>
+          <mc:Fallback>
+            <w:pict>
+              <v:shapetype id="_x0000_t75" coordsize="21600,21600" o:spt="75" o:preferrelative="t" path="m@4@5l@4@11@9@11@9@5xe" filled="f" stroked="f">
+                <v:stroke joinstyle="miter"/>
+                <v:formulas>
+                  <v:f eqn="if lineDrawn pixelLineWidth 0"/>
+                  <v:f eqn="sum @0 1 0"/>
+                  <v:f eqn="sum 0 0 @1"/>
+                  <v:f eqn="prod @2 1 2"/>
+                  <v:f eqn="prod @3 21600 pixelWidth"/>
+                  <v:f eqn="prod @3 21600 pixelHeight"/>
+                  <v:f eqn="sum @0 0 1"/>
+                  <v:f eqn="prod @6 1 2"/>
+                  <v:f eqn="prod @7 21600 pixelWidth"/>
+                  <v:f eqn="sum @8 21600 0"/>
+                  <v:f eqn="prod @7 21600 pixelHeight"/>
+                  <v:f eqn="sum @10 21600 0"/>
+                </v:formulas>
+                <v:path o:extrusionok="f" gradientshapeok="t" o:connecttype="rect"/>
+                <o:lock v:ext="edit" aspectratio="t"/>
+              </v:shapetype>
+              <v:shape id="_x0000_i21" o:spid="_x0000_s21" type="#_x0000_t75" style="width:412.35pt;height:211.22pt;mso-wrap-distance-left:0.00pt;mso-wrap-distance-top:0.00pt;mso-wrap-distance-right:0.00pt;mso-wrap-distance-bottom:0.00pt;z-index:1;" stroked="false">
+                <v:imagedata r:id="rId31" o:title=""/>
+                <o:lock v:ext="edit" rotation="t"/>
+              </v:shape>
+            </w:pict>
+          </mc:Fallback>
+        </mc:AlternateContent>
+      </w:r>
+      <w:r>
+        <w:rPr>
+          <w:highlight w:val="none"/>
+        </w:rPr>
+        <w:br/>
+      </w:r>
+      <w:r>
+        <mc:AlternateContent>
+          <mc:Choice Requires="wpg">
+            <w:drawing>
+              <wp:inline xmlns:wp="http://schemas.openxmlformats.org/drawingml/2006/wordprocessingDrawing" distT="0" distB="0" distL="0" distR="0">
+                <wp:extent cx="5232342" cy="3186294"/>
+                <wp:effectExtent l="0" t="0" r="0" b="0"/>
+                <wp:docPr id="23" name=""/>
+                <wp:cNvGraphicFramePr>
+                  <a:graphicFrameLocks xmlns:a="http://schemas.openxmlformats.org/drawingml/2006/main" noChangeAspect="1"/>
+                </wp:cNvGraphicFramePr>
+                <a:graphic xmlns:a="http://schemas.openxmlformats.org/drawingml/2006/main">
+                  <a:graphicData uri="http://schemas.openxmlformats.org/drawingml/2006/picture">
+                    <pic:pic xmlns:pic="http://schemas.openxmlformats.org/drawingml/2006/picture">
+                      <pic:nvPicPr>
+                        <pic:cNvPr id="374800637" name=""/>
+                        <pic:cNvPicPr>
+                          <a:picLocks noChangeAspect="1"/>
+                        </pic:cNvPicPr>
+                        <pic:nvPr/>
+                      </pic:nvPicPr>
+                      <pic:blipFill rotWithShape="1">
+                        <a:blip r:embed="rId32"/>
+                        <a:stretch/>
+                      </pic:blipFill>
+                      <pic:spPr bwMode="auto">
+                        <a:xfrm flipH="0" flipV="0">
+                          <a:off x="0" y="0"/>
+                          <a:ext cx="5232342" cy="3186293"/>
+                        </a:xfrm>
+                        <a:prstGeom prst="rect">
+                          <a:avLst/>
+                        </a:prstGeom>
+                      </pic:spPr>
+                    </pic:pic>
+                  </a:graphicData>
+                </a:graphic>
+              </wp:inline>
+            </w:drawing>
+          </mc:Choice>
+          <mc:Fallback>
+            <w:pict>
+              <v:shapetype id="_x0000_t75" coordsize="21600,21600" o:spt="75" o:preferrelative="t" path="m@4@5l@4@11@9@11@9@5xe" filled="f" stroked="f">
+                <v:stroke joinstyle="miter"/>
+                <v:formulas>
+                  <v:f eqn="if lineDrawn pixelLineWidth 0"/>
+                  <v:f eqn="sum @0 1 0"/>
+                  <v:f eqn="sum 0 0 @1"/>
+                  <v:f eqn="prod @2 1 2"/>
+                  <v:f eqn="prod @3 21600 pixelWidth"/>
+                  <v:f eqn="prod @3 21600 pixelHeight"/>
+                  <v:f eqn="sum @0 0 1"/>
+                  <v:f eqn="prod @6 1 2"/>
+                  <v:f eqn="prod @7 21600 pixelWidth"/>
+                  <v:f eqn="sum @8 21600 0"/>
+                  <v:f eqn="prod @7 21600 pixelHeight"/>
+                  <v:f eqn="sum @10 21600 0"/>
+                </v:formulas>
+                <v:path o:extrusionok="f" gradientshapeok="t" o:connecttype="rect"/>
+                <o:lock v:ext="edit" aspectratio="t"/>
+              </v:shapetype>
+              <v:shape id="_x0000_i22" o:spid="_x0000_s22" type="#_x0000_t75" style="width:412.00pt;height:250.89pt;mso-wrap-distance-left:0.00pt;mso-wrap-distance-top:0.00pt;mso-wrap-distance-right:0.00pt;mso-wrap-distance-bottom:0.00pt;z-index:1;" stroked="false">
+                <v:imagedata r:id="rId32" o:title=""/>
+                <o:lock v:ext="edit" rotation="t"/>
+              </v:shape>
+            </w:pict>
+          </mc:Fallback>
+        </mc:AlternateContent>
+      </w:r>
+      <w:r>
+        <w:rPr>
+          <w:highlight w:val="none"/>
+        </w:rPr>
+      </w:r>
+      <w:r>
+        <w:rPr>
+          <w:highlight w:val="none"/>
+        </w:rPr>
+      </w:r>
+    </w:p>
+    <w:p>
+      <w:pPr>
+        <w:pBdr/>
+        <w:spacing/>
+        <w:ind/>
+        <w:jc w:val="both"/>
+        <w:rPr>
+          <w:highlight w:val="none"/>
+        </w:rPr>
+      </w:pPr>
+      <w:r>
+        <w:rPr>
+          <w:highlight w:val="none"/>
+        </w:rPr>
+      </w:r>
+      <w:r>
+        <w:rPr>
+          <w:rStyle w:val="840"/>
+        </w:rPr>
+        <w:t xml:space="preserve">4.</w:t>
+      </w:r>
+      <w:r>
+        <w:rPr>
+          <w:highlight w:val="none"/>
+        </w:rPr>
+        <w:t xml:space="preserve"> Null-byte analysis. Go through every byte of the shellcode. Does it contain any null bytes (\x00)? Explain precisely why null bytes are problematic. Then find one instruction in the shellcode that appears designed specifically to avoid producing a null b</w:t>
+      </w:r>
+      <w:r>
+        <w:rPr>
+          <w:highlight w:val="none"/>
+        </w:rPr>
+        <w:t xml:space="preserve">yte and explain what a naïve version of that instruction would be and why it would contain a null.</w:t>
+      </w:r>
+      <w:r>
+        <w:rPr>
+          <w:highlight w:val="none"/>
+        </w:rPr>
+      </w:r>
+      <w:r>
+        <w:rPr>
+          <w:highlight w:val="none"/>
+        </w:rPr>
+      </w:r>
+    </w:p>
+    <w:p>
+      <w:pPr>
+        <w:pBdr/>
+        <w:spacing/>
+        <w:ind/>
+        <w:jc w:val="both"/>
+        <w:rPr>
+          <w:highlight w:val="none"/>
+        </w:rPr>
+      </w:pPr>
+      <w:r>
+        <w:rPr>
+          <w:highlight w:val="none"/>
+        </w:rPr>
+      </w:r>
+      <w:r>
+        <mc:AlternateContent>
+          <mc:Choice Requires="wpg">
+            <w:drawing>
+              <wp:inline xmlns:wp="http://schemas.openxmlformats.org/drawingml/2006/wordprocessingDrawing" distT="0" distB="0" distL="0" distR="0">
+                <wp:extent cx="5940425" cy="3351416"/>
+                <wp:effectExtent l="0" t="0" r="0" b="0"/>
+                <wp:docPr id="24" name=""/>
+                <wp:cNvGraphicFramePr>
+                  <a:graphicFrameLocks xmlns:a="http://schemas.openxmlformats.org/drawingml/2006/main" noChangeAspect="1"/>
+                </wp:cNvGraphicFramePr>
+                <a:graphic xmlns:a="http://schemas.openxmlformats.org/drawingml/2006/main">
+                  <a:graphicData uri="http://schemas.openxmlformats.org/drawingml/2006/picture">
+                    <pic:pic xmlns:pic="http://schemas.openxmlformats.org/drawingml/2006/picture">
+                      <pic:nvPicPr>
+                        <pic:cNvPr id="1681826045" name=""/>
+                        <pic:cNvPicPr>
+                          <a:picLocks noChangeAspect="1"/>
+                        </pic:cNvPicPr>
+                        <pic:nvPr/>
+                      </pic:nvPicPr>
+                      <pic:blipFill rotWithShape="1">
+                        <a:blip r:embed="rId33"/>
+                        <a:stretch/>
+                      </pic:blipFill>
+                      <pic:spPr bwMode="auto">
+                        <a:xfrm>
+                          <a:off x="0" y="0"/>
+                          <a:ext cx="5940424" cy="3351416"/>
+                        </a:xfrm>
+                        <a:prstGeom prst="rect">
+                          <a:avLst/>
+                        </a:prstGeom>
+                      </pic:spPr>
+                    </pic:pic>
+                  </a:graphicData>
+                </a:graphic>
+              </wp:inline>
+            </w:drawing>
+          </mc:Choice>
+          <mc:Fallback>
+            <w:pict>
+              <v:shapetype id="_x0000_t75" coordsize="21600,21600" o:spt="75" o:preferrelative="t" path="m@4@5l@4@11@9@11@9@5xe" filled="f" stroked="f">
+                <v:stroke joinstyle="miter"/>
+                <v:formulas>
+                  <v:f eqn="if lineDrawn pixelLineWidth 0"/>
+                  <v:f eqn="sum @0 1 0"/>
+                  <v:f eqn="sum 0 0 @1"/>
+                  <v:f eqn="prod @2 1 2"/>
+                  <v:f eqn="prod @3 21600 pixelWidth"/>
+                  <v:f eqn="prod @3 21600 pixelHeight"/>
+                  <v:f eqn="sum @0 0 1"/>
+                  <v:f eqn="prod @6 1 2"/>
+                  <v:f eqn="prod @7 21600 pixelWidth"/>
+                  <v:f eqn="sum @8 21600 0"/>
+                  <v:f eqn="prod @7 21600 pixelHeight"/>
+                  <v:f eqn="sum @10 21600 0"/>
+                </v:formulas>
+                <v:path o:extrusionok="f" gradientshapeok="t" o:connecttype="rect"/>
+                <o:lock v:ext="edit" aspectratio="t"/>
+              </v:shapetype>
+              <v:shape id="_x0000_i23" o:spid="_x0000_s23" type="#_x0000_t75" style="width:467.75pt;height:263.89pt;mso-wrap-distance-left:0.00pt;mso-wrap-distance-top:0.00pt;mso-wrap-distance-right:0.00pt;mso-wrap-distance-bottom:0.00pt;z-index:1;" stroked="false">
+                <v:imagedata r:id="rId33" o:title=""/>
+                <o:lock v:ext="edit" rotation="t"/>
+              </v:shape>
+            </w:pict>
+          </mc:Fallback>
+        </mc:AlternateContent>
+      </w:r>
+      <w:r>
+        <w:rPr>
+          <w:highlight w:val="none"/>
+        </w:rPr>
+      </w:r>
+      <w:r>
+        <w:rPr>
+          <w:highlight w:val="none"/>
+        </w:rPr>
+      </w:r>
+    </w:p>
+    <w:p>
+      <w:pPr>
+        <w:pBdr/>
+        <w:spacing/>
+        <w:ind/>
+        <w:jc w:val="both"/>
+        <w:rPr>
+          <w:highlight w:val="none"/>
+        </w:rPr>
+      </w:pPr>
+      <w:r>
+        <w:rPr>
+          <w:highlight w:val="none"/>
+        </w:rPr>
+      </w:r>
+      <w:r>
+        <w:rPr>
+          <w:highlight w:val="none"/>
+        </w:rPr>
+        <w:t xml:space="preserve">5. Classification. Classify this shellcode: local shell, reverse shell, bind shell, or other?</w:t>
+      </w:r>
+      <w:r>
+        <w:rPr>
+          <w:highlight w:val="none"/>
+        </w:rPr>
+      </w:r>
+      <w:r>
+        <w:rPr>
+          <w:highlight w:val="none"/>
+        </w:rPr>
+      </w:r>
+    </w:p>
+    <w:p>
+      <w:pPr>
+        <w:pBdr/>
+        <w:spacing/>
+        <w:ind/>
+        <w:jc w:val="both"/>
+        <w:rPr>
+          <w:highlight w:val="none"/>
+        </w:rPr>
+      </w:pPr>
+      <w:r>
+        <w:rPr>
+          <w:highlight w:val="none"/>
+        </w:rPr>
+      </w:r>
+      <w:r>
+        <mc:AlternateContent>
+          <mc:Choice Requires="wpg">
+            <w:drawing>
+              <wp:inline xmlns:wp="http://schemas.openxmlformats.org/drawingml/2006/wordprocessingDrawing" distT="0" distB="0" distL="0" distR="0">
+                <wp:extent cx="5940425" cy="4223611"/>
+                <wp:effectExtent l="0" t="0" r="0" b="0"/>
+                <wp:docPr id="25" name=""/>
+                <wp:cNvGraphicFramePr>
+                  <a:graphicFrameLocks xmlns:a="http://schemas.openxmlformats.org/drawingml/2006/main" noChangeAspect="1"/>
+                </wp:cNvGraphicFramePr>
+                <a:graphic xmlns:a="http://schemas.openxmlformats.org/drawingml/2006/main">
+                  <a:graphicData uri="http://schemas.openxmlformats.org/drawingml/2006/picture">
+                    <pic:pic xmlns:pic="http://schemas.openxmlformats.org/drawingml/2006/picture">
+                      <pic:nvPicPr>
+                        <pic:cNvPr id="1725274111" name=""/>
+                        <pic:cNvPicPr>
+                          <a:picLocks noChangeAspect="1"/>
+                        </pic:cNvPicPr>
+                        <pic:nvPr/>
+                      </pic:nvPicPr>
+                      <pic:blipFill rotWithShape="1">
+                        <a:blip r:embed="rId34"/>
+                        <a:stretch/>
+                      </pic:blipFill>
+                      <pic:spPr bwMode="auto">
+                        <a:xfrm>
+                          <a:off x="0" y="0"/>
+                          <a:ext cx="5940424" cy="4223610"/>
+                        </a:xfrm>
+                        <a:prstGeom prst="rect">
+                          <a:avLst/>
+                        </a:prstGeom>
+                      </pic:spPr>
+                    </pic:pic>
+                  </a:graphicData>
+                </a:graphic>
+              </wp:inline>
+            </w:drawing>
+          </mc:Choice>
+          <mc:Fallback>
+            <w:pict>
+              <v:shapetype id="_x0000_t75" coordsize="21600,21600" o:spt="75" o:preferrelative="t" path="m@4@5l@4@11@9@11@9@5xe" filled="f" stroked="f">
+                <v:stroke joinstyle="miter"/>
+                <v:formulas>
+                  <v:f eqn="if lineDrawn pixelLineWidth 0"/>
+                  <v:f eqn="sum @0 1 0"/>
+                  <v:f eqn="sum 0 0 @1"/>
+                  <v:f eqn="prod @2 1 2"/>
+                  <v:f eqn="prod @3 21600 pixelWidth"/>
+                  <v:f eqn="prod @3 21600 pixelHeight"/>
+                  <v:f eqn="sum @0 0 1"/>
+                  <v:f eqn="prod @6 1 2"/>
+                  <v:f eqn="prod @7 21600 pixelWidth"/>
+                  <v:f eqn="sum @8 21600 0"/>
+                  <v:f eqn="prod @7 21600 pixelHeight"/>
+                  <v:f eqn="sum @10 21600 0"/>
+                </v:formulas>
+                <v:path o:extrusionok="f" gradientshapeok="t" o:connecttype="rect"/>
+                <o:lock v:ext="edit" aspectratio="t"/>
+              </v:shapetype>
+              <v:shape id="_x0000_i24" o:spid="_x0000_s24" type="#_x0000_t75" style="width:467.75pt;height:332.57pt;mso-wrap-distance-left:0.00pt;mso-wrap-distance-top:0.00pt;mso-wrap-distance-right:0.00pt;mso-wrap-distance-bottom:0.00pt;z-index:1;" stroked="false">
+                <v:imagedata r:id="rId34" o:title=""/>
+                <o:lock v:ext="edit" rotation="t"/>
+              </v:shape>
+            </w:pict>
+          </mc:Fallback>
+        </mc:AlternateContent>
+      </w:r>
+      <w:r>
+        <w:rPr>
+          <w:highlight w:val="none"/>
+        </w:rPr>
+      </w:r>
+      <w:r>
+        <w:rPr>
+          <w:highlight w:val="none"/>
+        </w:rPr>
+      </w:r>
+    </w:p>
+    <w:p>
+      <w:pPr>
+        <w:pBdr/>
+        <w:spacing/>
+        <w:ind/>
+        <w:jc w:val="both"/>
+        <w:rPr>
+          <w:rFonts w:ascii="Times New Roman" w:hAnsi="Times New Roman" w:cs="Times New Roman"/>
+          <w:sz w:val="24"/>
+          <w:szCs w:val="24"/>
+          <w:highlight w:val="none"/>
+        </w:rPr>
+      </w:pPr>
       <w:r>
         <w:rPr>
           <w:rFonts w:ascii="Times New Roman" w:hAnsi="Times New Roman" w:cs="Times New Roman"/>
@@ -1914,9 +3521,9 @@
     <w:p>
       <w:pPr>
         <w:pBdr/>
-        <w:spacing/>
-        <w:ind/>
-        <w:jc w:val="both"/>
+        <w:shd w:val="nil" w:color="auto"/>
+        <w:spacing/>
+        <w:ind/>
         <w:rPr>
           <w:rFonts w:ascii="Times New Roman" w:hAnsi="Times New Roman" w:cs="Times New Roman"/>
           <w:sz w:val="24"/>
@@ -1926,11 +3533,10 @@
       </w:pPr>
       <w:r>
         <w:rPr>
-          <w:rFonts w:ascii="Times New Roman" w:hAnsi="Times New Roman" w:cs="Times New Roman"/>
-          <w:sz w:val="24"/>
-          <w:szCs w:val="24"/>
+          <w:rStyle w:val="839"/>
           <w:highlight w:val="none"/>
         </w:rPr>
+        <w:br w:type="page" w:clear="all"/>
       </w:r>
       <w:r>
         <w:rPr>
@@ -1951,38 +3557,81 @@
     </w:p>
     <w:p>
       <w:pPr>
-        <w:pBdr/>
-        <w:spacing/>
-        <w:ind/>
-        <w:jc w:val="both"/>
+        <w:pStyle w:val="829"/>
+        <w:pBdr/>
+        <w:spacing/>
+        <w:ind/>
         <w:rPr>
-          <w:rFonts w:ascii="Times New Roman" w:hAnsi="Times New Roman" w:cs="Times New Roman"/>
-          <w:sz w:val="24"/>
-          <w:szCs w:val="24"/>
+          <w:highlight w:val="none"/>
+          <w14:ligatures w14:val="none"/>
+        </w:rPr>
+      </w:pPr>
+      <w:r>
+        <w:t xml:space="preserve">3 Log Analysis</w:t>
+      </w:r>
+      <w:r>
+        <w:rPr>
+          <w:highlight w:val="none"/>
+          <w14:ligatures w14:val="none"/>
+        </w:rPr>
+      </w:r>
+      <w:r>
+        <w:rPr>
+          <w:highlight w:val="none"/>
+          <w14:ligatures w14:val="none"/>
+        </w:rPr>
+      </w:r>
+    </w:p>
+    <w:p>
+      <w:pPr>
+        <w:pBdr/>
+        <w:spacing/>
+        <w:ind/>
+        <w:rPr>
           <w:highlight w:val="none"/>
         </w:rPr>
       </w:pPr>
       <w:r>
+        <w:t xml:space="preserve">You are auditing a university computer lab after a student reported that sudo was behaving unexpectedly.</w:t>
+      </w:r>
+      <w:r>
         <w:rPr>
-          <w:rFonts w:ascii="Times New Roman" w:hAnsi="Times New Roman" w:cs="Times New Roman"/>
-          <w:sz w:val="24"/>
-          <w:szCs w:val="24"/>
           <w:highlight w:val="none"/>
         </w:rPr>
       </w:r>
       <w:r>
         <w:rPr>
-          <w:rFonts w:ascii="Times New Roman" w:hAnsi="Times New Roman" w:cs="Times New Roman"/>
-          <w:sz w:val="24"/>
-          <w:szCs w:val="24"/>
+          <w:highlight w:val="none"/>
+        </w:rPr>
+      </w:r>
+    </w:p>
+    <w:p>
+      <w:pPr>
+        <w:pBdr/>
+        <w:spacing/>
+        <w:ind/>
+        <w:rPr>
+          <w:highlight w:val="none"/>
+        </w:rPr>
+      </w:pPr>
+      <w:r>
+        <w:rPr>
           <w:highlight w:val="none"/>
         </w:rPr>
       </w:r>
       <w:r>
         <w:rPr>
-          <w:rFonts w:ascii="Times New Roman" w:hAnsi="Times New Roman" w:cs="Times New Roman"/>
-          <w:sz w:val="24"/>
-          <w:szCs w:val="24"/>
+          <w:highlight w:val="none"/>
+        </w:rPr>
+        <w:t xml:space="preserve">1. Failed attempt fingerprint. The first segfault (PID 9210) shows ip 41414141. Explain what this reveals about the attacker’s methodology. Why is this crash actually a useful step for the attacker, even though it failed?</w:t>
+      </w:r>
+      <w:r>
+        <w:rPr>
+          <w:highlight w:val="none"/>
+        </w:rPr>
+      </w:r>
+      <w:r>
+        <w:rPr>
           <w:highlight w:val="none"/>
         </w:rPr>
       </w:r>
@@ -1992,35 +3641,134 @@
         <w:pBdr/>
         <w:spacing/>
         <w:ind/>
-        <w:jc w:val="both"/>
         <w:rPr>
-          <w:rFonts w:ascii="Times New Roman" w:hAnsi="Times New Roman" w:cs="Times New Roman"/>
-          <w:sz w:val="24"/>
-          <w:szCs w:val="24"/>
           <w:highlight w:val="none"/>
         </w:rPr>
       </w:pPr>
       <w:r>
         <w:rPr>
-          <w:rFonts w:ascii="Times New Roman" w:hAnsi="Times New Roman" w:cs="Times New Roman"/>
-          <w:sz w:val="24"/>
-          <w:szCs w:val="24"/>
+          <w:highlight w:val="none"/>
+        </w:rPr>
+      </w:r>
+      <w:r>
+        <mc:AlternateContent>
+          <mc:Choice Requires="wpg">
+            <w:drawing>
+              <wp:inline xmlns:wp="http://schemas.openxmlformats.org/drawingml/2006/wordprocessingDrawing" distT="0" distB="0" distL="0" distR="0">
+                <wp:extent cx="5940425" cy="2482506"/>
+                <wp:effectExtent l="0" t="0" r="0" b="0"/>
+                <wp:docPr id="26" name=""/>
+                <wp:cNvGraphicFramePr>
+                  <a:graphicFrameLocks xmlns:a="http://schemas.openxmlformats.org/drawingml/2006/main" noChangeAspect="1"/>
+                </wp:cNvGraphicFramePr>
+                <a:graphic xmlns:a="http://schemas.openxmlformats.org/drawingml/2006/main">
+                  <a:graphicData uri="http://schemas.openxmlformats.org/drawingml/2006/picture">
+                    <pic:pic xmlns:pic="http://schemas.openxmlformats.org/drawingml/2006/picture">
+                      <pic:nvPicPr>
+                        <pic:cNvPr id="1025584879" name=""/>
+                        <pic:cNvPicPr>
+                          <a:picLocks noChangeAspect="1"/>
+                        </pic:cNvPicPr>
+                        <pic:nvPr/>
+                      </pic:nvPicPr>
+                      <pic:blipFill rotWithShape="1">
+                        <a:blip r:embed="rId35"/>
+                        <a:stretch/>
+                      </pic:blipFill>
+                      <pic:spPr bwMode="auto">
+                        <a:xfrm>
+                          <a:off x="0" y="0"/>
+                          <a:ext cx="5940424" cy="2482506"/>
+                        </a:xfrm>
+                        <a:prstGeom prst="rect">
+                          <a:avLst/>
+                        </a:prstGeom>
+                      </pic:spPr>
+                    </pic:pic>
+                  </a:graphicData>
+                </a:graphic>
+              </wp:inline>
+            </w:drawing>
+          </mc:Choice>
+          <mc:Fallback>
+            <w:pict>
+              <v:shapetype id="_x0000_t75" coordsize="21600,21600" o:spt="75" o:preferrelative="t" path="m@4@5l@4@11@9@11@9@5xe" filled="f" stroked="f">
+                <v:stroke joinstyle="miter"/>
+                <v:formulas>
+                  <v:f eqn="if lineDrawn pixelLineWidth 0"/>
+                  <v:f eqn="sum @0 1 0"/>
+                  <v:f eqn="sum 0 0 @1"/>
+                  <v:f eqn="prod @2 1 2"/>
+                  <v:f eqn="prod @3 21600 pixelWidth"/>
+                  <v:f eqn="prod @3 21600 pixelHeight"/>
+                  <v:f eqn="sum @0 0 1"/>
+                  <v:f eqn="prod @6 1 2"/>
+                  <v:f eqn="prod @7 21600 pixelWidth"/>
+                  <v:f eqn="sum @8 21600 0"/>
+                  <v:f eqn="prod @7 21600 pixelHeight"/>
+                  <v:f eqn="sum @10 21600 0"/>
+                </v:formulas>
+                <v:path o:extrusionok="f" gradientshapeok="t" o:connecttype="rect"/>
+                <o:lock v:ext="edit" aspectratio="t"/>
+              </v:shapetype>
+              <v:shape id="_x0000_i25" o:spid="_x0000_s25" type="#_x0000_t75" style="width:467.75pt;height:195.47pt;mso-wrap-distance-left:0.00pt;mso-wrap-distance-top:0.00pt;mso-wrap-distance-right:0.00pt;mso-wrap-distance-bottom:0.00pt;z-index:1;" stroked="false">
+                <v:imagedata r:id="rId35" o:title=""/>
+                <o:lock v:ext="edit" rotation="t"/>
+              </v:shape>
+            </w:pict>
+          </mc:Fallback>
+        </mc:AlternateContent>
+      </w:r>
+      <w:r>
+        <w:rPr>
           <w:highlight w:val="none"/>
         </w:rPr>
       </w:r>
       <w:r>
         <w:rPr>
-          <w:rFonts w:ascii="Times New Roman" w:hAnsi="Times New Roman" w:cs="Times New Roman"/>
-          <w:sz w:val="24"/>
-          <w:szCs w:val="24"/>
+          <w:highlight w:val="none"/>
+        </w:rPr>
+      </w:r>
+    </w:p>
+    <w:p>
+      <w:pPr>
+        <w:pBdr/>
+        <w:spacing/>
+        <w:ind/>
+        <w:rPr>
+          <w:highlight w:val="none"/>
+        </w:rPr>
+      </w:pPr>
+      <w:r>
+        <w:rPr>
           <w:highlight w:val="none"/>
         </w:rPr>
       </w:r>
       <w:r>
         <w:rPr>
-          <w:rFonts w:ascii="Times New Roman" w:hAnsi="Times New Roman" w:cs="Times New Roman"/>
-          <w:sz w:val="24"/>
-          <w:szCs w:val="24"/>
+          <w:highlight w:val="none"/>
+        </w:rPr>
+        <w:t xml:space="preserve">2</w:t>
+      </w:r>
+      <w:r>
+        <w:rPr>
+          <w:highlight w:val="none"/>
+        </w:rPr>
+        <w:t xml:space="preserve">. Intent analysis. Review the bash history. The attacker compiled with -fno-stack-protector -z execstack and gave the output binary a dot-prefix name. Explain what each of these three choices reveals about the attacker’s knowledge and intent. What does the</w:t>
+      </w:r>
+      <w:r>
+        <w:rPr>
+          <w:highlight w:val="none"/>
+        </w:rPr>
+        <w:t xml:space="preserve"> history -c at the end attend to do?</w:t>
+      </w:r>
+      <w:r>
+        <w:rPr>
+          <w:highlight w:val="none"/>
+        </w:rPr>
+      </w:r>
+      <w:r>
+        <w:rPr>
           <w:highlight w:val="none"/>
         </w:rPr>
       </w:r>
@@ -2030,11 +3778,1027 @@
         <w:pBdr/>
         <w:spacing/>
         <w:ind/>
-        <w:jc w:val="both"/>
         <w:rPr>
-          <w:rFonts w:ascii="Times New Roman" w:hAnsi="Times New Roman" w:cs="Times New Roman"/>
-          <w:sz w:val="24"/>
-          <w:szCs w:val="24"/>
+          <w:highlight w:val="none"/>
+        </w:rPr>
+      </w:pPr>
+      <w:r>
+        <w:rPr>
+          <w:highlight w:val="none"/>
+        </w:rPr>
+      </w:r>
+      <w:r>
+        <mc:AlternateContent>
+          <mc:Choice Requires="wpg">
+            <w:drawing>
+              <wp:inline xmlns:wp="http://schemas.openxmlformats.org/drawingml/2006/wordprocessingDrawing" distT="0" distB="0" distL="0" distR="0">
+                <wp:extent cx="5940425" cy="2488717"/>
+                <wp:effectExtent l="0" t="0" r="0" b="0"/>
+                <wp:docPr id="27" name=""/>
+                <wp:cNvGraphicFramePr>
+                  <a:graphicFrameLocks xmlns:a="http://schemas.openxmlformats.org/drawingml/2006/main" noChangeAspect="1"/>
+                </wp:cNvGraphicFramePr>
+                <a:graphic xmlns:a="http://schemas.openxmlformats.org/drawingml/2006/main">
+                  <a:graphicData uri="http://schemas.openxmlformats.org/drawingml/2006/picture">
+                    <pic:pic xmlns:pic="http://schemas.openxmlformats.org/drawingml/2006/picture">
+                      <pic:nvPicPr>
+                        <pic:cNvPr id="825599936" name=""/>
+                        <pic:cNvPicPr>
+                          <a:picLocks noChangeAspect="1"/>
+                        </pic:cNvPicPr>
+                        <pic:nvPr/>
+                      </pic:nvPicPr>
+                      <pic:blipFill rotWithShape="1">
+                        <a:blip r:embed="rId36"/>
+                        <a:stretch/>
+                      </pic:blipFill>
+                      <pic:spPr bwMode="auto">
+                        <a:xfrm>
+                          <a:off x="0" y="0"/>
+                          <a:ext cx="5940424" cy="2488716"/>
+                        </a:xfrm>
+                        <a:prstGeom prst="rect">
+                          <a:avLst/>
+                        </a:prstGeom>
+                      </pic:spPr>
+                    </pic:pic>
+                  </a:graphicData>
+                </a:graphic>
+              </wp:inline>
+            </w:drawing>
+          </mc:Choice>
+          <mc:Fallback>
+            <w:pict>
+              <v:shapetype id="_x0000_t75" coordsize="21600,21600" o:spt="75" o:preferrelative="t" path="m@4@5l@4@11@9@11@9@5xe" filled="f" stroked="f">
+                <v:stroke joinstyle="miter"/>
+                <v:formulas>
+                  <v:f eqn="if lineDrawn pixelLineWidth 0"/>
+                  <v:f eqn="sum @0 1 0"/>
+                  <v:f eqn="sum 0 0 @1"/>
+                  <v:f eqn="prod @2 1 2"/>
+                  <v:f eqn="prod @3 21600 pixelWidth"/>
+                  <v:f eqn="prod @3 21600 pixelHeight"/>
+                  <v:f eqn="sum @0 0 1"/>
+                  <v:f eqn="prod @6 1 2"/>
+                  <v:f eqn="prod @7 21600 pixelWidth"/>
+                  <v:f eqn="sum @8 21600 0"/>
+                  <v:f eqn="prod @7 21600 pixelHeight"/>
+                  <v:f eqn="sum @10 21600 0"/>
+                </v:formulas>
+                <v:path o:extrusionok="f" gradientshapeok="t" o:connecttype="rect"/>
+                <o:lock v:ext="edit" aspectratio="t"/>
+              </v:shapetype>
+              <v:shape id="_x0000_i26" o:spid="_x0000_s26" type="#_x0000_t75" style="width:467.75pt;height:195.96pt;mso-wrap-distance-left:0.00pt;mso-wrap-distance-top:0.00pt;mso-wrap-distance-right:0.00pt;mso-wrap-distance-bottom:0.00pt;z-index:1;" stroked="false">
+                <v:imagedata r:id="rId36" o:title=""/>
+                <o:lock v:ext="edit" rotation="t"/>
+              </v:shape>
+            </w:pict>
+          </mc:Fallback>
+        </mc:AlternateContent>
+      </w:r>
+      <w:r>
+        <w:rPr>
+          <w:highlight w:val="none"/>
+        </w:rPr>
+      </w:r>
+      <w:r>
+        <w:rPr>
+          <w:highlight w:val="none"/>
+        </w:rPr>
+      </w:r>
+    </w:p>
+    <w:p>
+      <w:pPr>
+        <w:pBdr/>
+        <w:spacing/>
+        <w:ind/>
+        <w:rPr>
+          <w:highlight w:val="none"/>
+        </w:rPr>
+      </w:pPr>
+      <w:r>
+        <w:rPr>
+          <w:highlight w:val="none"/>
+        </w:rPr>
+      </w:r>
+      <w:r>
+        <w:rPr>
+          <w:highlight w:val="none"/>
+        </w:rPr>
+        <w:t xml:space="preserve">3</w:t>
+      </w:r>
+      <w:r>
+        <w:rPr>
+          <w:highlight w:val="none"/>
+        </w:rPr>
+        <w:t xml:space="preserve">. Memory layout sketch. From the bash history you can see the payload structure: 200 bytes of NOP sled, ~23 bytes of shellcode, 4 bytes of return address. Sketch the memory layout of the overflowed buffer on paper. Label: original buffer space, saved EBP, </w:t>
+      </w:r>
+      <w:r>
+        <w:rPr>
+          <w:highlight w:val="none"/>
+        </w:rPr>
+        <w:t xml:space="preserve">saved EIP (overwritten with return address), NOP sled region, shellcode start. Where in memory does the return address need to point and why does the NOP sled make this easier?</w:t>
+      </w:r>
+      <w:r>
+        <w:rPr>
+          <w:highlight w:val="none"/>
+        </w:rPr>
+      </w:r>
+      <w:r>
+        <w:rPr>
+          <w:highlight w:val="none"/>
+        </w:rPr>
+      </w:r>
+    </w:p>
+    <w:p>
+      <w:pPr>
+        <w:pBdr/>
+        <w:spacing/>
+        <w:ind/>
+        <w:rPr>
+          <w:highlight w:val="none"/>
+        </w:rPr>
+      </w:pPr>
+      <w:r>
+        <w:rPr>
+          <w:highlight w:val="none"/>
+        </w:rPr>
+      </w:r>
+      <w:r>
+        <mc:AlternateContent>
+          <mc:Choice Requires="wpg">
+            <w:drawing>
+              <wp:inline xmlns:wp="http://schemas.openxmlformats.org/drawingml/2006/wordprocessingDrawing" distT="0" distB="0" distL="0" distR="0">
+                <wp:extent cx="5940425" cy="915436"/>
+                <wp:effectExtent l="0" t="0" r="0" b="0"/>
+                <wp:docPr id="28" name=""/>
+                <wp:cNvGraphicFramePr>
+                  <a:graphicFrameLocks xmlns:a="http://schemas.openxmlformats.org/drawingml/2006/main" noChangeAspect="1"/>
+                </wp:cNvGraphicFramePr>
+                <a:graphic xmlns:a="http://schemas.openxmlformats.org/drawingml/2006/main">
+                  <a:graphicData uri="http://schemas.openxmlformats.org/drawingml/2006/picture">
+                    <pic:pic xmlns:pic="http://schemas.openxmlformats.org/drawingml/2006/picture">
+                      <pic:nvPicPr>
+                        <pic:cNvPr id="908477534" name=""/>
+                        <pic:cNvPicPr>
+                          <a:picLocks noChangeAspect="1"/>
+                        </pic:cNvPicPr>
+                        <pic:nvPr/>
+                      </pic:nvPicPr>
+                      <pic:blipFill rotWithShape="1">
+                        <a:blip r:embed="rId37"/>
+                        <a:stretch/>
+                      </pic:blipFill>
+                      <pic:spPr bwMode="auto">
+                        <a:xfrm>
+                          <a:off x="0" y="0"/>
+                          <a:ext cx="5940424" cy="915435"/>
+                        </a:xfrm>
+                        <a:prstGeom prst="rect">
+                          <a:avLst/>
+                        </a:prstGeom>
+                      </pic:spPr>
+                    </pic:pic>
+                  </a:graphicData>
+                </a:graphic>
+              </wp:inline>
+            </w:drawing>
+          </mc:Choice>
+          <mc:Fallback>
+            <w:pict>
+              <v:shapetype id="_x0000_t75" coordsize="21600,21600" o:spt="75" o:preferrelative="t" path="m@4@5l@4@11@9@11@9@5xe" filled="f" stroked="f">
+                <v:stroke joinstyle="miter"/>
+                <v:formulas>
+                  <v:f eqn="if lineDrawn pixelLineWidth 0"/>
+                  <v:f eqn="sum @0 1 0"/>
+                  <v:f eqn="sum 0 0 @1"/>
+                  <v:f eqn="prod @2 1 2"/>
+                  <v:f eqn="prod @3 21600 pixelWidth"/>
+                  <v:f eqn="prod @3 21600 pixelHeight"/>
+                  <v:f eqn="sum @0 0 1"/>
+                  <v:f eqn="prod @6 1 2"/>
+                  <v:f eqn="prod @7 21600 pixelWidth"/>
+                  <v:f eqn="sum @8 21600 0"/>
+                  <v:f eqn="prod @7 21600 pixelHeight"/>
+                  <v:f eqn="sum @10 21600 0"/>
+                </v:formulas>
+                <v:path o:extrusionok="f" gradientshapeok="t" o:connecttype="rect"/>
+                <o:lock v:ext="edit" aspectratio="t"/>
+              </v:shapetype>
+              <v:shape id="_x0000_i27" o:spid="_x0000_s27" type="#_x0000_t75" style="width:467.75pt;height:72.08pt;mso-wrap-distance-left:0.00pt;mso-wrap-distance-top:0.00pt;mso-wrap-distance-right:0.00pt;mso-wrap-distance-bottom:0.00pt;z-index:1;" stroked="false">
+                <v:imagedata r:id="rId37" o:title=""/>
+                <o:lock v:ext="edit" rotation="t"/>
+              </v:shape>
+            </w:pict>
+          </mc:Fallback>
+        </mc:AlternateContent>
+      </w:r>
+      <w:r>
+        <w:rPr>
+          <w:highlight w:val="none"/>
+        </w:rPr>
+        <w:br/>
+      </w:r>
+      <w:r>
+        <mc:AlternateContent>
+          <mc:Choice Requires="wpg">
+            <w:drawing>
+              <wp:inline xmlns:wp="http://schemas.openxmlformats.org/drawingml/2006/wordprocessingDrawing" distT="0" distB="0" distL="0" distR="0">
+                <wp:extent cx="5940425" cy="2445125"/>
+                <wp:effectExtent l="0" t="0" r="0" b="0"/>
+                <wp:docPr id="29" name=""/>
+                <wp:cNvGraphicFramePr>
+                  <a:graphicFrameLocks xmlns:a="http://schemas.openxmlformats.org/drawingml/2006/main" noChangeAspect="1"/>
+                </wp:cNvGraphicFramePr>
+                <a:graphic xmlns:a="http://schemas.openxmlformats.org/drawingml/2006/main">
+                  <a:graphicData uri="http://schemas.openxmlformats.org/drawingml/2006/picture">
+                    <pic:pic xmlns:pic="http://schemas.openxmlformats.org/drawingml/2006/picture">
+                      <pic:nvPicPr>
+                        <pic:cNvPr id="137666942" name=""/>
+                        <pic:cNvPicPr>
+                          <a:picLocks noChangeAspect="1"/>
+                        </pic:cNvPicPr>
+                        <pic:nvPr/>
+                      </pic:nvPicPr>
+                      <pic:blipFill rotWithShape="1">
+                        <a:blip r:embed="rId38"/>
+                        <a:stretch/>
+                      </pic:blipFill>
+                      <pic:spPr bwMode="auto">
+                        <a:xfrm>
+                          <a:off x="0" y="0"/>
+                          <a:ext cx="5940424" cy="2445124"/>
+                        </a:xfrm>
+                        <a:prstGeom prst="rect">
+                          <a:avLst/>
+                        </a:prstGeom>
+                      </pic:spPr>
+                    </pic:pic>
+                  </a:graphicData>
+                </a:graphic>
+              </wp:inline>
+            </w:drawing>
+          </mc:Choice>
+          <mc:Fallback>
+            <w:pict>
+              <v:shapetype id="_x0000_t75" coordsize="21600,21600" o:spt="75" o:preferrelative="t" path="m@4@5l@4@11@9@11@9@5xe" filled="f" stroked="f">
+                <v:stroke joinstyle="miter"/>
+                <v:formulas>
+                  <v:f eqn="if lineDrawn pixelLineWidth 0"/>
+                  <v:f eqn="sum @0 1 0"/>
+                  <v:f eqn="sum 0 0 @1"/>
+                  <v:f eqn="prod @2 1 2"/>
+                  <v:f eqn="prod @3 21600 pixelWidth"/>
+                  <v:f eqn="prod @3 21600 pixelHeight"/>
+                  <v:f eqn="sum @0 0 1"/>
+                  <v:f eqn="prod @6 1 2"/>
+                  <v:f eqn="prod @7 21600 pixelWidth"/>
+                  <v:f eqn="sum @8 21600 0"/>
+                  <v:f eqn="prod @7 21600 pixelHeight"/>
+                  <v:f eqn="sum @10 21600 0"/>
+                </v:formulas>
+                <v:path o:extrusionok="f" gradientshapeok="t" o:connecttype="rect"/>
+                <o:lock v:ext="edit" aspectratio="t"/>
+              </v:shapetype>
+              <v:shape id="_x0000_i28" o:spid="_x0000_s28" type="#_x0000_t75" style="width:467.75pt;height:192.53pt;mso-wrap-distance-left:0.00pt;mso-wrap-distance-top:0.00pt;mso-wrap-distance-right:0.00pt;mso-wrap-distance-bottom:0.00pt;z-index:1;" stroked="false">
+                <v:imagedata r:id="rId38" o:title=""/>
+                <o:lock v:ext="edit" rotation="t"/>
+              </v:shape>
+            </w:pict>
+          </mc:Fallback>
+        </mc:AlternateContent>
+      </w:r>
+      <w:r>
+        <w:rPr>
+          <w:highlight w:val="none"/>
+        </w:rPr>
+        <w:br/>
+      </w:r>
+      <w:r>
+        <mc:AlternateContent>
+          <mc:Choice Requires="wpg">
+            <w:drawing>
+              <wp:inline xmlns:wp="http://schemas.openxmlformats.org/drawingml/2006/wordprocessingDrawing" distT="0" distB="0" distL="0" distR="0">
+                <wp:extent cx="5940425" cy="1176989"/>
+                <wp:effectExtent l="0" t="0" r="0" b="0"/>
+                <wp:docPr id="30" name=""/>
+                <wp:cNvGraphicFramePr>
+                  <a:graphicFrameLocks xmlns:a="http://schemas.openxmlformats.org/drawingml/2006/main" noChangeAspect="1"/>
+                </wp:cNvGraphicFramePr>
+                <a:graphic xmlns:a="http://schemas.openxmlformats.org/drawingml/2006/main">
+                  <a:graphicData uri="http://schemas.openxmlformats.org/drawingml/2006/picture">
+                    <pic:pic xmlns:pic="http://schemas.openxmlformats.org/drawingml/2006/picture">
+                      <pic:nvPicPr>
+                        <pic:cNvPr id="1224114108" name=""/>
+                        <pic:cNvPicPr>
+                          <a:picLocks noChangeAspect="1"/>
+                        </pic:cNvPicPr>
+                        <pic:nvPr/>
+                      </pic:nvPicPr>
+                      <pic:blipFill rotWithShape="1">
+                        <a:blip r:embed="rId39"/>
+                        <a:stretch/>
+                      </pic:blipFill>
+                      <pic:spPr bwMode="auto">
+                        <a:xfrm>
+                          <a:off x="0" y="0"/>
+                          <a:ext cx="5940424" cy="1176988"/>
+                        </a:xfrm>
+                        <a:prstGeom prst="rect">
+                          <a:avLst/>
+                        </a:prstGeom>
+                      </pic:spPr>
+                    </pic:pic>
+                  </a:graphicData>
+                </a:graphic>
+              </wp:inline>
+            </w:drawing>
+          </mc:Choice>
+          <mc:Fallback>
+            <w:pict>
+              <v:shapetype id="_x0000_t75" coordsize="21600,21600" o:spt="75" o:preferrelative="t" path="m@4@5l@4@11@9@11@9@5xe" filled="f" stroked="f">
+                <v:stroke joinstyle="miter"/>
+                <v:formulas>
+                  <v:f eqn="if lineDrawn pixelLineWidth 0"/>
+                  <v:f eqn="sum @0 1 0"/>
+                  <v:f eqn="sum 0 0 @1"/>
+                  <v:f eqn="prod @2 1 2"/>
+                  <v:f eqn="prod @3 21600 pixelWidth"/>
+                  <v:f eqn="prod @3 21600 pixelHeight"/>
+                  <v:f eqn="sum @0 0 1"/>
+                  <v:f eqn="prod @6 1 2"/>
+                  <v:f eqn="prod @7 21600 pixelWidth"/>
+                  <v:f eqn="sum @8 21600 0"/>
+                  <v:f eqn="prod @7 21600 pixelHeight"/>
+                  <v:f eqn="sum @10 21600 0"/>
+                </v:formulas>
+                <v:path o:extrusionok="f" gradientshapeok="t" o:connecttype="rect"/>
+                <o:lock v:ext="edit" aspectratio="t"/>
+              </v:shapetype>
+              <v:shape id="_x0000_i29" o:spid="_x0000_s29" type="#_x0000_t75" style="width:467.75pt;height:92.68pt;mso-wrap-distance-left:0.00pt;mso-wrap-distance-top:0.00pt;mso-wrap-distance-right:0.00pt;mso-wrap-distance-bottom:0.00pt;z-index:1;" stroked="false">
+                <v:imagedata r:id="rId39" o:title=""/>
+                <o:lock v:ext="edit" rotation="t"/>
+              </v:shape>
+            </w:pict>
+          </mc:Fallback>
+        </mc:AlternateContent>
+      </w:r>
+      <w:r>
+        <w:rPr>
+          <w:highlight w:val="none"/>
+        </w:rPr>
+      </w:r>
+      <w:r>
+        <w:rPr>
+          <w:highlight w:val="none"/>
+        </w:rPr>
+      </w:r>
+    </w:p>
+    <w:p>
+      <w:pPr>
+        <w:pBdr/>
+        <w:spacing/>
+        <w:ind/>
+        <w:rPr>
+          <w:highlight w:val="none"/>
+        </w:rPr>
+      </w:pPr>
+      <w:r>
+        <w:rPr>
+          <w:highlight w:val="none"/>
+        </w:rPr>
+      </w:r>
+      <w:r>
+        <w:rPr>
+          <w:highlight w:val="none"/>
+        </w:rPr>
+        <w:t xml:space="preserve">4. Explain the full timeline of the attack.</w:t>
+      </w:r>
+      <w:r>
+        <w:rPr>
+          <w:highlight w:val="none"/>
+        </w:rPr>
+      </w:r>
+      <w:r>
+        <w:rPr>
+          <w:highlight w:val="none"/>
+        </w:rPr>
+      </w:r>
+    </w:p>
+    <w:p>
+      <w:pPr>
+        <w:pBdr/>
+        <w:spacing/>
+        <w:ind/>
+        <w:rPr>
+          <w:highlight w:val="none"/>
+        </w:rPr>
+      </w:pPr>
+      <w:r>
+        <w:rPr>
+          <w:highlight w:val="none"/>
+        </w:rPr>
+      </w:r>
+      <w:r>
+        <mc:AlternateContent>
+          <mc:Choice Requires="wpg">
+            <w:drawing>
+              <wp:inline xmlns:wp="http://schemas.openxmlformats.org/drawingml/2006/wordprocessingDrawing" distT="0" distB="0" distL="0" distR="0">
+                <wp:extent cx="5940425" cy="2959332"/>
+                <wp:effectExtent l="0" t="0" r="0" b="0"/>
+                <wp:docPr id="31" name=""/>
+                <wp:cNvGraphicFramePr>
+                  <a:graphicFrameLocks xmlns:a="http://schemas.openxmlformats.org/drawingml/2006/main" noChangeAspect="1"/>
+                </wp:cNvGraphicFramePr>
+                <a:graphic xmlns:a="http://schemas.openxmlformats.org/drawingml/2006/main">
+                  <a:graphicData uri="http://schemas.openxmlformats.org/drawingml/2006/picture">
+                    <pic:pic xmlns:pic="http://schemas.openxmlformats.org/drawingml/2006/picture">
+                      <pic:nvPicPr>
+                        <pic:cNvPr id="559639297" name=""/>
+                        <pic:cNvPicPr>
+                          <a:picLocks noChangeAspect="1"/>
+                        </pic:cNvPicPr>
+                        <pic:nvPr/>
+                      </pic:nvPicPr>
+                      <pic:blipFill rotWithShape="1">
+                        <a:blip r:embed="rId40"/>
+                        <a:stretch/>
+                      </pic:blipFill>
+                      <pic:spPr bwMode="auto">
+                        <a:xfrm>
+                          <a:off x="0" y="0"/>
+                          <a:ext cx="5940424" cy="2959332"/>
+                        </a:xfrm>
+                        <a:prstGeom prst="rect">
+                          <a:avLst/>
+                        </a:prstGeom>
+                      </pic:spPr>
+                    </pic:pic>
+                  </a:graphicData>
+                </a:graphic>
+              </wp:inline>
+            </w:drawing>
+          </mc:Choice>
+          <mc:Fallback>
+            <w:pict>
+              <v:shapetype id="_x0000_t75" coordsize="21600,21600" o:spt="75" o:preferrelative="t" path="m@4@5l@4@11@9@11@9@5xe" filled="f" stroked="f">
+                <v:stroke joinstyle="miter"/>
+                <v:formulas>
+                  <v:f eqn="if lineDrawn pixelLineWidth 0"/>
+                  <v:f eqn="sum @0 1 0"/>
+                  <v:f eqn="sum 0 0 @1"/>
+                  <v:f eqn="prod @2 1 2"/>
+                  <v:f eqn="prod @3 21600 pixelWidth"/>
+                  <v:f eqn="prod @3 21600 pixelHeight"/>
+                  <v:f eqn="sum @0 0 1"/>
+                  <v:f eqn="prod @6 1 2"/>
+                  <v:f eqn="prod @7 21600 pixelWidth"/>
+                  <v:f eqn="sum @8 21600 0"/>
+                  <v:f eqn="prod @7 21600 pixelHeight"/>
+                  <v:f eqn="sum @10 21600 0"/>
+                </v:formulas>
+                <v:path o:extrusionok="f" gradientshapeok="t" o:connecttype="rect"/>
+                <o:lock v:ext="edit" aspectratio="t"/>
+              </v:shapetype>
+              <v:shape id="_x0000_i30" o:spid="_x0000_s30" type="#_x0000_t75" style="width:467.75pt;height:233.02pt;mso-wrap-distance-left:0.00pt;mso-wrap-distance-top:0.00pt;mso-wrap-distance-right:0.00pt;mso-wrap-distance-bottom:0.00pt;z-index:1;" stroked="false">
+                <v:imagedata r:id="rId40" o:title=""/>
+                <o:lock v:ext="edit" rotation="t"/>
+              </v:shape>
+            </w:pict>
+          </mc:Fallback>
+        </mc:AlternateContent>
+      </w:r>
+      <w:r>
+        <w:rPr>
+          <w:highlight w:val="none"/>
+        </w:rPr>
+      </w:r>
+    </w:p>
+    <w:p>
+      <w:pPr>
+        <w:pBdr/>
+        <w:spacing/>
+        <w:ind/>
+        <w:rPr/>
+      </w:pPr>
+      <w:r/>
+      <w:r/>
+    </w:p>
+    <w:p>
+      <w:pPr>
+        <w:pStyle w:val="829"/>
+        <w:pBdr/>
+        <w:spacing/>
+        <w:ind/>
+        <w:rPr>
+          <w:highlight w:val="none"/>
+        </w:rPr>
+      </w:pPr>
+      <w:r>
+        <w:rPr>
+          <w:highlight w:val="none"/>
+        </w:rPr>
+      </w:r>
+      <w:r>
+        <w:rPr>
+          <w:highlight w:val="none"/>
+        </w:rPr>
+        <w:t xml:space="preserve">4 Revisit Shellcode Injection</w:t>
+      </w:r>
+      <w:r>
+        <w:rPr>
+          <w:highlight w:val="none"/>
+        </w:rPr>
+      </w:r>
+      <w:r>
+        <w:rPr>
+          <w:highlight w:val="none"/>
+        </w:rPr>
+      </w:r>
+    </w:p>
+    <w:p>
+      <w:pPr>
+        <w:pBdr/>
+        <w:spacing/>
+        <w:ind/>
+        <w:rPr>
+          <w:highlight w:val="none"/>
+        </w:rPr>
+      </w:pPr>
+      <w:r>
+        <w:rPr>
+          <w:highlight w:val="none"/>
+        </w:rPr>
+        <w:t xml:space="preserve">This is a walk through of exercises 6 and 7 of TP7.</w:t>
+      </w:r>
+      <w:r>
+        <w:rPr>
+          <w:highlight w:val="none"/>
+        </w:rPr>
+      </w:r>
+      <w:r>
+        <w:rPr>
+          <w:highlight w:val="none"/>
+        </w:rPr>
+      </w:r>
+    </w:p>
+    <w:p>
+      <w:pPr>
+        <w:pBdr/>
+        <w:shd w:val="nil" w:color="auto"/>
+        <w:spacing/>
+        <w:ind/>
+        <w:rPr>
+          <w:highlight w:val="none"/>
+        </w:rPr>
+      </w:pPr>
+      <w:r>
+        <w:rPr>
+          <w:highlight w:val="none"/>
+        </w:rPr>
+        <w:br w:type="page" w:clear="all"/>
+      </w:r>
+      <w:r>
+        <w:rPr>
+          <w:highlight w:val="none"/>
+        </w:rPr>
+      </w:r>
+      <w:r>
+        <w:rPr>
+          <w:highlight w:val="none"/>
+        </w:rPr>
+      </w:r>
+    </w:p>
+    <w:p>
+      <w:pPr>
+        <w:pStyle w:val="829"/>
+        <w:pBdr/>
+        <w:spacing/>
+        <w:ind/>
+        <w:rPr>
+          <w:highlight w:val="none"/>
+        </w:rPr>
+      </w:pPr>
+      <w:r>
+        <w:rPr>
+          <w:highlight w:val="none"/>
+        </w:rPr>
+      </w:r>
+      <w:r>
+        <w:rPr>
+          <w:highlight w:val="none"/>
+        </w:rPr>
+        <w:t xml:space="preserve">5 Write Your Own Shellcode</w:t>
+      </w:r>
+      <w:r>
+        <w:rPr>
+          <w:highlight w:val="none"/>
+        </w:rPr>
+      </w:r>
+      <w:r>
+        <w:rPr>
+          <w:highlight w:val="none"/>
+        </w:rPr>
+      </w:r>
+    </w:p>
+    <w:p>
+      <w:pPr>
+        <w:pBdr/>
+        <w:spacing/>
+        <w:ind/>
+        <w:rPr>
+          <w:highlight w:val="none"/>
+        </w:rPr>
+      </w:pPr>
+      <w:r>
+        <w:rPr>
+          <w:highlight w:val="none"/>
+        </w:rPr>
+      </w:r>
+      <w:r>
+        <mc:AlternateContent>
+          <mc:Choice Requires="wpg">
+            <w:drawing>
+              <wp:inline xmlns:wp="http://schemas.openxmlformats.org/drawingml/2006/wordprocessingDrawing" distT="0" distB="0" distL="0" distR="0">
+                <wp:extent cx="5720715" cy="2169361"/>
+                <wp:effectExtent l="0" t="0" r="0" b="0"/>
+                <wp:docPr id="32" name=""/>
+                <wp:cNvGraphicFramePr>
+                  <a:graphicFrameLocks xmlns:a="http://schemas.openxmlformats.org/drawingml/2006/main" noChangeAspect="1"/>
+                </wp:cNvGraphicFramePr>
+                <a:graphic xmlns:a="http://schemas.openxmlformats.org/drawingml/2006/main">
+                  <a:graphicData uri="http://schemas.openxmlformats.org/drawingml/2006/picture">
+                    <pic:pic xmlns:pic="http://schemas.openxmlformats.org/drawingml/2006/picture">
+                      <pic:nvPicPr>
+                        <pic:cNvPr id="744304293" name=""/>
+                        <pic:cNvPicPr>
+                          <a:picLocks noChangeAspect="1"/>
+                        </pic:cNvPicPr>
+                        <pic:nvPr/>
+                      </pic:nvPicPr>
+                      <pic:blipFill rotWithShape="1">
+                        <a:blip r:embed="rId41"/>
+                        <a:stretch/>
+                      </pic:blipFill>
+                      <pic:spPr bwMode="auto">
+                        <a:xfrm flipH="0" flipV="0">
+                          <a:off x="0" y="0"/>
+                          <a:ext cx="5720715" cy="2169360"/>
+                        </a:xfrm>
+                        <a:prstGeom prst="rect">
+                          <a:avLst/>
+                        </a:prstGeom>
+                      </pic:spPr>
+                    </pic:pic>
+                  </a:graphicData>
+                </a:graphic>
+              </wp:inline>
+            </w:drawing>
+          </mc:Choice>
+          <mc:Fallback>
+            <w:pict>
+              <v:shapetype id="_x0000_t75" coordsize="21600,21600" o:spt="75" o:preferrelative="t" path="m@4@5l@4@11@9@11@9@5xe" filled="f" stroked="f">
+                <v:stroke joinstyle="miter"/>
+                <v:formulas>
+                  <v:f eqn="if lineDrawn pixelLineWidth 0"/>
+                  <v:f eqn="sum @0 1 0"/>
+                  <v:f eqn="sum 0 0 @1"/>
+                  <v:f eqn="prod @2 1 2"/>
+                  <v:f eqn="prod @3 21600 pixelWidth"/>
+                  <v:f eqn="prod @3 21600 pixelHeight"/>
+                  <v:f eqn="sum @0 0 1"/>
+                  <v:f eqn="prod @6 1 2"/>
+                  <v:f eqn="prod @7 21600 pixelWidth"/>
+                  <v:f eqn="sum @8 21600 0"/>
+                  <v:f eqn="prod @7 21600 pixelHeight"/>
+                  <v:f eqn="sum @10 21600 0"/>
+                </v:formulas>
+                <v:path o:extrusionok="f" gradientshapeok="t" o:connecttype="rect"/>
+                <o:lock v:ext="edit" aspectratio="t"/>
+              </v:shapetype>
+              <v:shape id="_x0000_i31" o:spid="_x0000_s31" type="#_x0000_t75" style="width:450.45pt;height:170.82pt;mso-wrap-distance-left:0.00pt;mso-wrap-distance-top:0.00pt;mso-wrap-distance-right:0.00pt;mso-wrap-distance-bottom:0.00pt;z-index:1;" stroked="false">
+                <v:imagedata r:id="rId41" o:title=""/>
+                <o:lock v:ext="edit" rotation="t"/>
+              </v:shape>
+            </w:pict>
+          </mc:Fallback>
+        </mc:AlternateContent>
+      </w:r>
+      <w:r>
+        <w:rPr>
+          <w:highlight w:val="none"/>
+        </w:rPr>
+        <w:br/>
+      </w:r>
+      <w:r>
+        <mc:AlternateContent>
+          <mc:Choice Requires="wpg">
+            <w:drawing>
+              <wp:inline xmlns:wp="http://schemas.openxmlformats.org/drawingml/2006/wordprocessingDrawing" distT="0" distB="0" distL="0" distR="0">
+                <wp:extent cx="5720715" cy="2624557"/>
+                <wp:effectExtent l="0" t="0" r="0" b="0"/>
+                <wp:docPr id="33" name=""/>
+                <wp:cNvGraphicFramePr>
+                  <a:graphicFrameLocks xmlns:a="http://schemas.openxmlformats.org/drawingml/2006/main" noChangeAspect="1"/>
+                </wp:cNvGraphicFramePr>
+                <a:graphic xmlns:a="http://schemas.openxmlformats.org/drawingml/2006/main">
+                  <a:graphicData uri="http://schemas.openxmlformats.org/drawingml/2006/picture">
+                    <pic:pic xmlns:pic="http://schemas.openxmlformats.org/drawingml/2006/picture">
+                      <pic:nvPicPr>
+                        <pic:cNvPr id="799817739" name=""/>
+                        <pic:cNvPicPr>
+                          <a:picLocks noChangeAspect="1"/>
+                        </pic:cNvPicPr>
+                        <pic:nvPr/>
+                      </pic:nvPicPr>
+                      <pic:blipFill rotWithShape="1">
+                        <a:blip r:embed="rId42"/>
+                        <a:stretch/>
+                      </pic:blipFill>
+                      <pic:spPr bwMode="auto">
+                        <a:xfrm flipH="0" flipV="0">
+                          <a:off x="0" y="0"/>
+                          <a:ext cx="5720715" cy="2624557"/>
+                        </a:xfrm>
+                        <a:prstGeom prst="rect">
+                          <a:avLst/>
+                        </a:prstGeom>
+                      </pic:spPr>
+                    </pic:pic>
+                  </a:graphicData>
+                </a:graphic>
+              </wp:inline>
+            </w:drawing>
+          </mc:Choice>
+          <mc:Fallback>
+            <w:pict>
+              <v:shapetype id="_x0000_t75" coordsize="21600,21600" o:spt="75" o:preferrelative="t" path="m@4@5l@4@11@9@11@9@5xe" filled="f" stroked="f">
+                <v:stroke joinstyle="miter"/>
+                <v:formulas>
+                  <v:f eqn="if lineDrawn pixelLineWidth 0"/>
+                  <v:f eqn="sum @0 1 0"/>
+                  <v:f eqn="sum 0 0 @1"/>
+                  <v:f eqn="prod @2 1 2"/>
+                  <v:f eqn="prod @3 21600 pixelWidth"/>
+                  <v:f eqn="prod @3 21600 pixelHeight"/>
+                  <v:f eqn="sum @0 0 1"/>
+                  <v:f eqn="prod @6 1 2"/>
+                  <v:f eqn="prod @7 21600 pixelWidth"/>
+                  <v:f eqn="sum @8 21600 0"/>
+                  <v:f eqn="prod @7 21600 pixelHeight"/>
+                  <v:f eqn="sum @10 21600 0"/>
+                </v:formulas>
+                <v:path o:extrusionok="f" gradientshapeok="t" o:connecttype="rect"/>
+                <o:lock v:ext="edit" aspectratio="t"/>
+              </v:shapetype>
+              <v:shape id="_x0000_i32" o:spid="_x0000_s32" type="#_x0000_t75" style="width:450.45pt;height:206.66pt;mso-wrap-distance-left:0.00pt;mso-wrap-distance-top:0.00pt;mso-wrap-distance-right:0.00pt;mso-wrap-distance-bottom:0.00pt;z-index:1;" stroked="false">
+                <v:imagedata r:id="rId42" o:title=""/>
+                <o:lock v:ext="edit" rotation="t"/>
+              </v:shape>
+            </w:pict>
+          </mc:Fallback>
+        </mc:AlternateContent>
+      </w:r>
+      <w:r>
+        <w:rPr>
+          <w:highlight w:val="none"/>
+        </w:rPr>
+        <w:br/>
+      </w:r>
+      <w:r>
+        <mc:AlternateContent>
+          <mc:Choice Requires="wpg">
+            <w:drawing>
+              <wp:inline xmlns:wp="http://schemas.openxmlformats.org/drawingml/2006/wordprocessingDrawing" distT="0" distB="0" distL="0" distR="0">
+                <wp:extent cx="5720715" cy="2382606"/>
+                <wp:effectExtent l="0" t="0" r="0" b="0"/>
+                <wp:docPr id="34" name=""/>
+                <wp:cNvGraphicFramePr>
+                  <a:graphicFrameLocks xmlns:a="http://schemas.openxmlformats.org/drawingml/2006/main" noChangeAspect="1"/>
+                </wp:cNvGraphicFramePr>
+                <a:graphic xmlns:a="http://schemas.openxmlformats.org/drawingml/2006/main">
+                  <a:graphicData uri="http://schemas.openxmlformats.org/drawingml/2006/picture">
+                    <pic:pic xmlns:pic="http://schemas.openxmlformats.org/drawingml/2006/picture">
+                      <pic:nvPicPr>
+                        <pic:cNvPr id="711756115" name=""/>
+                        <pic:cNvPicPr>
+                          <a:picLocks noChangeAspect="1"/>
+                        </pic:cNvPicPr>
+                        <pic:nvPr/>
+                      </pic:nvPicPr>
+                      <pic:blipFill rotWithShape="1">
+                        <a:blip r:embed="rId43"/>
+                        <a:stretch/>
+                      </pic:blipFill>
+                      <pic:spPr bwMode="auto">
+                        <a:xfrm flipH="0" flipV="0">
+                          <a:off x="0" y="0"/>
+                          <a:ext cx="5720715" cy="2382606"/>
+                        </a:xfrm>
+                        <a:prstGeom prst="rect">
+                          <a:avLst/>
+                        </a:prstGeom>
+                      </pic:spPr>
+                    </pic:pic>
+                  </a:graphicData>
+                </a:graphic>
+              </wp:inline>
+            </w:drawing>
+          </mc:Choice>
+          <mc:Fallback>
+            <w:pict>
+              <v:shapetype id="_x0000_t75" coordsize="21600,21600" o:spt="75" o:preferrelative="t" path="m@4@5l@4@11@9@11@9@5xe" filled="f" stroked="f">
+                <v:stroke joinstyle="miter"/>
+                <v:formulas>
+                  <v:f eqn="if lineDrawn pixelLineWidth 0"/>
+                  <v:f eqn="sum @0 1 0"/>
+                  <v:f eqn="sum 0 0 @1"/>
+                  <v:f eqn="prod @2 1 2"/>
+                  <v:f eqn="prod @3 21600 pixelWidth"/>
+                  <v:f eqn="prod @3 21600 pixelHeight"/>
+                  <v:f eqn="sum @0 0 1"/>
+                  <v:f eqn="prod @6 1 2"/>
+                  <v:f eqn="prod @7 21600 pixelWidth"/>
+                  <v:f eqn="sum @8 21600 0"/>
+                  <v:f eqn="prod @7 21600 pixelHeight"/>
+                  <v:f eqn="sum @10 21600 0"/>
+                </v:formulas>
+                <v:path o:extrusionok="f" gradientshapeok="t" o:connecttype="rect"/>
+                <o:lock v:ext="edit" aspectratio="t"/>
+              </v:shapetype>
+              <v:shape id="_x0000_i33" o:spid="_x0000_s33" type="#_x0000_t75" style="width:450.45pt;height:187.61pt;mso-wrap-distance-left:0.00pt;mso-wrap-distance-top:0.00pt;mso-wrap-distance-right:0.00pt;mso-wrap-distance-bottom:0.00pt;z-index:1;" stroked="false">
+                <v:imagedata r:id="rId43" o:title=""/>
+                <o:lock v:ext="edit" rotation="t"/>
+              </v:shape>
+            </w:pict>
+          </mc:Fallback>
+        </mc:AlternateContent>
+      </w:r>
+      <w:r>
+        <w:rPr>
+          <w:highlight w:val="none"/>
+        </w:rPr>
+      </w:r>
+      <w:r>
+        <w:rPr>
+          <w:highlight w:val="none"/>
+        </w:rPr>
+      </w:r>
+    </w:p>
+    <w:p>
+      <w:pPr>
+        <w:pStyle w:val="892"/>
+        <w:numPr>
+          <w:ilvl w:val="0"/>
+          <w:numId w:val="1"/>
+        </w:numPr>
+        <w:pBdr/>
+        <w:spacing/>
+        <w:ind/>
+        <w:rPr/>
+      </w:pPr>
+      <w:r>
+        <w:rPr>
+          <w:highlight w:val="none"/>
+        </w:rPr>
+      </w:r>
+      <w:r>
+        <w:rPr>
+          <w:highlight w:val="none"/>
+        </w:rPr>
+        <w:t xml:space="preserve">Writing the Assembly</w:t>
+      </w:r>
+      <w:r>
+        <w:rPr>
+          <w:highlight w:val="none"/>
+        </w:rPr>
+        <w:t xml:space="preserve"> code</w:t>
+      </w:r>
+      <w:r/>
+    </w:p>
+    <w:p>
+      <w:pPr>
+        <w:pStyle w:val="892"/>
+        <w:numPr>
+          <w:ilvl w:val="0"/>
+          <w:numId w:val="1"/>
+        </w:numPr>
+        <w:pBdr/>
+        <w:spacing/>
+        <w:ind/>
+        <w:rPr/>
+      </w:pPr>
+      <w:r>
+        <w:rPr>
+          <w:highlight w:val="none"/>
+        </w:rPr>
+      </w:r>
+      <w:r>
+        <w:rPr>
+          <w:highlight w:val="none"/>
+        </w:rPr>
+        <w:t xml:space="preserve">Compile the assembly into an object file</w:t>
+      </w:r>
+      <w:r/>
+    </w:p>
+    <w:p>
+      <w:pPr>
+        <w:pStyle w:val="892"/>
+        <w:numPr>
+          <w:ilvl w:val="0"/>
+          <w:numId w:val="1"/>
+        </w:numPr>
+        <w:pBdr/>
+        <w:spacing/>
+        <w:ind/>
+        <w:rPr/>
+      </w:pPr>
+      <w:r>
+        <w:rPr>
+          <w:highlight w:val="none"/>
+        </w:rPr>
+      </w:r>
+      <w:r>
+        <w:rPr>
+          <w:highlight w:val="none"/>
+        </w:rPr>
+        <w:t xml:space="preserve">Link it into a standalone executable</w:t>
+      </w:r>
+      <w:r>
+        <w:rPr>
+          <w:highlight w:val="none"/>
+        </w:rPr>
+        <w:t xml:space="preserve"> + test if it works</w:t>
+      </w:r>
+      <w:r/>
+    </w:p>
+    <w:p>
+      <w:pPr>
+        <w:pStyle w:val="892"/>
+        <w:numPr>
+          <w:ilvl w:val="0"/>
+          <w:numId w:val="1"/>
+        </w:numPr>
+        <w:pBdr/>
+        <w:spacing/>
+        <w:ind/>
+        <w:rPr/>
+      </w:pPr>
+      <w:r>
+        <w:rPr>
+          <w:highlight w:val="none"/>
+        </w:rPr>
+      </w:r>
+      <w:r>
+        <w:rPr>
+          <w:highlight w:val="none"/>
+        </w:rPr>
+        <w:t xml:space="preserve">extract the raw hexadecimal bytes</w:t>
+      </w:r>
+      <w:r>
+        <w:rPr>
+          <w:highlight w:val="none"/>
+        </w:rPr>
+        <w:t xml:space="preserve"> (objdump)</w:t>
+      </w:r>
+      <w:r/>
+    </w:p>
+    <w:p>
+      <w:pPr>
+        <w:pStyle w:val="892"/>
+        <w:numPr>
+          <w:ilvl w:val="0"/>
+          <w:numId w:val="1"/>
+        </w:numPr>
+        <w:pBdr/>
+        <w:spacing/>
+        <w:ind/>
+        <w:rPr/>
+      </w:pPr>
+      <w:r>
+        <w:rPr>
+          <w:highlight w:val="none"/>
+        </w:rPr>
+      </w:r>
+      <w:r>
+        <w:rPr>
+          <w:highlight w:val="none"/>
+        </w:rPr>
+        <w:t xml:space="preserve">Give the dump as input of vulnerable.c as previously (NOP sled + shell + address)</w:t>
+      </w:r>
+      <w:r>
+        <w:rPr>
+          <w:highlight w:val="none"/>
+        </w:rPr>
+      </w:r>
+      <w:r/>
+    </w:p>
+    <w:p>
+      <w:pPr>
+        <w:pBdr/>
+        <w:spacing/>
+        <w:ind/>
+        <w:rPr>
           <w:highlight w:val="none"/>
         </w:rPr>
       </w:pPr>
@@ -2053,6 +4817,25 @@
           <w:highlight w:val="none"/>
         </w:rPr>
       </w:r>
+    </w:p>
+    <w:p>
+      <w:pPr>
+        <w:pBdr/>
+        <w:spacing/>
+        <w:ind/>
+        <w:rPr/>
+      </w:pPr>
+      <w:r>
+        <w:rPr>
+          <w:highlight w:val="none"/>
+        </w:rPr>
+      </w:r>
+      <w:r>
+        <w:rPr>
+          <w:highlight w:val="none"/>
+        </w:rPr>
+      </w:r>
+      <w:r/>
     </w:p>
     <w:sectPr>
       <w:footnotePr/>
@@ -2076,7 +4859,6 @@
         <w:ind/>
         <w:rPr/>
       </w:pPr>
-      <w:r/>
       <w:r>
         <w:separator/>
       </w:r>
@@ -2091,7 +4873,6 @@
         <w:ind/>
         <w:rPr/>
       </w:pPr>
-      <w:r/>
       <w:r>
         <w:continuationSeparator/>
       </w:r>
@@ -2111,7 +4892,6 @@
         <w:ind/>
         <w:rPr/>
       </w:pPr>
-      <w:r/>
       <w:r>
         <w:separator/>
       </w:r>
@@ -2126,7 +4906,6 @@
         <w:ind/>
         <w:rPr/>
       </w:pPr>
-      <w:r/>
       <w:r>
         <w:continuationSeparator/>
       </w:r>
@@ -2134,6 +4913,143 @@
     </w:p>
   </w:footnote>
 </w:footnotes>
+</file>
+
+<file path=word/numbering.xml><?xml version="1.0" encoding="utf-8"?>
+<w:numbering xmlns:wpc="http://schemas.microsoft.com/office/word/2010/wordprocessingCanvas" xmlns:mc="http://schemas.openxmlformats.org/markup-compatibility/2006" xmlns:o="urn:schemas-microsoft-com:office:office" xmlns:r="http://schemas.openxmlformats.org/officeDocument/2006/relationships" xmlns:m="http://schemas.openxmlformats.org/officeDocument/2006/math" xmlns:v="urn:schemas-microsoft-com:vml" xmlns:wp14="http://schemas.microsoft.com/office/word/2010/wordprocessingDrawing" xmlns:wp="http://schemas.openxmlformats.org/drawingml/2006/wordprocessingDrawing" xmlns:w10="urn:schemas-microsoft-com:office:word" xmlns:w="http://schemas.openxmlformats.org/wordprocessingml/2006/main" xmlns:w14="http://schemas.microsoft.com/office/word/2010/wordml" xmlns:w15="http://schemas.microsoft.com/office/word/2012/wordml" xmlns:wpg="http://schemas.microsoft.com/office/word/2010/wordprocessingGroup" xmlns:wpi="http://schemas.microsoft.com/office/word/2010/wordprocessingInk" xmlns:wne="http://schemas.microsoft.com/office/word/2006/wordml" xmlns:wps="http://schemas.microsoft.com/office/word/2010/wordprocessingShape" mc:Ignorable="w14 w15 wp14">
+  <w:abstractNum w:abstractNumId="0">
+    <w:nsid w:val="406A6021"/>
+    <w:lvl w:ilvl="0">
+      <w:isLgl w:val="false"/>
+      <w:lvlJc w:val="left"/>
+      <w:lvlText w:val="%1."/>
+      <w:numFmt w:val="decimal"/>
+      <w:pPr>
+        <w:pBdr/>
+        <w:spacing/>
+        <w:ind w:hanging="360" w:left="709"/>
+      </w:pPr>
+      <w:rPr/>
+      <w:start w:val="1"/>
+      <w:suff w:val="tab"/>
+    </w:lvl>
+    <w:lvl w:ilvl="1">
+      <w:isLgl w:val="false"/>
+      <w:lvlJc w:val="left"/>
+      <w:lvlText w:val="%2."/>
+      <w:numFmt w:val="lowerLetter"/>
+      <w:pPr>
+        <w:pBdr/>
+        <w:spacing/>
+        <w:ind w:hanging="360" w:left="1429"/>
+      </w:pPr>
+      <w:rPr/>
+      <w:start w:val="1"/>
+      <w:suff w:val="tab"/>
+    </w:lvl>
+    <w:lvl w:ilvl="2">
+      <w:isLgl w:val="false"/>
+      <w:lvlJc w:val="right"/>
+      <w:lvlText w:val="%3."/>
+      <w:numFmt w:val="lowerRoman"/>
+      <w:pPr>
+        <w:pBdr/>
+        <w:spacing/>
+        <w:ind w:hanging="180" w:left="2149"/>
+      </w:pPr>
+      <w:rPr/>
+      <w:start w:val="1"/>
+      <w:suff w:val="tab"/>
+    </w:lvl>
+    <w:lvl w:ilvl="3">
+      <w:isLgl w:val="false"/>
+      <w:lvlJc w:val="left"/>
+      <w:lvlText w:val="%4."/>
+      <w:numFmt w:val="decimal"/>
+      <w:pPr>
+        <w:pBdr/>
+        <w:spacing/>
+        <w:ind w:hanging="360" w:left="2869"/>
+      </w:pPr>
+      <w:rPr/>
+      <w:start w:val="1"/>
+      <w:suff w:val="tab"/>
+    </w:lvl>
+    <w:lvl w:ilvl="4">
+      <w:isLgl w:val="false"/>
+      <w:lvlJc w:val="left"/>
+      <w:lvlText w:val="%5."/>
+      <w:numFmt w:val="lowerLetter"/>
+      <w:pPr>
+        <w:pBdr/>
+        <w:spacing/>
+        <w:ind w:hanging="360" w:left="3589"/>
+      </w:pPr>
+      <w:rPr/>
+      <w:start w:val="1"/>
+      <w:suff w:val="tab"/>
+    </w:lvl>
+    <w:lvl w:ilvl="5">
+      <w:isLgl w:val="false"/>
+      <w:lvlJc w:val="right"/>
+      <w:lvlText w:val="%6."/>
+      <w:numFmt w:val="lowerRoman"/>
+      <w:pPr>
+        <w:pBdr/>
+        <w:spacing/>
+        <w:ind w:hanging="180" w:left="4309"/>
+      </w:pPr>
+      <w:rPr/>
+      <w:start w:val="1"/>
+      <w:suff w:val="tab"/>
+    </w:lvl>
+    <w:lvl w:ilvl="6">
+      <w:isLgl w:val="false"/>
+      <w:lvlJc w:val="left"/>
+      <w:lvlText w:val="%7."/>
+      <w:numFmt w:val="decimal"/>
+      <w:pPr>
+        <w:pBdr/>
+        <w:spacing/>
+        <w:ind w:hanging="360" w:left="5029"/>
+      </w:pPr>
+      <w:rPr/>
+      <w:start w:val="1"/>
+      <w:suff w:val="tab"/>
+    </w:lvl>
+    <w:lvl w:ilvl="7">
+      <w:isLgl w:val="false"/>
+      <w:lvlJc w:val="left"/>
+      <w:lvlText w:val="%8."/>
+      <w:numFmt w:val="lowerLetter"/>
+      <w:pPr>
+        <w:pBdr/>
+        <w:spacing/>
+        <w:ind w:hanging="360" w:left="5749"/>
+      </w:pPr>
+      <w:rPr/>
+      <w:start w:val="1"/>
+      <w:suff w:val="tab"/>
+    </w:lvl>
+    <w:lvl w:ilvl="8">
+      <w:isLgl w:val="false"/>
+      <w:lvlJc w:val="right"/>
+      <w:lvlText w:val="%9."/>
+      <w:numFmt w:val="lowerRoman"/>
+      <w:pPr>
+        <w:pBdr/>
+        <w:spacing/>
+        <w:ind w:hanging="180" w:left="6469"/>
+      </w:pPr>
+      <w:rPr/>
+      <w:start w:val="1"/>
+      <w:suff w:val="tab"/>
+    </w:lvl>
+  </w:abstractNum>
+  <w:num w:numId="1">
+    <w:abstractNumId w:val="0"/>
+  </w:num>
+</w:numbering>
 </file>
 
 <file path=word/styles.xml><?xml version="1.0" encoding="utf-8"?>
@@ -2294,9 +5210,9 @@
     <w:lsdException w:name="Bibliography" w:uiPriority="37"/>
     <w:lsdException w:name="TOC Heading" w:uiPriority="39" w:qFormat="1"/>
   </w:latentStyles>
-  <w:style w:type="table" w:styleId="12">
+  <w:style w:type="table" w:styleId="703">
     <w:name w:val="Table Grid"/>
-    <w:basedOn w:val="665"/>
+    <w:basedOn w:val="889"/>
     <w:uiPriority w:val="59"/>
     <w:pPr>
       <w:pBdr/>
@@ -2493,9 +5409,9 @@
       </w:tcPr>
     </w:tblStylePr>
   </w:style>
-  <w:style w:type="table" w:styleId="13">
+  <w:style w:type="table" w:styleId="704">
     <w:name w:val="Table Grid Light"/>
-    <w:basedOn w:val="665"/>
+    <w:basedOn w:val="889"/>
     <w:uiPriority w:val="59"/>
     <w:pPr>
       <w:pBdr/>
@@ -2692,9 +5608,9 @@
       </w:tcPr>
     </w:tblStylePr>
   </w:style>
-  <w:style w:type="table" w:styleId="14">
+  <w:style w:type="table" w:styleId="705">
     <w:name w:val="Plain Table 1"/>
-    <w:basedOn w:val="665"/>
+    <w:basedOn w:val="889"/>
     <w:uiPriority w:val="59"/>
     <w:pPr>
       <w:pBdr/>
@@ -2917,9 +5833,9 @@
       </w:tcPr>
     </w:tblStylePr>
   </w:style>
-  <w:style w:type="table" w:styleId="15">
+  <w:style w:type="table" w:styleId="706">
     <w:name w:val="Plain Table 2"/>
-    <w:basedOn w:val="665"/>
+    <w:basedOn w:val="889"/>
     <w:uiPriority w:val="59"/>
     <w:pPr>
       <w:pBdr/>
@@ -3150,9 +6066,9 @@
       </w:tcPr>
     </w:tblStylePr>
   </w:style>
-  <w:style w:type="table" w:styleId="16">
+  <w:style w:type="table" w:styleId="707">
     <w:name w:val="Plain Table 3"/>
-    <w:basedOn w:val="665"/>
+    <w:basedOn w:val="889"/>
     <w:uiPriority w:val="99"/>
     <w:pPr>
       <w:pBdr/>
@@ -3380,9 +6296,9 @@
       </w:tcPr>
     </w:tblStylePr>
   </w:style>
-  <w:style w:type="table" w:styleId="17">
+  <w:style w:type="table" w:styleId="708">
     <w:name w:val="Plain Table 4"/>
-    <w:basedOn w:val="665"/>
+    <w:basedOn w:val="889"/>
     <w:uiPriority w:val="99"/>
     <w:pPr>
       <w:pBdr/>
@@ -3596,9 +6512,9 @@
       </w:tcPr>
     </w:tblStylePr>
   </w:style>
-  <w:style w:type="table" w:styleId="18">
+  <w:style w:type="table" w:styleId="709">
     <w:name w:val="Plain Table 5"/>
-    <w:basedOn w:val="665"/>
+    <w:basedOn w:val="889"/>
     <w:uiPriority w:val="99"/>
     <w:pPr>
       <w:pBdr/>
@@ -3829,9 +6745,9 @@
       </w:tcPr>
     </w:tblStylePr>
   </w:style>
-  <w:style w:type="table" w:styleId="19">
+  <w:style w:type="table" w:styleId="710">
     <w:name w:val="Grid Table 1 Light"/>
-    <w:basedOn w:val="665"/>
+    <w:basedOn w:val="889"/>
     <w:uiPriority w:val="99"/>
     <w:pPr>
       <w:pBdr/>
@@ -4052,9 +6968,9 @@
       </w:tcPr>
     </w:tblStylePr>
   </w:style>
-  <w:style w:type="table" w:styleId="20">
+  <w:style w:type="table" w:styleId="711">
     <w:name w:val="Grid Table 1 Light - Accent 1"/>
-    <w:basedOn w:val="665"/>
+    <w:basedOn w:val="889"/>
     <w:uiPriority w:val="99"/>
     <w:pPr>
       <w:pBdr/>
@@ -4275,9 +7191,9 @@
       </w:tcPr>
     </w:tblStylePr>
   </w:style>
-  <w:style w:type="table" w:styleId="21">
+  <w:style w:type="table" w:styleId="712">
     <w:name w:val="Grid Table 1 Light - Accent 2"/>
-    <w:basedOn w:val="665"/>
+    <w:basedOn w:val="889"/>
     <w:uiPriority w:val="99"/>
     <w:pPr>
       <w:pBdr/>
@@ -4498,9 +7414,9 @@
       </w:tcPr>
     </w:tblStylePr>
   </w:style>
-  <w:style w:type="table" w:styleId="22">
+  <w:style w:type="table" w:styleId="713">
     <w:name w:val="Grid Table 1 Light - Accent 3"/>
-    <w:basedOn w:val="665"/>
+    <w:basedOn w:val="889"/>
     <w:uiPriority w:val="99"/>
     <w:pPr>
       <w:pBdr/>
@@ -4721,9 +7637,9 @@
       </w:tcPr>
     </w:tblStylePr>
   </w:style>
-  <w:style w:type="table" w:styleId="23">
+  <w:style w:type="table" w:styleId="714">
     <w:name w:val="Grid Table 1 Light - Accent 4"/>
-    <w:basedOn w:val="665"/>
+    <w:basedOn w:val="889"/>
     <w:uiPriority w:val="99"/>
     <w:pPr>
       <w:pBdr/>
@@ -4944,9 +7860,9 @@
       </w:tcPr>
     </w:tblStylePr>
   </w:style>
-  <w:style w:type="table" w:styleId="24">
+  <w:style w:type="table" w:styleId="715">
     <w:name w:val="Grid Table 1 Light - Accent 5"/>
-    <w:basedOn w:val="665"/>
+    <w:basedOn w:val="889"/>
     <w:uiPriority w:val="99"/>
     <w:pPr>
       <w:pBdr/>
@@ -5167,9 +8083,9 @@
       </w:tcPr>
     </w:tblStylePr>
   </w:style>
-  <w:style w:type="table" w:styleId="25">
+  <w:style w:type="table" w:styleId="716">
     <w:name w:val="Grid Table 1 Light - Accent 6"/>
-    <w:basedOn w:val="665"/>
+    <w:basedOn w:val="889"/>
     <w:uiPriority w:val="99"/>
     <w:pPr>
       <w:pBdr/>
@@ -5390,9 +8306,9 @@
       </w:tcPr>
     </w:tblStylePr>
   </w:style>
-  <w:style w:type="table" w:styleId="26">
+  <w:style w:type="table" w:styleId="717">
     <w:name w:val="Grid Table 2"/>
-    <w:basedOn w:val="665"/>
+    <w:basedOn w:val="889"/>
     <w:uiPriority w:val="99"/>
     <w:pPr>
       <w:pBdr/>
@@ -5622,9 +8538,9 @@
       </w:tcPr>
     </w:tblStylePr>
   </w:style>
-  <w:style w:type="table" w:styleId="27">
+  <w:style w:type="table" w:styleId="718">
     <w:name w:val="Grid Table 2 - Accent 1"/>
-    <w:basedOn w:val="665"/>
+    <w:basedOn w:val="889"/>
     <w:uiPriority w:val="99"/>
     <w:pPr>
       <w:pBdr/>
@@ -5854,9 +8770,9 @@
       </w:tcPr>
     </w:tblStylePr>
   </w:style>
-  <w:style w:type="table" w:styleId="28">
+  <w:style w:type="table" w:styleId="719">
     <w:name w:val="Grid Table 2 - Accent 2"/>
-    <w:basedOn w:val="665"/>
+    <w:basedOn w:val="889"/>
     <w:uiPriority w:val="99"/>
     <w:pPr>
       <w:pBdr/>
@@ -6086,9 +9002,9 @@
       </w:tcPr>
     </w:tblStylePr>
   </w:style>
-  <w:style w:type="table" w:styleId="29">
+  <w:style w:type="table" w:styleId="720">
     <w:name w:val="Grid Table 2 - Accent 3"/>
-    <w:basedOn w:val="665"/>
+    <w:basedOn w:val="889"/>
     <w:uiPriority w:val="99"/>
     <w:pPr>
       <w:pBdr/>
@@ -6318,9 +9234,9 @@
       </w:tcPr>
     </w:tblStylePr>
   </w:style>
-  <w:style w:type="table" w:styleId="30">
+  <w:style w:type="table" w:styleId="721">
     <w:name w:val="Grid Table 2 - Accent 4"/>
-    <w:basedOn w:val="665"/>
+    <w:basedOn w:val="889"/>
     <w:uiPriority w:val="99"/>
     <w:pPr>
       <w:pBdr/>
@@ -6550,9 +9466,9 @@
       </w:tcPr>
     </w:tblStylePr>
   </w:style>
-  <w:style w:type="table" w:styleId="31">
+  <w:style w:type="table" w:styleId="722">
     <w:name w:val="Grid Table 2 - Accent 5"/>
-    <w:basedOn w:val="665"/>
+    <w:basedOn w:val="889"/>
     <w:uiPriority w:val="99"/>
     <w:pPr>
       <w:pBdr/>
@@ -6782,9 +9698,9 @@
       </w:tcPr>
     </w:tblStylePr>
   </w:style>
-  <w:style w:type="table" w:styleId="32">
+  <w:style w:type="table" w:styleId="723">
     <w:name w:val="Grid Table 2 - Accent 6"/>
-    <w:basedOn w:val="665"/>
+    <w:basedOn w:val="889"/>
     <w:uiPriority w:val="99"/>
     <w:pPr>
       <w:pBdr/>
@@ -7014,9 +9930,9 @@
       </w:tcPr>
     </w:tblStylePr>
   </w:style>
-  <w:style w:type="table" w:styleId="33">
+  <w:style w:type="table" w:styleId="724">
     <w:name w:val="Grid Table 3"/>
-    <w:basedOn w:val="665"/>
+    <w:basedOn w:val="889"/>
     <w:uiPriority w:val="99"/>
     <w:pPr>
       <w:pBdr/>
@@ -7115,29 +10031,6 @@
         <w:tblBorders/>
       </w:tblPr>
       <w:tcPr>
-        <w:shd w:color="ffffff"/>
-        <w:tcBorders>
-          <w:top w:val="none" w:color="000000" w:sz="4" w:space="0"/>
-          <w:left w:val="none" w:color="000000" w:sz="4" w:space="0"/>
-          <w:bottom w:val="none" w:color="000000" w:sz="4" w:space="0"/>
-          <w:right w:val="none" w:color="000000" w:sz="4" w:space="0"/>
-        </w:tcBorders>
-      </w:tcPr>
-    </w:tblStylePr>
-    <w:tblStylePr w:type="firstRow">
-      <w:rPr>
-        <w:b/>
-        <w:color w:val="404040"/>
-      </w:rPr>
-      <w:pPr>
-        <w:pBdr/>
-        <w:spacing/>
-        <w:ind/>
-      </w:pPr>
-      <w:tblPr>
-        <w:tblBorders/>
-      </w:tblPr>
-      <w:tcPr>
         <w:shd w:val="clear" w:color="ffffff"/>
         <w:tcBorders>
           <w:top w:val="none" w:color="000000" w:sz="4" w:space="0"/>
@@ -7147,30 +10040,7 @@
         </w:tcBorders>
       </w:tcPr>
     </w:tblStylePr>
-    <w:tblStylePr w:type="lastCol">
-      <w:rPr>
-        <w:i/>
-        <w:color w:val="404040"/>
-      </w:rPr>
-      <w:pPr>
-        <w:pBdr/>
-        <w:spacing/>
-        <w:ind/>
-      </w:pPr>
-      <w:tblPr>
-        <w:tblBorders/>
-      </w:tblPr>
-      <w:tcPr>
-        <w:shd w:color="ffffff"/>
-        <w:tcBorders>
-          <w:top w:val="none" w:color="000000" w:sz="4" w:space="0"/>
-          <w:left w:val="none" w:color="000000" w:sz="4" w:space="0"/>
-          <w:bottom w:val="none" w:color="000000" w:sz="4" w:space="0"/>
-          <w:right w:val="none" w:color="000000" w:sz="4" w:space="0"/>
-        </w:tcBorders>
-      </w:tcPr>
-    </w:tblStylePr>
-    <w:tblStylePr w:type="lastRow">
+    <w:tblStylePr w:type="firstRow">
       <w:rPr>
         <w:b/>
         <w:color w:val="404040"/>
@@ -7193,6 +10063,52 @@
         </w:tcBorders>
       </w:tcPr>
     </w:tblStylePr>
+    <w:tblStylePr w:type="lastCol">
+      <w:rPr>
+        <w:i/>
+        <w:color w:val="404040"/>
+      </w:rPr>
+      <w:pPr>
+        <w:pBdr/>
+        <w:spacing/>
+        <w:ind/>
+      </w:pPr>
+      <w:tblPr>
+        <w:tblBorders/>
+      </w:tblPr>
+      <w:tcPr>
+        <w:shd w:val="clear" w:color="ffffff"/>
+        <w:tcBorders>
+          <w:top w:val="none" w:color="000000" w:sz="4" w:space="0"/>
+          <w:left w:val="none" w:color="000000" w:sz="4" w:space="0"/>
+          <w:bottom w:val="none" w:color="000000" w:sz="4" w:space="0"/>
+          <w:right w:val="none" w:color="000000" w:sz="4" w:space="0"/>
+        </w:tcBorders>
+      </w:tcPr>
+    </w:tblStylePr>
+    <w:tblStylePr w:type="lastRow">
+      <w:rPr>
+        <w:b/>
+        <w:color w:val="404040"/>
+      </w:rPr>
+      <w:pPr>
+        <w:pBdr/>
+        <w:spacing/>
+        <w:ind/>
+      </w:pPr>
+      <w:tblPr>
+        <w:tblBorders/>
+      </w:tblPr>
+      <w:tcPr>
+        <w:shd w:val="clear" w:color="ffffff"/>
+        <w:tcBorders>
+          <w:top w:val="none" w:color="000000" w:sz="4" w:space="0"/>
+          <w:left w:val="none" w:color="000000" w:sz="4" w:space="0"/>
+          <w:bottom w:val="none" w:color="000000" w:sz="4" w:space="0"/>
+          <w:right w:val="none" w:color="000000" w:sz="4" w:space="0"/>
+        </w:tcBorders>
+      </w:tcPr>
+    </w:tblStylePr>
     <w:tblStylePr w:type="nwCell">
       <w:pPr>
         <w:pBdr/>
@@ -7259,9 +10175,9 @@
       </w:tcPr>
     </w:tblStylePr>
   </w:style>
-  <w:style w:type="table" w:styleId="34">
+  <w:style w:type="table" w:styleId="725">
     <w:name w:val="Grid Table 3 - Accent 1"/>
-    <w:basedOn w:val="665"/>
+    <w:basedOn w:val="889"/>
     <w:uiPriority w:val="99"/>
     <w:pPr>
       <w:pBdr/>
@@ -7360,29 +10276,6 @@
         <w:tblBorders/>
       </w:tblPr>
       <w:tcPr>
-        <w:shd w:color="ffffff"/>
-        <w:tcBorders>
-          <w:top w:val="none" w:color="000000" w:sz="4" w:space="0"/>
-          <w:left w:val="none" w:color="000000" w:sz="4" w:space="0"/>
-          <w:bottom w:val="none" w:color="000000" w:sz="4" w:space="0"/>
-          <w:right w:val="none" w:color="000000" w:sz="4" w:space="0"/>
-        </w:tcBorders>
-      </w:tcPr>
-    </w:tblStylePr>
-    <w:tblStylePr w:type="firstRow">
-      <w:rPr>
-        <w:b/>
-        <w:color w:val="404040"/>
-      </w:rPr>
-      <w:pPr>
-        <w:pBdr/>
-        <w:spacing/>
-        <w:ind/>
-      </w:pPr>
-      <w:tblPr>
-        <w:tblBorders/>
-      </w:tblPr>
-      <w:tcPr>
         <w:shd w:val="clear" w:color="ffffff"/>
         <w:tcBorders>
           <w:top w:val="none" w:color="000000" w:sz="4" w:space="0"/>
@@ -7392,30 +10285,7 @@
         </w:tcBorders>
       </w:tcPr>
     </w:tblStylePr>
-    <w:tblStylePr w:type="lastCol">
-      <w:rPr>
-        <w:i/>
-        <w:color w:val="404040"/>
-      </w:rPr>
-      <w:pPr>
-        <w:pBdr/>
-        <w:spacing/>
-        <w:ind/>
-      </w:pPr>
-      <w:tblPr>
-        <w:tblBorders/>
-      </w:tblPr>
-      <w:tcPr>
-        <w:shd w:color="ffffff"/>
-        <w:tcBorders>
-          <w:top w:val="none" w:color="000000" w:sz="4" w:space="0"/>
-          <w:left w:val="none" w:color="000000" w:sz="4" w:space="0"/>
-          <w:bottom w:val="none" w:color="000000" w:sz="4" w:space="0"/>
-          <w:right w:val="none" w:color="000000" w:sz="4" w:space="0"/>
-        </w:tcBorders>
-      </w:tcPr>
-    </w:tblStylePr>
-    <w:tblStylePr w:type="lastRow">
+    <w:tblStylePr w:type="firstRow">
       <w:rPr>
         <w:b/>
         <w:color w:val="404040"/>
@@ -7438,6 +10308,52 @@
         </w:tcBorders>
       </w:tcPr>
     </w:tblStylePr>
+    <w:tblStylePr w:type="lastCol">
+      <w:rPr>
+        <w:i/>
+        <w:color w:val="404040"/>
+      </w:rPr>
+      <w:pPr>
+        <w:pBdr/>
+        <w:spacing/>
+        <w:ind/>
+      </w:pPr>
+      <w:tblPr>
+        <w:tblBorders/>
+      </w:tblPr>
+      <w:tcPr>
+        <w:shd w:val="clear" w:color="ffffff"/>
+        <w:tcBorders>
+          <w:top w:val="none" w:color="000000" w:sz="4" w:space="0"/>
+          <w:left w:val="none" w:color="000000" w:sz="4" w:space="0"/>
+          <w:bottom w:val="none" w:color="000000" w:sz="4" w:space="0"/>
+          <w:right w:val="none" w:color="000000" w:sz="4" w:space="0"/>
+        </w:tcBorders>
+      </w:tcPr>
+    </w:tblStylePr>
+    <w:tblStylePr w:type="lastRow">
+      <w:rPr>
+        <w:b/>
+        <w:color w:val="404040"/>
+      </w:rPr>
+      <w:pPr>
+        <w:pBdr/>
+        <w:spacing/>
+        <w:ind/>
+      </w:pPr>
+      <w:tblPr>
+        <w:tblBorders/>
+      </w:tblPr>
+      <w:tcPr>
+        <w:shd w:val="clear" w:color="ffffff"/>
+        <w:tcBorders>
+          <w:top w:val="none" w:color="000000" w:sz="4" w:space="0"/>
+          <w:left w:val="none" w:color="000000" w:sz="4" w:space="0"/>
+          <w:bottom w:val="none" w:color="000000" w:sz="4" w:space="0"/>
+          <w:right w:val="none" w:color="000000" w:sz="4" w:space="0"/>
+        </w:tcBorders>
+      </w:tcPr>
+    </w:tblStylePr>
     <w:tblStylePr w:type="nwCell">
       <w:pPr>
         <w:pBdr/>
@@ -7504,9 +10420,9 @@
       </w:tcPr>
     </w:tblStylePr>
   </w:style>
-  <w:style w:type="table" w:styleId="35">
+  <w:style w:type="table" w:styleId="726">
     <w:name w:val="Grid Table 3 - Accent 2"/>
-    <w:basedOn w:val="665"/>
+    <w:basedOn w:val="889"/>
     <w:uiPriority w:val="99"/>
     <w:pPr>
       <w:pBdr/>
@@ -7605,29 +10521,6 @@
         <w:tblBorders/>
       </w:tblPr>
       <w:tcPr>
-        <w:shd w:color="ffffff"/>
-        <w:tcBorders>
-          <w:top w:val="none" w:color="000000" w:sz="4" w:space="0"/>
-          <w:left w:val="none" w:color="000000" w:sz="4" w:space="0"/>
-          <w:bottom w:val="none" w:color="000000" w:sz="4" w:space="0"/>
-          <w:right w:val="none" w:color="000000" w:sz="4" w:space="0"/>
-        </w:tcBorders>
-      </w:tcPr>
-    </w:tblStylePr>
-    <w:tblStylePr w:type="firstRow">
-      <w:rPr>
-        <w:b/>
-        <w:color w:val="404040"/>
-      </w:rPr>
-      <w:pPr>
-        <w:pBdr/>
-        <w:spacing/>
-        <w:ind/>
-      </w:pPr>
-      <w:tblPr>
-        <w:tblBorders/>
-      </w:tblPr>
-      <w:tcPr>
         <w:shd w:val="clear" w:color="ffffff"/>
         <w:tcBorders>
           <w:top w:val="none" w:color="000000" w:sz="4" w:space="0"/>
@@ -7637,30 +10530,7 @@
         </w:tcBorders>
       </w:tcPr>
     </w:tblStylePr>
-    <w:tblStylePr w:type="lastCol">
-      <w:rPr>
-        <w:i/>
-        <w:color w:val="404040"/>
-      </w:rPr>
-      <w:pPr>
-        <w:pBdr/>
-        <w:spacing/>
-        <w:ind/>
-      </w:pPr>
-      <w:tblPr>
-        <w:tblBorders/>
-      </w:tblPr>
-      <w:tcPr>
-        <w:shd w:color="ffffff"/>
-        <w:tcBorders>
-          <w:top w:val="none" w:color="000000" w:sz="4" w:space="0"/>
-          <w:left w:val="none" w:color="000000" w:sz="4" w:space="0"/>
-          <w:bottom w:val="none" w:color="000000" w:sz="4" w:space="0"/>
-          <w:right w:val="none" w:color="000000" w:sz="4" w:space="0"/>
-        </w:tcBorders>
-      </w:tcPr>
-    </w:tblStylePr>
-    <w:tblStylePr w:type="lastRow">
+    <w:tblStylePr w:type="firstRow">
       <w:rPr>
         <w:b/>
         <w:color w:val="404040"/>
@@ -7683,6 +10553,52 @@
         </w:tcBorders>
       </w:tcPr>
     </w:tblStylePr>
+    <w:tblStylePr w:type="lastCol">
+      <w:rPr>
+        <w:i/>
+        <w:color w:val="404040"/>
+      </w:rPr>
+      <w:pPr>
+        <w:pBdr/>
+        <w:spacing/>
+        <w:ind/>
+      </w:pPr>
+      <w:tblPr>
+        <w:tblBorders/>
+      </w:tblPr>
+      <w:tcPr>
+        <w:shd w:val="clear" w:color="ffffff"/>
+        <w:tcBorders>
+          <w:top w:val="none" w:color="000000" w:sz="4" w:space="0"/>
+          <w:left w:val="none" w:color="000000" w:sz="4" w:space="0"/>
+          <w:bottom w:val="none" w:color="000000" w:sz="4" w:space="0"/>
+          <w:right w:val="none" w:color="000000" w:sz="4" w:space="0"/>
+        </w:tcBorders>
+      </w:tcPr>
+    </w:tblStylePr>
+    <w:tblStylePr w:type="lastRow">
+      <w:rPr>
+        <w:b/>
+        <w:color w:val="404040"/>
+      </w:rPr>
+      <w:pPr>
+        <w:pBdr/>
+        <w:spacing/>
+        <w:ind/>
+      </w:pPr>
+      <w:tblPr>
+        <w:tblBorders/>
+      </w:tblPr>
+      <w:tcPr>
+        <w:shd w:val="clear" w:color="ffffff"/>
+        <w:tcBorders>
+          <w:top w:val="none" w:color="000000" w:sz="4" w:space="0"/>
+          <w:left w:val="none" w:color="000000" w:sz="4" w:space="0"/>
+          <w:bottom w:val="none" w:color="000000" w:sz="4" w:space="0"/>
+          <w:right w:val="none" w:color="000000" w:sz="4" w:space="0"/>
+        </w:tcBorders>
+      </w:tcPr>
+    </w:tblStylePr>
     <w:tblStylePr w:type="nwCell">
       <w:pPr>
         <w:pBdr/>
@@ -7749,9 +10665,9 @@
       </w:tcPr>
     </w:tblStylePr>
   </w:style>
-  <w:style w:type="table" w:styleId="36">
+  <w:style w:type="table" w:styleId="727">
     <w:name w:val="Grid Table 3 - Accent 3"/>
-    <w:basedOn w:val="665"/>
+    <w:basedOn w:val="889"/>
     <w:uiPriority w:val="99"/>
     <w:pPr>
       <w:pBdr/>
@@ -7850,29 +10766,6 @@
         <w:tblBorders/>
       </w:tblPr>
       <w:tcPr>
-        <w:shd w:color="ffffff"/>
-        <w:tcBorders>
-          <w:top w:val="none" w:color="000000" w:sz="4" w:space="0"/>
-          <w:left w:val="none" w:color="000000" w:sz="4" w:space="0"/>
-          <w:bottom w:val="none" w:color="000000" w:sz="4" w:space="0"/>
-          <w:right w:val="none" w:color="000000" w:sz="4" w:space="0"/>
-        </w:tcBorders>
-      </w:tcPr>
-    </w:tblStylePr>
-    <w:tblStylePr w:type="firstRow">
-      <w:rPr>
-        <w:b/>
-        <w:color w:val="404040"/>
-      </w:rPr>
-      <w:pPr>
-        <w:pBdr/>
-        <w:spacing/>
-        <w:ind/>
-      </w:pPr>
-      <w:tblPr>
-        <w:tblBorders/>
-      </w:tblPr>
-      <w:tcPr>
         <w:shd w:val="clear" w:color="ffffff"/>
         <w:tcBorders>
           <w:top w:val="none" w:color="000000" w:sz="4" w:space="0"/>
@@ -7882,30 +10775,7 @@
         </w:tcBorders>
       </w:tcPr>
     </w:tblStylePr>
-    <w:tblStylePr w:type="lastCol">
-      <w:rPr>
-        <w:i/>
-        <w:color w:val="404040"/>
-      </w:rPr>
-      <w:pPr>
-        <w:pBdr/>
-        <w:spacing/>
-        <w:ind/>
-      </w:pPr>
-      <w:tblPr>
-        <w:tblBorders/>
-      </w:tblPr>
-      <w:tcPr>
-        <w:shd w:color="ffffff"/>
-        <w:tcBorders>
-          <w:top w:val="none" w:color="000000" w:sz="4" w:space="0"/>
-          <w:left w:val="none" w:color="000000" w:sz="4" w:space="0"/>
-          <w:bottom w:val="none" w:color="000000" w:sz="4" w:space="0"/>
-          <w:right w:val="none" w:color="000000" w:sz="4" w:space="0"/>
-        </w:tcBorders>
-      </w:tcPr>
-    </w:tblStylePr>
-    <w:tblStylePr w:type="lastRow">
+    <w:tblStylePr w:type="firstRow">
       <w:rPr>
         <w:b/>
         <w:color w:val="404040"/>
@@ -7928,6 +10798,52 @@
         </w:tcBorders>
       </w:tcPr>
     </w:tblStylePr>
+    <w:tblStylePr w:type="lastCol">
+      <w:rPr>
+        <w:i/>
+        <w:color w:val="404040"/>
+      </w:rPr>
+      <w:pPr>
+        <w:pBdr/>
+        <w:spacing/>
+        <w:ind/>
+      </w:pPr>
+      <w:tblPr>
+        <w:tblBorders/>
+      </w:tblPr>
+      <w:tcPr>
+        <w:shd w:val="clear" w:color="ffffff"/>
+        <w:tcBorders>
+          <w:top w:val="none" w:color="000000" w:sz="4" w:space="0"/>
+          <w:left w:val="none" w:color="000000" w:sz="4" w:space="0"/>
+          <w:bottom w:val="none" w:color="000000" w:sz="4" w:space="0"/>
+          <w:right w:val="none" w:color="000000" w:sz="4" w:space="0"/>
+        </w:tcBorders>
+      </w:tcPr>
+    </w:tblStylePr>
+    <w:tblStylePr w:type="lastRow">
+      <w:rPr>
+        <w:b/>
+        <w:color w:val="404040"/>
+      </w:rPr>
+      <w:pPr>
+        <w:pBdr/>
+        <w:spacing/>
+        <w:ind/>
+      </w:pPr>
+      <w:tblPr>
+        <w:tblBorders/>
+      </w:tblPr>
+      <w:tcPr>
+        <w:shd w:val="clear" w:color="ffffff"/>
+        <w:tcBorders>
+          <w:top w:val="none" w:color="000000" w:sz="4" w:space="0"/>
+          <w:left w:val="none" w:color="000000" w:sz="4" w:space="0"/>
+          <w:bottom w:val="none" w:color="000000" w:sz="4" w:space="0"/>
+          <w:right w:val="none" w:color="000000" w:sz="4" w:space="0"/>
+        </w:tcBorders>
+      </w:tcPr>
+    </w:tblStylePr>
     <w:tblStylePr w:type="nwCell">
       <w:pPr>
         <w:pBdr/>
@@ -7994,9 +10910,9 @@
       </w:tcPr>
     </w:tblStylePr>
   </w:style>
-  <w:style w:type="table" w:styleId="37">
+  <w:style w:type="table" w:styleId="728">
     <w:name w:val="Grid Table 3 - Accent 4"/>
-    <w:basedOn w:val="665"/>
+    <w:basedOn w:val="889"/>
     <w:uiPriority w:val="99"/>
     <w:pPr>
       <w:pBdr/>
@@ -8095,29 +11011,6 @@
         <w:tblBorders/>
       </w:tblPr>
       <w:tcPr>
-        <w:shd w:color="ffffff"/>
-        <w:tcBorders>
-          <w:top w:val="none" w:color="000000" w:sz="4" w:space="0"/>
-          <w:left w:val="none" w:color="000000" w:sz="4" w:space="0"/>
-          <w:bottom w:val="none" w:color="000000" w:sz="4" w:space="0"/>
-          <w:right w:val="none" w:color="000000" w:sz="4" w:space="0"/>
-        </w:tcBorders>
-      </w:tcPr>
-    </w:tblStylePr>
-    <w:tblStylePr w:type="firstRow">
-      <w:rPr>
-        <w:b/>
-        <w:color w:val="404040"/>
-      </w:rPr>
-      <w:pPr>
-        <w:pBdr/>
-        <w:spacing/>
-        <w:ind/>
-      </w:pPr>
-      <w:tblPr>
-        <w:tblBorders/>
-      </w:tblPr>
-      <w:tcPr>
         <w:shd w:val="clear" w:color="ffffff"/>
         <w:tcBorders>
           <w:top w:val="none" w:color="000000" w:sz="4" w:space="0"/>
@@ -8127,30 +11020,7 @@
         </w:tcBorders>
       </w:tcPr>
     </w:tblStylePr>
-    <w:tblStylePr w:type="lastCol">
-      <w:rPr>
-        <w:i/>
-        <w:color w:val="404040"/>
-      </w:rPr>
-      <w:pPr>
-        <w:pBdr/>
-        <w:spacing/>
-        <w:ind/>
-      </w:pPr>
-      <w:tblPr>
-        <w:tblBorders/>
-      </w:tblPr>
-      <w:tcPr>
-        <w:shd w:color="ffffff"/>
-        <w:tcBorders>
-          <w:top w:val="none" w:color="000000" w:sz="4" w:space="0"/>
-          <w:left w:val="none" w:color="000000" w:sz="4" w:space="0"/>
-          <w:bottom w:val="none" w:color="000000" w:sz="4" w:space="0"/>
-          <w:right w:val="none" w:color="000000" w:sz="4" w:space="0"/>
-        </w:tcBorders>
-      </w:tcPr>
-    </w:tblStylePr>
-    <w:tblStylePr w:type="lastRow">
+    <w:tblStylePr w:type="firstRow">
       <w:rPr>
         <w:b/>
         <w:color w:val="404040"/>
@@ -8173,6 +11043,52 @@
         </w:tcBorders>
       </w:tcPr>
     </w:tblStylePr>
+    <w:tblStylePr w:type="lastCol">
+      <w:rPr>
+        <w:i/>
+        <w:color w:val="404040"/>
+      </w:rPr>
+      <w:pPr>
+        <w:pBdr/>
+        <w:spacing/>
+        <w:ind/>
+      </w:pPr>
+      <w:tblPr>
+        <w:tblBorders/>
+      </w:tblPr>
+      <w:tcPr>
+        <w:shd w:val="clear" w:color="ffffff"/>
+        <w:tcBorders>
+          <w:top w:val="none" w:color="000000" w:sz="4" w:space="0"/>
+          <w:left w:val="none" w:color="000000" w:sz="4" w:space="0"/>
+          <w:bottom w:val="none" w:color="000000" w:sz="4" w:space="0"/>
+          <w:right w:val="none" w:color="000000" w:sz="4" w:space="0"/>
+        </w:tcBorders>
+      </w:tcPr>
+    </w:tblStylePr>
+    <w:tblStylePr w:type="lastRow">
+      <w:rPr>
+        <w:b/>
+        <w:color w:val="404040"/>
+      </w:rPr>
+      <w:pPr>
+        <w:pBdr/>
+        <w:spacing/>
+        <w:ind/>
+      </w:pPr>
+      <w:tblPr>
+        <w:tblBorders/>
+      </w:tblPr>
+      <w:tcPr>
+        <w:shd w:val="clear" w:color="ffffff"/>
+        <w:tcBorders>
+          <w:top w:val="none" w:color="000000" w:sz="4" w:space="0"/>
+          <w:left w:val="none" w:color="000000" w:sz="4" w:space="0"/>
+          <w:bottom w:val="none" w:color="000000" w:sz="4" w:space="0"/>
+          <w:right w:val="none" w:color="000000" w:sz="4" w:space="0"/>
+        </w:tcBorders>
+      </w:tcPr>
+    </w:tblStylePr>
     <w:tblStylePr w:type="nwCell">
       <w:pPr>
         <w:pBdr/>
@@ -8239,9 +11155,9 @@
       </w:tcPr>
     </w:tblStylePr>
   </w:style>
-  <w:style w:type="table" w:styleId="38">
+  <w:style w:type="table" w:styleId="729">
     <w:name w:val="Grid Table 3 - Accent 5"/>
-    <w:basedOn w:val="665"/>
+    <w:basedOn w:val="889"/>
     <w:uiPriority w:val="99"/>
     <w:pPr>
       <w:pBdr/>
@@ -8340,29 +11256,6 @@
         <w:tblBorders/>
       </w:tblPr>
       <w:tcPr>
-        <w:shd w:color="ffffff"/>
-        <w:tcBorders>
-          <w:top w:val="none" w:color="000000" w:sz="4" w:space="0"/>
-          <w:left w:val="none" w:color="000000" w:sz="4" w:space="0"/>
-          <w:bottom w:val="none" w:color="000000" w:sz="4" w:space="0"/>
-          <w:right w:val="none" w:color="000000" w:sz="4" w:space="0"/>
-        </w:tcBorders>
-      </w:tcPr>
-    </w:tblStylePr>
-    <w:tblStylePr w:type="firstRow">
-      <w:rPr>
-        <w:b/>
-        <w:color w:val="404040"/>
-      </w:rPr>
-      <w:pPr>
-        <w:pBdr/>
-        <w:spacing/>
-        <w:ind/>
-      </w:pPr>
-      <w:tblPr>
-        <w:tblBorders/>
-      </w:tblPr>
-      <w:tcPr>
         <w:shd w:val="clear" w:color="ffffff"/>
         <w:tcBorders>
           <w:top w:val="none" w:color="000000" w:sz="4" w:space="0"/>
@@ -8372,30 +11265,7 @@
         </w:tcBorders>
       </w:tcPr>
     </w:tblStylePr>
-    <w:tblStylePr w:type="lastCol">
-      <w:rPr>
-        <w:i/>
-        <w:color w:val="404040"/>
-      </w:rPr>
-      <w:pPr>
-        <w:pBdr/>
-        <w:spacing/>
-        <w:ind/>
-      </w:pPr>
-      <w:tblPr>
-        <w:tblBorders/>
-      </w:tblPr>
-      <w:tcPr>
-        <w:shd w:color="ffffff"/>
-        <w:tcBorders>
-          <w:top w:val="none" w:color="000000" w:sz="4" w:space="0"/>
-          <w:left w:val="none" w:color="000000" w:sz="4" w:space="0"/>
-          <w:bottom w:val="none" w:color="000000" w:sz="4" w:space="0"/>
-          <w:right w:val="none" w:color="000000" w:sz="4" w:space="0"/>
-        </w:tcBorders>
-      </w:tcPr>
-    </w:tblStylePr>
-    <w:tblStylePr w:type="lastRow">
+    <w:tblStylePr w:type="firstRow">
       <w:rPr>
         <w:b/>
         <w:color w:val="404040"/>
@@ -8418,6 +11288,52 @@
         </w:tcBorders>
       </w:tcPr>
     </w:tblStylePr>
+    <w:tblStylePr w:type="lastCol">
+      <w:rPr>
+        <w:i/>
+        <w:color w:val="404040"/>
+      </w:rPr>
+      <w:pPr>
+        <w:pBdr/>
+        <w:spacing/>
+        <w:ind/>
+      </w:pPr>
+      <w:tblPr>
+        <w:tblBorders/>
+      </w:tblPr>
+      <w:tcPr>
+        <w:shd w:val="clear" w:color="ffffff"/>
+        <w:tcBorders>
+          <w:top w:val="none" w:color="000000" w:sz="4" w:space="0"/>
+          <w:left w:val="none" w:color="000000" w:sz="4" w:space="0"/>
+          <w:bottom w:val="none" w:color="000000" w:sz="4" w:space="0"/>
+          <w:right w:val="none" w:color="000000" w:sz="4" w:space="0"/>
+        </w:tcBorders>
+      </w:tcPr>
+    </w:tblStylePr>
+    <w:tblStylePr w:type="lastRow">
+      <w:rPr>
+        <w:b/>
+        <w:color w:val="404040"/>
+      </w:rPr>
+      <w:pPr>
+        <w:pBdr/>
+        <w:spacing/>
+        <w:ind/>
+      </w:pPr>
+      <w:tblPr>
+        <w:tblBorders/>
+      </w:tblPr>
+      <w:tcPr>
+        <w:shd w:val="clear" w:color="ffffff"/>
+        <w:tcBorders>
+          <w:top w:val="none" w:color="000000" w:sz="4" w:space="0"/>
+          <w:left w:val="none" w:color="000000" w:sz="4" w:space="0"/>
+          <w:bottom w:val="none" w:color="000000" w:sz="4" w:space="0"/>
+          <w:right w:val="none" w:color="000000" w:sz="4" w:space="0"/>
+        </w:tcBorders>
+      </w:tcPr>
+    </w:tblStylePr>
     <w:tblStylePr w:type="nwCell">
       <w:pPr>
         <w:pBdr/>
@@ -8484,9 +11400,9 @@
       </w:tcPr>
     </w:tblStylePr>
   </w:style>
-  <w:style w:type="table" w:styleId="39">
+  <w:style w:type="table" w:styleId="730">
     <w:name w:val="Grid Table 3 - Accent 6"/>
-    <w:basedOn w:val="665"/>
+    <w:basedOn w:val="889"/>
     <w:uiPriority w:val="99"/>
     <w:pPr>
       <w:pBdr/>
@@ -8585,29 +11501,6 @@
         <w:tblBorders/>
       </w:tblPr>
       <w:tcPr>
-        <w:shd w:color="ffffff"/>
-        <w:tcBorders>
-          <w:top w:val="none" w:color="000000" w:sz="4" w:space="0"/>
-          <w:left w:val="none" w:color="000000" w:sz="4" w:space="0"/>
-          <w:bottom w:val="none" w:color="000000" w:sz="4" w:space="0"/>
-          <w:right w:val="none" w:color="000000" w:sz="4" w:space="0"/>
-        </w:tcBorders>
-      </w:tcPr>
-    </w:tblStylePr>
-    <w:tblStylePr w:type="firstRow">
-      <w:rPr>
-        <w:b/>
-        <w:color w:val="404040"/>
-      </w:rPr>
-      <w:pPr>
-        <w:pBdr/>
-        <w:spacing/>
-        <w:ind/>
-      </w:pPr>
-      <w:tblPr>
-        <w:tblBorders/>
-      </w:tblPr>
-      <w:tcPr>
         <w:shd w:val="clear" w:color="ffffff"/>
         <w:tcBorders>
           <w:top w:val="none" w:color="000000" w:sz="4" w:space="0"/>
@@ -8617,30 +11510,7 @@
         </w:tcBorders>
       </w:tcPr>
     </w:tblStylePr>
-    <w:tblStylePr w:type="lastCol">
-      <w:rPr>
-        <w:i/>
-        <w:color w:val="404040"/>
-      </w:rPr>
-      <w:pPr>
-        <w:pBdr/>
-        <w:spacing/>
-        <w:ind/>
-      </w:pPr>
-      <w:tblPr>
-        <w:tblBorders/>
-      </w:tblPr>
-      <w:tcPr>
-        <w:shd w:color="ffffff"/>
-        <w:tcBorders>
-          <w:top w:val="none" w:color="000000" w:sz="4" w:space="0"/>
-          <w:left w:val="none" w:color="000000" w:sz="4" w:space="0"/>
-          <w:bottom w:val="none" w:color="000000" w:sz="4" w:space="0"/>
-          <w:right w:val="none" w:color="000000" w:sz="4" w:space="0"/>
-        </w:tcBorders>
-      </w:tcPr>
-    </w:tblStylePr>
-    <w:tblStylePr w:type="lastRow">
+    <w:tblStylePr w:type="firstRow">
       <w:rPr>
         <w:b/>
         <w:color w:val="404040"/>
@@ -8663,6 +11533,52 @@
         </w:tcBorders>
       </w:tcPr>
     </w:tblStylePr>
+    <w:tblStylePr w:type="lastCol">
+      <w:rPr>
+        <w:i/>
+        <w:color w:val="404040"/>
+      </w:rPr>
+      <w:pPr>
+        <w:pBdr/>
+        <w:spacing/>
+        <w:ind/>
+      </w:pPr>
+      <w:tblPr>
+        <w:tblBorders/>
+      </w:tblPr>
+      <w:tcPr>
+        <w:shd w:val="clear" w:color="ffffff"/>
+        <w:tcBorders>
+          <w:top w:val="none" w:color="000000" w:sz="4" w:space="0"/>
+          <w:left w:val="none" w:color="000000" w:sz="4" w:space="0"/>
+          <w:bottom w:val="none" w:color="000000" w:sz="4" w:space="0"/>
+          <w:right w:val="none" w:color="000000" w:sz="4" w:space="0"/>
+        </w:tcBorders>
+      </w:tcPr>
+    </w:tblStylePr>
+    <w:tblStylePr w:type="lastRow">
+      <w:rPr>
+        <w:b/>
+        <w:color w:val="404040"/>
+      </w:rPr>
+      <w:pPr>
+        <w:pBdr/>
+        <w:spacing/>
+        <w:ind/>
+      </w:pPr>
+      <w:tblPr>
+        <w:tblBorders/>
+      </w:tblPr>
+      <w:tcPr>
+        <w:shd w:val="clear" w:color="ffffff"/>
+        <w:tcBorders>
+          <w:top w:val="none" w:color="000000" w:sz="4" w:space="0"/>
+          <w:left w:val="none" w:color="000000" w:sz="4" w:space="0"/>
+          <w:bottom w:val="none" w:color="000000" w:sz="4" w:space="0"/>
+          <w:right w:val="none" w:color="000000" w:sz="4" w:space="0"/>
+        </w:tcBorders>
+      </w:tcPr>
+    </w:tblStylePr>
     <w:tblStylePr w:type="nwCell">
       <w:pPr>
         <w:pBdr/>
@@ -8729,9 +11645,9 @@
       </w:tcPr>
     </w:tblStylePr>
   </w:style>
-  <w:style w:type="table" w:styleId="40">
+  <w:style w:type="table" w:styleId="731">
     <w:name w:val="Grid Table 4"/>
-    <w:basedOn w:val="665"/>
+    <w:basedOn w:val="889"/>
     <w:uiPriority w:val="59"/>
     <w:pPr>
       <w:pBdr/>
@@ -8962,9 +11878,9 @@
       </w:tcPr>
     </w:tblStylePr>
   </w:style>
-  <w:style w:type="table" w:styleId="41">
+  <w:style w:type="table" w:styleId="732">
     <w:name w:val="Grid Table 4 - Accent 1"/>
-    <w:basedOn w:val="665"/>
+    <w:basedOn w:val="889"/>
     <w:uiPriority w:val="59"/>
     <w:pPr>
       <w:pBdr/>
@@ -9195,9 +12111,9 @@
       </w:tcPr>
     </w:tblStylePr>
   </w:style>
-  <w:style w:type="table" w:styleId="42">
+  <w:style w:type="table" w:styleId="733">
     <w:name w:val="Grid Table 4 - Accent 2"/>
-    <w:basedOn w:val="665"/>
+    <w:basedOn w:val="889"/>
     <w:uiPriority w:val="59"/>
     <w:pPr>
       <w:pBdr/>
@@ -9428,9 +12344,9 @@
       </w:tcPr>
     </w:tblStylePr>
   </w:style>
-  <w:style w:type="table" w:styleId="43">
+  <w:style w:type="table" w:styleId="734">
     <w:name w:val="Grid Table 4 - Accent 3"/>
-    <w:basedOn w:val="665"/>
+    <w:basedOn w:val="889"/>
     <w:uiPriority w:val="59"/>
     <w:pPr>
       <w:pBdr/>
@@ -9661,9 +12577,9 @@
       </w:tcPr>
     </w:tblStylePr>
   </w:style>
-  <w:style w:type="table" w:styleId="44">
+  <w:style w:type="table" w:styleId="735">
     <w:name w:val="Grid Table 4 - Accent 4"/>
-    <w:basedOn w:val="665"/>
+    <w:basedOn w:val="889"/>
     <w:uiPriority w:val="59"/>
     <w:pPr>
       <w:pBdr/>
@@ -9894,9 +12810,9 @@
       </w:tcPr>
     </w:tblStylePr>
   </w:style>
-  <w:style w:type="table" w:styleId="45">
+  <w:style w:type="table" w:styleId="736">
     <w:name w:val="Grid Table 4 - Accent 5"/>
-    <w:basedOn w:val="665"/>
+    <w:basedOn w:val="889"/>
     <w:uiPriority w:val="59"/>
     <w:pPr>
       <w:pBdr/>
@@ -10127,9 +13043,9 @@
       </w:tcPr>
     </w:tblStylePr>
   </w:style>
-  <w:style w:type="table" w:styleId="46">
+  <w:style w:type="table" w:styleId="737">
     <w:name w:val="Grid Table 4 - Accent 6"/>
-    <w:basedOn w:val="665"/>
+    <w:basedOn w:val="889"/>
     <w:uiPriority w:val="59"/>
     <w:pPr>
       <w:pBdr/>
@@ -10360,9 +13276,9 @@
       </w:tcPr>
     </w:tblStylePr>
   </w:style>
-  <w:style w:type="table" w:styleId="47">
+  <w:style w:type="table" w:styleId="738">
     <w:name w:val="Grid Table 5 Dark"/>
-    <w:basedOn w:val="665"/>
+    <w:basedOn w:val="889"/>
     <w:uiPriority w:val="99"/>
     <w:pPr>
       <w:pBdr/>
@@ -10588,9 +13504,9 @@
       </w:tcPr>
     </w:tblStylePr>
   </w:style>
-  <w:style w:type="table" w:styleId="48">
+  <w:style w:type="table" w:styleId="739">
     <w:name w:val="Grid Table 5 Dark- Accent 1"/>
-    <w:basedOn w:val="665"/>
+    <w:basedOn w:val="889"/>
     <w:uiPriority w:val="99"/>
     <w:pPr>
       <w:pBdr/>
@@ -10816,9 +13732,9 @@
       </w:tcPr>
     </w:tblStylePr>
   </w:style>
-  <w:style w:type="table" w:styleId="49">
+  <w:style w:type="table" w:styleId="740">
     <w:name w:val="Grid Table 5 Dark - Accent 2"/>
-    <w:basedOn w:val="665"/>
+    <w:basedOn w:val="889"/>
     <w:uiPriority w:val="99"/>
     <w:pPr>
       <w:pBdr/>
@@ -11044,9 +13960,9 @@
       </w:tcPr>
     </w:tblStylePr>
   </w:style>
-  <w:style w:type="table" w:styleId="50">
+  <w:style w:type="table" w:styleId="741">
     <w:name w:val="Grid Table 5 Dark - Accent 3"/>
-    <w:basedOn w:val="665"/>
+    <w:basedOn w:val="889"/>
     <w:uiPriority w:val="99"/>
     <w:pPr>
       <w:pBdr/>
@@ -11272,9 +14188,9 @@
       </w:tcPr>
     </w:tblStylePr>
   </w:style>
-  <w:style w:type="table" w:styleId="51">
+  <w:style w:type="table" w:styleId="742">
     <w:name w:val="Grid Table 5 Dark- Accent 4"/>
-    <w:basedOn w:val="665"/>
+    <w:basedOn w:val="889"/>
     <w:uiPriority w:val="99"/>
     <w:pPr>
       <w:pBdr/>
@@ -11500,9 +14416,9 @@
       </w:tcPr>
     </w:tblStylePr>
   </w:style>
-  <w:style w:type="table" w:styleId="52">
+  <w:style w:type="table" w:styleId="743">
     <w:name w:val="Grid Table 5 Dark - Accent 5"/>
-    <w:basedOn w:val="665"/>
+    <w:basedOn w:val="889"/>
     <w:uiPriority w:val="99"/>
     <w:pPr>
       <w:pBdr/>
@@ -11728,9 +14644,9 @@
       </w:tcPr>
     </w:tblStylePr>
   </w:style>
-  <w:style w:type="table" w:styleId="53">
+  <w:style w:type="table" w:styleId="744">
     <w:name w:val="Grid Table 5 Dark - Accent 6"/>
-    <w:basedOn w:val="665"/>
+    <w:basedOn w:val="889"/>
     <w:uiPriority w:val="99"/>
     <w:pPr>
       <w:pBdr/>
@@ -11956,9 +14872,9 @@
       </w:tcPr>
     </w:tblStylePr>
   </w:style>
-  <w:style w:type="table" w:styleId="54">
+  <w:style w:type="table" w:styleId="745">
     <w:name w:val="Grid Table 6 Colorful"/>
-    <w:basedOn w:val="665"/>
+    <w:basedOn w:val="889"/>
     <w:uiPriority w:val="99"/>
     <w:pPr>
       <w:pBdr/>
@@ -12186,9 +15102,9 @@
       </w:tcPr>
     </w:tblStylePr>
   </w:style>
-  <w:style w:type="table" w:styleId="55">
+  <w:style w:type="table" w:styleId="746">
     <w:name w:val="Grid Table 6 Colorful - Accent 1"/>
-    <w:basedOn w:val="665"/>
+    <w:basedOn w:val="889"/>
     <w:uiPriority w:val="99"/>
     <w:pPr>
       <w:pBdr/>
@@ -12416,9 +15332,9 @@
       </w:tcPr>
     </w:tblStylePr>
   </w:style>
-  <w:style w:type="table" w:styleId="56">
+  <w:style w:type="table" w:styleId="747">
     <w:name w:val="Grid Table 6 Colorful - Accent 2"/>
-    <w:basedOn w:val="665"/>
+    <w:basedOn w:val="889"/>
     <w:uiPriority w:val="99"/>
     <w:pPr>
       <w:pBdr/>
@@ -12646,9 +15562,9 @@
       </w:tcPr>
     </w:tblStylePr>
   </w:style>
-  <w:style w:type="table" w:styleId="57">
+  <w:style w:type="table" w:styleId="748">
     <w:name w:val="Grid Table 6 Colorful - Accent 3"/>
-    <w:basedOn w:val="665"/>
+    <w:basedOn w:val="889"/>
     <w:uiPriority w:val="99"/>
     <w:pPr>
       <w:pBdr/>
@@ -12876,9 +15792,9 @@
       </w:tcPr>
     </w:tblStylePr>
   </w:style>
-  <w:style w:type="table" w:styleId="58">
+  <w:style w:type="table" w:styleId="749">
     <w:name w:val="Grid Table 6 Colorful - Accent 4"/>
-    <w:basedOn w:val="665"/>
+    <w:basedOn w:val="889"/>
     <w:uiPriority w:val="99"/>
     <w:pPr>
       <w:pBdr/>
@@ -13106,9 +16022,9 @@
       </w:tcPr>
     </w:tblStylePr>
   </w:style>
-  <w:style w:type="table" w:styleId="59">
+  <w:style w:type="table" w:styleId="750">
     <w:name w:val="Grid Table 6 Colorful - Accent 5"/>
-    <w:basedOn w:val="665"/>
+    <w:basedOn w:val="889"/>
     <w:uiPriority w:val="99"/>
     <w:pPr>
       <w:pBdr/>
@@ -13336,9 +16252,9 @@
       </w:tcPr>
     </w:tblStylePr>
   </w:style>
-  <w:style w:type="table" w:styleId="60">
+  <w:style w:type="table" w:styleId="751">
     <w:name w:val="Grid Table 6 Colorful - Accent 6"/>
-    <w:basedOn w:val="665"/>
+    <w:basedOn w:val="889"/>
     <w:uiPriority w:val="99"/>
     <w:pPr>
       <w:pBdr/>
@@ -13566,9 +16482,9 @@
       </w:tcPr>
     </w:tblStylePr>
   </w:style>
-  <w:style w:type="table" w:styleId="61">
+  <w:style w:type="table" w:styleId="752">
     <w:name w:val="Grid Table 7 Colorful"/>
-    <w:basedOn w:val="665"/>
+    <w:basedOn w:val="889"/>
     <w:uiPriority w:val="99"/>
     <w:pPr>
       <w:pBdr/>
@@ -13670,11 +16586,11 @@
         <w:tblBorders/>
       </w:tblPr>
       <w:tcPr>
-        <w:shd w:color="ffffff"/>
+        <w:shd w:val="clear" w:color="ffffff"/>
         <w:tcBorders>
-          <w:top w:val="none"/>
-          <w:left w:val="none"/>
-          <w:bottom w:val="none"/>
+          <w:top w:val="none" w:color="000000" w:sz="4" w:space="0"/>
+          <w:left w:val="none" w:color="000000" w:sz="4" w:space="0"/>
+          <w:bottom w:val="none" w:color="000000" w:sz="4" w:space="0"/>
           <w:right w:val="single" w:color="000000" w:themeColor="text1" w:themeTint="80" w:sz="4" w:space="0"/>
         </w:tcBorders>
       </w:tcPr>
@@ -13697,10 +16613,10 @@
       <w:tcPr>
         <w:shd w:val="clear" w:color="ffffff" w:themeColor="light1" w:fill="ffffff" w:themeFill="light1"/>
         <w:tcBorders>
-          <w:top w:val="none"/>
-          <w:left w:val="none"/>
+          <w:top w:val="none" w:color="000000" w:sz="4" w:space="0"/>
+          <w:left w:val="none" w:color="000000" w:sz="4" w:space="0"/>
           <w:bottom w:val="single" w:color="000000" w:themeColor="text1" w:themeTint="80" w:sz="4" w:space="0"/>
-          <w:right w:val="none"/>
+          <w:right w:val="none" w:color="000000" w:sz="4" w:space="0"/>
         </w:tcBorders>
       </w:tcPr>
     </w:tblStylePr>
@@ -13720,12 +16636,12 @@
         <w:tblBorders/>
       </w:tblPr>
       <w:tcPr>
-        <w:shd w:color="ffffff"/>
+        <w:shd w:val="clear" w:color="ffffff"/>
         <w:tcBorders>
-          <w:top w:val="none"/>
+          <w:top w:val="none" w:color="000000" w:sz="4" w:space="0"/>
           <w:left w:val="single" w:color="000000" w:themeColor="text1" w:themeTint="80" w:sz="4" w:space="0"/>
-          <w:bottom w:val="none"/>
-          <w:right w:val="none"/>
+          <w:bottom w:val="none" w:color="000000" w:sz="4" w:space="0"/>
+          <w:right w:val="none" w:color="000000" w:sz="4" w:space="0"/>
         </w:tcBorders>
       </w:tcPr>
     </w:tblStylePr>
@@ -13748,9 +16664,9 @@
         <w:shd w:val="clear" w:color="ffffff" w:themeColor="light1" w:fill="ffffff" w:themeFill="light1"/>
         <w:tcBorders>
           <w:top w:val="single" w:color="000000" w:themeColor="text1" w:themeTint="80" w:sz="4" w:space="0"/>
-          <w:left w:val="none"/>
-          <w:bottom w:val="none"/>
-          <w:right w:val="none"/>
+          <w:left w:val="none" w:color="000000" w:sz="4" w:space="0"/>
+          <w:bottom w:val="none" w:color="000000" w:sz="4" w:space="0"/>
+          <w:right w:val="none" w:color="000000" w:sz="4" w:space="0"/>
         </w:tcBorders>
       </w:tcPr>
     </w:tblStylePr>
@@ -13820,9 +16736,9 @@
       </w:tcPr>
     </w:tblStylePr>
   </w:style>
-  <w:style w:type="table" w:styleId="62">
+  <w:style w:type="table" w:styleId="753">
     <w:name w:val="Grid Table 7 Colorful - Accent 1"/>
-    <w:basedOn w:val="665"/>
+    <w:basedOn w:val="889"/>
     <w:uiPriority w:val="99"/>
     <w:pPr>
       <w:pBdr/>
@@ -13924,11 +16840,11 @@
         <w:tblBorders/>
       </w:tblPr>
       <w:tcPr>
-        <w:shd w:color="ffffff"/>
+        <w:shd w:val="clear" w:color="ffffff"/>
         <w:tcBorders>
-          <w:top w:val="none"/>
-          <w:left w:val="none"/>
-          <w:bottom w:val="none"/>
+          <w:top w:val="none" w:color="000000" w:sz="4" w:space="0"/>
+          <w:left w:val="none" w:color="000000" w:sz="4" w:space="0"/>
+          <w:bottom w:val="none" w:color="000000" w:sz="4" w:space="0"/>
           <w:right w:val="single" w:color="000000" w:themeColor="accent1" w:themeTint="80" w:sz="4" w:space="0"/>
         </w:tcBorders>
       </w:tcPr>
@@ -13951,10 +16867,10 @@
       <w:tcPr>
         <w:shd w:val="clear" w:color="ffffff" w:themeColor="light1" w:fill="ffffff" w:themeFill="light1"/>
         <w:tcBorders>
-          <w:top w:val="none"/>
-          <w:left w:val="none"/>
+          <w:top w:val="none" w:color="000000" w:sz="4" w:space="0"/>
+          <w:left w:val="none" w:color="000000" w:sz="4" w:space="0"/>
           <w:bottom w:val="single" w:color="000000" w:themeColor="accent1" w:themeTint="80" w:sz="4" w:space="0"/>
-          <w:right w:val="none"/>
+          <w:right w:val="none" w:color="000000" w:sz="4" w:space="0"/>
         </w:tcBorders>
       </w:tcPr>
     </w:tblStylePr>
@@ -13974,12 +16890,12 @@
         <w:tblBorders/>
       </w:tblPr>
       <w:tcPr>
-        <w:shd w:color="ffffff"/>
+        <w:shd w:val="clear" w:color="ffffff"/>
         <w:tcBorders>
-          <w:top w:val="none"/>
+          <w:top w:val="none" w:color="000000" w:sz="4" w:space="0"/>
           <w:left w:val="single" w:color="000000" w:themeColor="accent1" w:themeTint="80" w:sz="4" w:space="0"/>
-          <w:bottom w:val="none"/>
-          <w:right w:val="none"/>
+          <w:bottom w:val="none" w:color="000000" w:sz="4" w:space="0"/>
+          <w:right w:val="none" w:color="000000" w:sz="4" w:space="0"/>
         </w:tcBorders>
       </w:tcPr>
     </w:tblStylePr>
@@ -14002,9 +16918,9 @@
         <w:shd w:val="clear" w:color="ffffff" w:themeColor="light1" w:fill="ffffff" w:themeFill="light1"/>
         <w:tcBorders>
           <w:top w:val="single" w:color="000000" w:themeColor="accent1" w:themeTint="80" w:sz="4" w:space="0"/>
-          <w:left w:val="none"/>
-          <w:bottom w:val="none"/>
-          <w:right w:val="none"/>
+          <w:left w:val="none" w:color="000000" w:sz="4" w:space="0"/>
+          <w:bottom w:val="none" w:color="000000" w:sz="4" w:space="0"/>
+          <w:right w:val="none" w:color="000000" w:sz="4" w:space="0"/>
         </w:tcBorders>
       </w:tcPr>
     </w:tblStylePr>
@@ -14074,9 +16990,9 @@
       </w:tcPr>
     </w:tblStylePr>
   </w:style>
-  <w:style w:type="table" w:styleId="63">
+  <w:style w:type="table" w:styleId="754">
     <w:name w:val="Grid Table 7 Colorful - Accent 2"/>
-    <w:basedOn w:val="665"/>
+    <w:basedOn w:val="889"/>
     <w:uiPriority w:val="99"/>
     <w:pPr>
       <w:pBdr/>
@@ -14178,11 +17094,11 @@
         <w:tblBorders/>
       </w:tblPr>
       <w:tcPr>
-        <w:shd w:color="ffffff"/>
+        <w:shd w:val="clear" w:color="ffffff"/>
         <w:tcBorders>
-          <w:top w:val="none"/>
-          <w:left w:val="none"/>
-          <w:bottom w:val="none"/>
+          <w:top w:val="none" w:color="000000" w:sz="4" w:space="0"/>
+          <w:left w:val="none" w:color="000000" w:sz="4" w:space="0"/>
+          <w:bottom w:val="none" w:color="000000" w:sz="4" w:space="0"/>
           <w:right w:val="single" w:color="000000" w:themeColor="accent2" w:themeTint="97" w:sz="4" w:space="0"/>
         </w:tcBorders>
       </w:tcPr>
@@ -14205,10 +17121,10 @@
       <w:tcPr>
         <w:shd w:val="clear" w:color="ffffff" w:themeColor="light1" w:fill="ffffff" w:themeFill="light1"/>
         <w:tcBorders>
-          <w:top w:val="none"/>
-          <w:left w:val="none"/>
+          <w:top w:val="none" w:color="000000" w:sz="4" w:space="0"/>
+          <w:left w:val="none" w:color="000000" w:sz="4" w:space="0"/>
           <w:bottom w:val="single" w:color="000000" w:themeColor="accent2" w:themeTint="97" w:sz="4" w:space="0"/>
-          <w:right w:val="none"/>
+          <w:right w:val="none" w:color="000000" w:sz="4" w:space="0"/>
         </w:tcBorders>
       </w:tcPr>
     </w:tblStylePr>
@@ -14228,12 +17144,12 @@
         <w:tblBorders/>
       </w:tblPr>
       <w:tcPr>
-        <w:shd w:color="ffffff"/>
+        <w:shd w:val="clear" w:color="ffffff"/>
         <w:tcBorders>
-          <w:top w:val="none"/>
+          <w:top w:val="none" w:color="000000" w:sz="4" w:space="0"/>
           <w:left w:val="single" w:color="000000" w:themeColor="accent2" w:themeTint="97" w:sz="4" w:space="0"/>
-          <w:bottom w:val="none"/>
-          <w:right w:val="none"/>
+          <w:bottom w:val="none" w:color="000000" w:sz="4" w:space="0"/>
+          <w:right w:val="none" w:color="000000" w:sz="4" w:space="0"/>
         </w:tcBorders>
       </w:tcPr>
     </w:tblStylePr>
@@ -14256,9 +17172,9 @@
         <w:shd w:val="clear" w:color="ffffff" w:themeColor="light1" w:fill="ffffff" w:themeFill="light1"/>
         <w:tcBorders>
           <w:top w:val="single" w:color="000000" w:themeColor="accent2" w:themeTint="97" w:sz="4" w:space="0"/>
-          <w:left w:val="none"/>
-          <w:bottom w:val="none"/>
-          <w:right w:val="none"/>
+          <w:left w:val="none" w:color="000000" w:sz="4" w:space="0"/>
+          <w:bottom w:val="none" w:color="000000" w:sz="4" w:space="0"/>
+          <w:right w:val="none" w:color="000000" w:sz="4" w:space="0"/>
         </w:tcBorders>
       </w:tcPr>
     </w:tblStylePr>
@@ -14328,9 +17244,9 @@
       </w:tcPr>
     </w:tblStylePr>
   </w:style>
-  <w:style w:type="table" w:styleId="64">
+  <w:style w:type="table" w:styleId="755">
     <w:name w:val="Grid Table 7 Colorful - Accent 3"/>
-    <w:basedOn w:val="665"/>
+    <w:basedOn w:val="889"/>
     <w:uiPriority w:val="99"/>
     <w:pPr>
       <w:pBdr/>
@@ -14432,11 +17348,11 @@
         <w:tblBorders/>
       </w:tblPr>
       <w:tcPr>
-        <w:shd w:color="ffffff"/>
+        <w:shd w:val="clear" w:color="ffffff"/>
         <w:tcBorders>
-          <w:top w:val="none"/>
-          <w:left w:val="none"/>
-          <w:bottom w:val="none"/>
+          <w:top w:val="none" w:color="000000" w:sz="4" w:space="0"/>
+          <w:left w:val="none" w:color="000000" w:sz="4" w:space="0"/>
+          <w:bottom w:val="none" w:color="000000" w:sz="4" w:space="0"/>
           <w:right w:val="single" w:color="000000" w:themeColor="accent3" w:themeTint="FE" w:sz="4" w:space="0"/>
         </w:tcBorders>
       </w:tcPr>
@@ -14459,10 +17375,10 @@
       <w:tcPr>
         <w:shd w:val="clear" w:color="ffffff" w:themeColor="light1" w:fill="ffffff" w:themeFill="light1"/>
         <w:tcBorders>
-          <w:top w:val="none"/>
-          <w:left w:val="none"/>
+          <w:top w:val="none" w:color="000000" w:sz="4" w:space="0"/>
+          <w:left w:val="none" w:color="000000" w:sz="4" w:space="0"/>
           <w:bottom w:val="single" w:color="000000" w:themeColor="accent3" w:themeTint="FE" w:sz="4" w:space="0"/>
-          <w:right w:val="none"/>
+          <w:right w:val="none" w:color="000000" w:sz="4" w:space="0"/>
         </w:tcBorders>
       </w:tcPr>
     </w:tblStylePr>
@@ -14482,12 +17398,12 @@
         <w:tblBorders/>
       </w:tblPr>
       <w:tcPr>
-        <w:shd w:color="ffffff"/>
+        <w:shd w:val="clear" w:color="ffffff"/>
         <w:tcBorders>
-          <w:top w:val="none"/>
+          <w:top w:val="none" w:color="000000" w:sz="4" w:space="0"/>
           <w:left w:val="single" w:color="000000" w:themeColor="accent3" w:themeTint="FE" w:sz="4" w:space="0"/>
-          <w:bottom w:val="none"/>
-          <w:right w:val="none"/>
+          <w:bottom w:val="none" w:color="000000" w:sz="4" w:space="0"/>
+          <w:right w:val="none" w:color="000000" w:sz="4" w:space="0"/>
         </w:tcBorders>
       </w:tcPr>
     </w:tblStylePr>
@@ -14510,9 +17426,9 @@
         <w:shd w:val="clear" w:color="ffffff" w:themeColor="light1" w:fill="ffffff" w:themeFill="light1"/>
         <w:tcBorders>
           <w:top w:val="single" w:color="000000" w:themeColor="accent3" w:themeTint="FE" w:sz="4" w:space="0"/>
-          <w:left w:val="none"/>
-          <w:bottom w:val="none"/>
-          <w:right w:val="none"/>
+          <w:left w:val="none" w:color="000000" w:sz="4" w:space="0"/>
+          <w:bottom w:val="none" w:color="000000" w:sz="4" w:space="0"/>
+          <w:right w:val="none" w:color="000000" w:sz="4" w:space="0"/>
         </w:tcBorders>
       </w:tcPr>
     </w:tblStylePr>
@@ -14582,9 +17498,9 @@
       </w:tcPr>
     </w:tblStylePr>
   </w:style>
-  <w:style w:type="table" w:styleId="65">
+  <w:style w:type="table" w:styleId="756">
     <w:name w:val="Grid Table 7 Colorful - Accent 4"/>
-    <w:basedOn w:val="665"/>
+    <w:basedOn w:val="889"/>
     <w:uiPriority w:val="99"/>
     <w:pPr>
       <w:pBdr/>
@@ -14686,11 +17602,11 @@
         <w:tblBorders/>
       </w:tblPr>
       <w:tcPr>
-        <w:shd w:color="ffffff"/>
+        <w:shd w:val="clear" w:color="ffffff"/>
         <w:tcBorders>
-          <w:top w:val="none"/>
-          <w:left w:val="none"/>
-          <w:bottom w:val="none"/>
+          <w:top w:val="none" w:color="000000" w:sz="4" w:space="0"/>
+          <w:left w:val="none" w:color="000000" w:sz="4" w:space="0"/>
+          <w:bottom w:val="none" w:color="000000" w:sz="4" w:space="0"/>
           <w:right w:val="single" w:color="000000" w:themeColor="accent4" w:themeTint="9A" w:sz="4" w:space="0"/>
         </w:tcBorders>
       </w:tcPr>
@@ -14713,10 +17629,10 @@
       <w:tcPr>
         <w:shd w:val="clear" w:color="ffffff" w:themeColor="light1" w:fill="ffffff" w:themeFill="light1"/>
         <w:tcBorders>
-          <w:top w:val="none"/>
-          <w:left w:val="none"/>
+          <w:top w:val="none" w:color="000000" w:sz="4" w:space="0"/>
+          <w:left w:val="none" w:color="000000" w:sz="4" w:space="0"/>
           <w:bottom w:val="single" w:color="000000" w:themeColor="accent4" w:themeTint="9A" w:sz="4" w:space="0"/>
-          <w:right w:val="none"/>
+          <w:right w:val="none" w:color="000000" w:sz="4" w:space="0"/>
         </w:tcBorders>
       </w:tcPr>
     </w:tblStylePr>
@@ -14736,12 +17652,12 @@
         <w:tblBorders/>
       </w:tblPr>
       <w:tcPr>
-        <w:shd w:color="ffffff"/>
+        <w:shd w:val="clear" w:color="ffffff"/>
         <w:tcBorders>
-          <w:top w:val="none"/>
+          <w:top w:val="none" w:color="000000" w:sz="4" w:space="0"/>
           <w:left w:val="single" w:color="000000" w:themeColor="accent4" w:themeTint="9A" w:sz="4" w:space="0"/>
-          <w:bottom w:val="none"/>
-          <w:right w:val="none"/>
+          <w:bottom w:val="none" w:color="000000" w:sz="4" w:space="0"/>
+          <w:right w:val="none" w:color="000000" w:sz="4" w:space="0"/>
         </w:tcBorders>
       </w:tcPr>
     </w:tblStylePr>
@@ -14764,9 +17680,9 @@
         <w:shd w:val="clear" w:color="ffffff" w:themeColor="light1" w:fill="ffffff" w:themeFill="light1"/>
         <w:tcBorders>
           <w:top w:val="single" w:color="000000" w:themeColor="accent4" w:themeTint="9A" w:sz="4" w:space="0"/>
-          <w:left w:val="none"/>
-          <w:bottom w:val="none"/>
-          <w:right w:val="none"/>
+          <w:left w:val="none" w:color="000000" w:sz="4" w:space="0"/>
+          <w:bottom w:val="none" w:color="000000" w:sz="4" w:space="0"/>
+          <w:right w:val="none" w:color="000000" w:sz="4" w:space="0"/>
         </w:tcBorders>
       </w:tcPr>
     </w:tblStylePr>
@@ -14836,9 +17752,9 @@
       </w:tcPr>
     </w:tblStylePr>
   </w:style>
-  <w:style w:type="table" w:styleId="66">
+  <w:style w:type="table" w:styleId="757">
     <w:name w:val="Grid Table 7 Colorful - Accent 5"/>
-    <w:basedOn w:val="665"/>
+    <w:basedOn w:val="889"/>
     <w:uiPriority w:val="99"/>
     <w:pPr>
       <w:pBdr/>
@@ -14940,11 +17856,11 @@
         <w:tblBorders/>
       </w:tblPr>
       <w:tcPr>
-        <w:shd w:color="ffffff"/>
+        <w:shd w:val="clear" w:color="ffffff"/>
         <w:tcBorders>
-          <w:top w:val="none"/>
-          <w:left w:val="none"/>
-          <w:bottom w:val="none"/>
+          <w:top w:val="none" w:color="000000" w:sz="4" w:space="0"/>
+          <w:left w:val="none" w:color="000000" w:sz="4" w:space="0"/>
+          <w:bottom w:val="none" w:color="000000" w:sz="4" w:space="0"/>
           <w:right w:val="single" w:color="000000" w:themeColor="accent5" w:themeTint="90" w:sz="4" w:space="0"/>
         </w:tcBorders>
       </w:tcPr>
@@ -14967,10 +17883,10 @@
       <w:tcPr>
         <w:shd w:val="clear" w:color="ffffff" w:themeColor="light1" w:fill="ffffff" w:themeFill="light1"/>
         <w:tcBorders>
-          <w:top w:val="none"/>
-          <w:left w:val="none"/>
+          <w:top w:val="none" w:color="000000" w:sz="4" w:space="0"/>
+          <w:left w:val="none" w:color="000000" w:sz="4" w:space="0"/>
           <w:bottom w:val="single" w:color="000000" w:themeColor="accent5" w:themeTint="90" w:sz="4" w:space="0"/>
-          <w:right w:val="none"/>
+          <w:right w:val="none" w:color="000000" w:sz="4" w:space="0"/>
         </w:tcBorders>
       </w:tcPr>
     </w:tblStylePr>
@@ -14990,12 +17906,12 @@
         <w:tblBorders/>
       </w:tblPr>
       <w:tcPr>
-        <w:shd w:color="ffffff"/>
+        <w:shd w:val="clear" w:color="ffffff"/>
         <w:tcBorders>
-          <w:top w:val="none"/>
+          <w:top w:val="none" w:color="000000" w:sz="4" w:space="0"/>
           <w:left w:val="single" w:color="000000" w:themeColor="accent5" w:themeTint="90" w:sz="4" w:space="0"/>
-          <w:bottom w:val="none"/>
-          <w:right w:val="none"/>
+          <w:bottom w:val="none" w:color="000000" w:sz="4" w:space="0"/>
+          <w:right w:val="none" w:color="000000" w:sz="4" w:space="0"/>
         </w:tcBorders>
       </w:tcPr>
     </w:tblStylePr>
@@ -15018,9 +17934,9 @@
         <w:shd w:val="clear" w:color="ffffff" w:themeColor="light1" w:fill="ffffff" w:themeFill="light1"/>
         <w:tcBorders>
           <w:top w:val="single" w:color="000000" w:themeColor="accent5" w:themeTint="90" w:sz="4" w:space="0"/>
-          <w:left w:val="none"/>
-          <w:bottom w:val="none"/>
-          <w:right w:val="none"/>
+          <w:left w:val="none" w:color="000000" w:sz="4" w:space="0"/>
+          <w:bottom w:val="none" w:color="000000" w:sz="4" w:space="0"/>
+          <w:right w:val="none" w:color="000000" w:sz="4" w:space="0"/>
         </w:tcBorders>
       </w:tcPr>
     </w:tblStylePr>
@@ -15090,9 +18006,9 @@
       </w:tcPr>
     </w:tblStylePr>
   </w:style>
-  <w:style w:type="table" w:styleId="67">
+  <w:style w:type="table" w:styleId="758">
     <w:name w:val="Grid Table 7 Colorful - Accent 6"/>
-    <w:basedOn w:val="665"/>
+    <w:basedOn w:val="889"/>
     <w:uiPriority w:val="99"/>
     <w:pPr>
       <w:pBdr/>
@@ -15194,11 +18110,11 @@
         <w:tblBorders/>
       </w:tblPr>
       <w:tcPr>
-        <w:shd w:color="ffffff"/>
+        <w:shd w:val="clear" w:color="ffffff"/>
         <w:tcBorders>
-          <w:top w:val="none"/>
-          <w:left w:val="none"/>
-          <w:bottom w:val="none"/>
+          <w:top w:val="none" w:color="000000" w:sz="4" w:space="0"/>
+          <w:left w:val="none" w:color="000000" w:sz="4" w:space="0"/>
+          <w:bottom w:val="none" w:color="000000" w:sz="4" w:space="0"/>
           <w:right w:val="single" w:color="000000" w:themeColor="accent6" w:themeTint="90" w:sz="4" w:space="0"/>
         </w:tcBorders>
       </w:tcPr>
@@ -15221,10 +18137,10 @@
       <w:tcPr>
         <w:shd w:val="clear" w:color="ffffff" w:themeColor="light1" w:fill="ffffff" w:themeFill="light1"/>
         <w:tcBorders>
-          <w:top w:val="none"/>
-          <w:left w:val="none"/>
+          <w:top w:val="none" w:color="000000" w:sz="4" w:space="0"/>
+          <w:left w:val="none" w:color="000000" w:sz="4" w:space="0"/>
           <w:bottom w:val="single" w:color="000000" w:themeColor="accent6" w:themeTint="90" w:sz="4" w:space="0"/>
-          <w:right w:val="none"/>
+          <w:right w:val="none" w:color="000000" w:sz="4" w:space="0"/>
         </w:tcBorders>
       </w:tcPr>
     </w:tblStylePr>
@@ -15244,12 +18160,12 @@
         <w:tblBorders/>
       </w:tblPr>
       <w:tcPr>
-        <w:shd w:color="ffffff"/>
+        <w:shd w:val="clear" w:color="ffffff"/>
         <w:tcBorders>
-          <w:top w:val="none"/>
+          <w:top w:val="none" w:color="000000" w:sz="4" w:space="0"/>
           <w:left w:val="single" w:color="000000" w:themeColor="accent6" w:themeTint="90" w:sz="4" w:space="0"/>
-          <w:bottom w:val="none"/>
-          <w:right w:val="none"/>
+          <w:bottom w:val="none" w:color="000000" w:sz="4" w:space="0"/>
+          <w:right w:val="none" w:color="000000" w:sz="4" w:space="0"/>
         </w:tcBorders>
       </w:tcPr>
     </w:tblStylePr>
@@ -15272,9 +18188,9 @@
         <w:shd w:val="clear" w:color="ffffff" w:themeColor="light1" w:fill="ffffff" w:themeFill="light1"/>
         <w:tcBorders>
           <w:top w:val="single" w:color="000000" w:themeColor="accent6" w:themeTint="90" w:sz="4" w:space="0"/>
-          <w:left w:val="none"/>
-          <w:bottom w:val="none"/>
-          <w:right w:val="none"/>
+          <w:left w:val="none" w:color="000000" w:sz="4" w:space="0"/>
+          <w:bottom w:val="none" w:color="000000" w:sz="4" w:space="0"/>
+          <w:right w:val="none" w:color="000000" w:sz="4" w:space="0"/>
         </w:tcBorders>
       </w:tcPr>
     </w:tblStylePr>
@@ -15344,9 +18260,9 @@
       </w:tcPr>
     </w:tblStylePr>
   </w:style>
-  <w:style w:type="table" w:styleId="68">
+  <w:style w:type="table" w:styleId="759">
     <w:name w:val="List Table 1 Light"/>
-    <w:basedOn w:val="665"/>
+    <w:basedOn w:val="889"/>
     <w:uiPriority w:val="99"/>
     <w:pPr>
       <w:pBdr/>
@@ -15560,9 +18476,9 @@
       </w:tcPr>
     </w:tblStylePr>
   </w:style>
-  <w:style w:type="table" w:styleId="69">
+  <w:style w:type="table" w:styleId="760">
     <w:name w:val="List Table 1 Light - Accent 1"/>
-    <w:basedOn w:val="665"/>
+    <w:basedOn w:val="889"/>
     <w:uiPriority w:val="99"/>
     <w:pPr>
       <w:pBdr/>
@@ -15776,9 +18692,9 @@
       </w:tcPr>
     </w:tblStylePr>
   </w:style>
-  <w:style w:type="table" w:styleId="70">
+  <w:style w:type="table" w:styleId="761">
     <w:name w:val="List Table 1 Light - Accent 2"/>
-    <w:basedOn w:val="665"/>
+    <w:basedOn w:val="889"/>
     <w:uiPriority w:val="99"/>
     <w:pPr>
       <w:pBdr/>
@@ -15992,9 +18908,9 @@
       </w:tcPr>
     </w:tblStylePr>
   </w:style>
-  <w:style w:type="table" w:styleId="71">
+  <w:style w:type="table" w:styleId="762">
     <w:name w:val="List Table 1 Light - Accent 3"/>
-    <w:basedOn w:val="665"/>
+    <w:basedOn w:val="889"/>
     <w:uiPriority w:val="99"/>
     <w:pPr>
       <w:pBdr/>
@@ -16208,9 +19124,9 @@
       </w:tcPr>
     </w:tblStylePr>
   </w:style>
-  <w:style w:type="table" w:styleId="72">
+  <w:style w:type="table" w:styleId="763">
     <w:name w:val="List Table 1 Light - Accent 4"/>
-    <w:basedOn w:val="665"/>
+    <w:basedOn w:val="889"/>
     <w:uiPriority w:val="99"/>
     <w:pPr>
       <w:pBdr/>
@@ -16424,9 +19340,9 @@
       </w:tcPr>
     </w:tblStylePr>
   </w:style>
-  <w:style w:type="table" w:styleId="73">
+  <w:style w:type="table" w:styleId="764">
     <w:name w:val="List Table 1 Light - Accent 5"/>
-    <w:basedOn w:val="665"/>
+    <w:basedOn w:val="889"/>
     <w:uiPriority w:val="99"/>
     <w:pPr>
       <w:pBdr/>
@@ -16640,9 +19556,9 @@
       </w:tcPr>
     </w:tblStylePr>
   </w:style>
-  <w:style w:type="table" w:styleId="74">
+  <w:style w:type="table" w:styleId="765">
     <w:name w:val="List Table 1 Light - Accent 6"/>
-    <w:basedOn w:val="665"/>
+    <w:basedOn w:val="889"/>
     <w:uiPriority w:val="99"/>
     <w:pPr>
       <w:pBdr/>
@@ -16856,9 +19772,9 @@
       </w:tcPr>
     </w:tblStylePr>
   </w:style>
-  <w:style w:type="table" w:styleId="75">
+  <w:style w:type="table" w:styleId="766">
     <w:name w:val="List Table 2"/>
-    <w:basedOn w:val="665"/>
+    <w:basedOn w:val="889"/>
     <w:uiPriority w:val="99"/>
     <w:pPr>
       <w:pBdr/>
@@ -17094,9 +20010,9 @@
       </w:tcPr>
     </w:tblStylePr>
   </w:style>
-  <w:style w:type="table" w:styleId="76">
+  <w:style w:type="table" w:styleId="767">
     <w:name w:val="List Table 2 - Accent 1"/>
-    <w:basedOn w:val="665"/>
+    <w:basedOn w:val="889"/>
     <w:uiPriority w:val="99"/>
     <w:pPr>
       <w:pBdr/>
@@ -17332,9 +20248,9 @@
       </w:tcPr>
     </w:tblStylePr>
   </w:style>
-  <w:style w:type="table" w:styleId="77">
+  <w:style w:type="table" w:styleId="768">
     <w:name w:val="List Table 2 - Accent 2"/>
-    <w:basedOn w:val="665"/>
+    <w:basedOn w:val="889"/>
     <w:uiPriority w:val="99"/>
     <w:pPr>
       <w:pBdr/>
@@ -17570,9 +20486,9 @@
       </w:tcPr>
     </w:tblStylePr>
   </w:style>
-  <w:style w:type="table" w:styleId="78">
+  <w:style w:type="table" w:styleId="769">
     <w:name w:val="List Table 2 - Accent 3"/>
-    <w:basedOn w:val="665"/>
+    <w:basedOn w:val="889"/>
     <w:uiPriority w:val="99"/>
     <w:pPr>
       <w:pBdr/>
@@ -17808,9 +20724,9 @@
       </w:tcPr>
     </w:tblStylePr>
   </w:style>
-  <w:style w:type="table" w:styleId="79">
+  <w:style w:type="table" w:styleId="770">
     <w:name w:val="List Table 2 - Accent 4"/>
-    <w:basedOn w:val="665"/>
+    <w:basedOn w:val="889"/>
     <w:uiPriority w:val="99"/>
     <w:pPr>
       <w:pBdr/>
@@ -18046,9 +20962,9 @@
       </w:tcPr>
     </w:tblStylePr>
   </w:style>
-  <w:style w:type="table" w:styleId="80">
+  <w:style w:type="table" w:styleId="771">
     <w:name w:val="List Table 2 - Accent 5"/>
-    <w:basedOn w:val="665"/>
+    <w:basedOn w:val="889"/>
     <w:uiPriority w:val="99"/>
     <w:pPr>
       <w:pBdr/>
@@ -18284,9 +21200,9 @@
       </w:tcPr>
     </w:tblStylePr>
   </w:style>
-  <w:style w:type="table" w:styleId="81">
+  <w:style w:type="table" w:styleId="772">
     <w:name w:val="List Table 2 - Accent 6"/>
-    <w:basedOn w:val="665"/>
+    <w:basedOn w:val="889"/>
     <w:uiPriority w:val="99"/>
     <w:pPr>
       <w:pBdr/>
@@ -18522,9 +21438,9 @@
       </w:tcPr>
     </w:tblStylePr>
   </w:style>
-  <w:style w:type="table" w:styleId="82">
+  <w:style w:type="table" w:styleId="773">
     <w:name w:val="List Table 3"/>
-    <w:basedOn w:val="665"/>
+    <w:basedOn w:val="889"/>
     <w:uiPriority w:val="99"/>
     <w:pPr>
       <w:pBdr/>
@@ -18750,9 +21666,9 @@
       </w:tcPr>
     </w:tblStylePr>
   </w:style>
-  <w:style w:type="table" w:styleId="83">
+  <w:style w:type="table" w:styleId="774">
     <w:name w:val="List Table 3 - Accent 1"/>
-    <w:basedOn w:val="665"/>
+    <w:basedOn w:val="889"/>
     <w:uiPriority w:val="99"/>
     <w:pPr>
       <w:pBdr/>
@@ -18978,9 +21894,9 @@
       </w:tcPr>
     </w:tblStylePr>
   </w:style>
-  <w:style w:type="table" w:styleId="84">
+  <w:style w:type="table" w:styleId="775">
     <w:name w:val="List Table 3 - Accent 2"/>
-    <w:basedOn w:val="665"/>
+    <w:basedOn w:val="889"/>
     <w:uiPriority w:val="99"/>
     <w:pPr>
       <w:pBdr/>
@@ -19206,9 +22122,9 @@
       </w:tcPr>
     </w:tblStylePr>
   </w:style>
-  <w:style w:type="table" w:styleId="85">
+  <w:style w:type="table" w:styleId="776">
     <w:name w:val="List Table 3 - Accent 3"/>
-    <w:basedOn w:val="665"/>
+    <w:basedOn w:val="889"/>
     <w:uiPriority w:val="99"/>
     <w:pPr>
       <w:pBdr/>
@@ -19434,9 +22350,9 @@
       </w:tcPr>
     </w:tblStylePr>
   </w:style>
-  <w:style w:type="table" w:styleId="86">
+  <w:style w:type="table" w:styleId="777">
     <w:name w:val="List Table 3 - Accent 4"/>
-    <w:basedOn w:val="665"/>
+    <w:basedOn w:val="889"/>
     <w:uiPriority w:val="99"/>
     <w:pPr>
       <w:pBdr/>
@@ -19662,9 +22578,9 @@
       </w:tcPr>
     </w:tblStylePr>
   </w:style>
-  <w:style w:type="table" w:styleId="87">
+  <w:style w:type="table" w:styleId="778">
     <w:name w:val="List Table 3 - Accent 5"/>
-    <w:basedOn w:val="665"/>
+    <w:basedOn w:val="889"/>
     <w:uiPriority w:val="99"/>
     <w:pPr>
       <w:pBdr/>
@@ -19890,9 +22806,9 @@
       </w:tcPr>
     </w:tblStylePr>
   </w:style>
-  <w:style w:type="table" w:styleId="88">
+  <w:style w:type="table" w:styleId="779">
     <w:name w:val="List Table 3 - Accent 6"/>
-    <w:basedOn w:val="665"/>
+    <w:basedOn w:val="889"/>
     <w:uiPriority w:val="99"/>
     <w:pPr>
       <w:pBdr/>
@@ -20118,9 +23034,9 @@
       </w:tcPr>
     </w:tblStylePr>
   </w:style>
-  <w:style w:type="table" w:styleId="89">
+  <w:style w:type="table" w:styleId="780">
     <w:name w:val="List Table 4"/>
-    <w:basedOn w:val="665"/>
+    <w:basedOn w:val="889"/>
     <w:uiPriority w:val="99"/>
     <w:pPr>
       <w:pBdr/>
@@ -20343,9 +23259,9 @@
       </w:tcPr>
     </w:tblStylePr>
   </w:style>
-  <w:style w:type="table" w:styleId="90">
+  <w:style w:type="table" w:styleId="781">
     <w:name w:val="List Table 4 - Accent 1"/>
-    <w:basedOn w:val="665"/>
+    <w:basedOn w:val="889"/>
     <w:uiPriority w:val="99"/>
     <w:pPr>
       <w:pBdr/>
@@ -20568,9 +23484,9 @@
       </w:tcPr>
     </w:tblStylePr>
   </w:style>
-  <w:style w:type="table" w:styleId="91">
+  <w:style w:type="table" w:styleId="782">
     <w:name w:val="List Table 4 - Accent 2"/>
-    <w:basedOn w:val="665"/>
+    <w:basedOn w:val="889"/>
     <w:uiPriority w:val="99"/>
     <w:pPr>
       <w:pBdr/>
@@ -20793,9 +23709,9 @@
       </w:tcPr>
     </w:tblStylePr>
   </w:style>
-  <w:style w:type="table" w:styleId="92">
+  <w:style w:type="table" w:styleId="783">
     <w:name w:val="List Table 4 - Accent 3"/>
-    <w:basedOn w:val="665"/>
+    <w:basedOn w:val="889"/>
     <w:uiPriority w:val="99"/>
     <w:pPr>
       <w:pBdr/>
@@ -21018,9 +23934,9 @@
       </w:tcPr>
     </w:tblStylePr>
   </w:style>
-  <w:style w:type="table" w:styleId="93">
+  <w:style w:type="table" w:styleId="784">
     <w:name w:val="List Table 4 - Accent 4"/>
-    <w:basedOn w:val="665"/>
+    <w:basedOn w:val="889"/>
     <w:uiPriority w:val="99"/>
     <w:pPr>
       <w:pBdr/>
@@ -21243,9 +24159,9 @@
       </w:tcPr>
     </w:tblStylePr>
   </w:style>
-  <w:style w:type="table" w:styleId="94">
+  <w:style w:type="table" w:styleId="785">
     <w:name w:val="List Table 4 - Accent 5"/>
-    <w:basedOn w:val="665"/>
+    <w:basedOn w:val="889"/>
     <w:uiPriority w:val="99"/>
     <w:pPr>
       <w:pBdr/>
@@ -21468,9 +24384,9 @@
       </w:tcPr>
     </w:tblStylePr>
   </w:style>
-  <w:style w:type="table" w:styleId="95">
+  <w:style w:type="table" w:styleId="786">
     <w:name w:val="List Table 4 - Accent 6"/>
-    <w:basedOn w:val="665"/>
+    <w:basedOn w:val="889"/>
     <w:uiPriority w:val="99"/>
     <w:pPr>
       <w:pBdr/>
@@ -21693,9 +24609,9 @@
       </w:tcPr>
     </w:tblStylePr>
   </w:style>
-  <w:style w:type="table" w:styleId="96">
+  <w:style w:type="table" w:styleId="787">
     <w:name w:val="List Table 5 Dark"/>
-    <w:basedOn w:val="665"/>
+    <w:basedOn w:val="889"/>
     <w:uiPriority w:val="99"/>
     <w:pPr>
       <w:pBdr/>
@@ -21935,9 +24851,9 @@
       </w:tcPr>
     </w:tblStylePr>
   </w:style>
-  <w:style w:type="table" w:styleId="97">
+  <w:style w:type="table" w:styleId="788">
     <w:name w:val="List Table 5 Dark - Accent 1"/>
-    <w:basedOn w:val="665"/>
+    <w:basedOn w:val="889"/>
     <w:uiPriority w:val="99"/>
     <w:pPr>
       <w:pBdr/>
@@ -22177,9 +25093,9 @@
       </w:tcPr>
     </w:tblStylePr>
   </w:style>
-  <w:style w:type="table" w:styleId="98">
+  <w:style w:type="table" w:styleId="789">
     <w:name w:val="List Table 5 Dark - Accent 2"/>
-    <w:basedOn w:val="665"/>
+    <w:basedOn w:val="889"/>
     <w:uiPriority w:val="99"/>
     <w:pPr>
       <w:pBdr/>
@@ -22419,9 +25335,9 @@
       </w:tcPr>
     </w:tblStylePr>
   </w:style>
-  <w:style w:type="table" w:styleId="99">
+  <w:style w:type="table" w:styleId="790">
     <w:name w:val="List Table 5 Dark - Accent 3"/>
-    <w:basedOn w:val="665"/>
+    <w:basedOn w:val="889"/>
     <w:uiPriority w:val="99"/>
     <w:pPr>
       <w:pBdr/>
@@ -22661,9 +25577,9 @@
       </w:tcPr>
     </w:tblStylePr>
   </w:style>
-  <w:style w:type="table" w:styleId="100">
+  <w:style w:type="table" w:styleId="791">
     <w:name w:val="List Table 5 Dark - Accent 4"/>
-    <w:basedOn w:val="665"/>
+    <w:basedOn w:val="889"/>
     <w:uiPriority w:val="99"/>
     <w:pPr>
       <w:pBdr/>
@@ -22903,9 +25819,9 @@
       </w:tcPr>
     </w:tblStylePr>
   </w:style>
-  <w:style w:type="table" w:styleId="101">
+  <w:style w:type="table" w:styleId="792">
     <w:name w:val="List Table 5 Dark - Accent 5"/>
-    <w:basedOn w:val="665"/>
+    <w:basedOn w:val="889"/>
     <w:uiPriority w:val="99"/>
     <w:pPr>
       <w:pBdr/>
@@ -23145,9 +26061,9 @@
       </w:tcPr>
     </w:tblStylePr>
   </w:style>
-  <w:style w:type="table" w:styleId="102">
+  <w:style w:type="table" w:styleId="793">
     <w:name w:val="List Table 5 Dark - Accent 6"/>
-    <w:basedOn w:val="665"/>
+    <w:basedOn w:val="889"/>
     <w:uiPriority w:val="99"/>
     <w:pPr>
       <w:pBdr/>
@@ -23387,9 +26303,9 @@
       </w:tcPr>
     </w:tblStylePr>
   </w:style>
-  <w:style w:type="table" w:styleId="103">
+  <w:style w:type="table" w:styleId="794">
     <w:name w:val="List Table 6 Colorful"/>
-    <w:basedOn w:val="665"/>
+    <w:basedOn w:val="889"/>
     <w:uiPriority w:val="99"/>
     <w:pPr>
       <w:pBdr/>
@@ -23610,9 +26526,9 @@
       </w:tcPr>
     </w:tblStylePr>
   </w:style>
-  <w:style w:type="table" w:styleId="104">
+  <w:style w:type="table" w:styleId="795">
     <w:name w:val="List Table 6 Colorful - Accent 1"/>
-    <w:basedOn w:val="665"/>
+    <w:basedOn w:val="889"/>
     <w:uiPriority w:val="99"/>
     <w:pPr>
       <w:pBdr/>
@@ -23833,9 +26749,9 @@
       </w:tcPr>
     </w:tblStylePr>
   </w:style>
-  <w:style w:type="table" w:styleId="105">
+  <w:style w:type="table" w:styleId="796">
     <w:name w:val="List Table 6 Colorful - Accent 2"/>
-    <w:basedOn w:val="665"/>
+    <w:basedOn w:val="889"/>
     <w:uiPriority w:val="99"/>
     <w:pPr>
       <w:pBdr/>
@@ -24056,9 +26972,9 @@
       </w:tcPr>
     </w:tblStylePr>
   </w:style>
-  <w:style w:type="table" w:styleId="106">
+  <w:style w:type="table" w:styleId="797">
     <w:name w:val="List Table 6 Colorful - Accent 3"/>
-    <w:basedOn w:val="665"/>
+    <w:basedOn w:val="889"/>
     <w:uiPriority w:val="99"/>
     <w:pPr>
       <w:pBdr/>
@@ -24279,9 +27195,9 @@
       </w:tcPr>
     </w:tblStylePr>
   </w:style>
-  <w:style w:type="table" w:styleId="107">
+  <w:style w:type="table" w:styleId="798">
     <w:name w:val="List Table 6 Colorful - Accent 4"/>
-    <w:basedOn w:val="665"/>
+    <w:basedOn w:val="889"/>
     <w:uiPriority w:val="99"/>
     <w:pPr>
       <w:pBdr/>
@@ -24502,9 +27418,9 @@
       </w:tcPr>
     </w:tblStylePr>
   </w:style>
-  <w:style w:type="table" w:styleId="108">
+  <w:style w:type="table" w:styleId="799">
     <w:name w:val="List Table 6 Colorful - Accent 5"/>
-    <w:basedOn w:val="665"/>
+    <w:basedOn w:val="889"/>
     <w:uiPriority w:val="99"/>
     <w:pPr>
       <w:pBdr/>
@@ -24725,9 +27641,9 @@
       </w:tcPr>
     </w:tblStylePr>
   </w:style>
-  <w:style w:type="table" w:styleId="109">
+  <w:style w:type="table" w:styleId="800">
     <w:name w:val="List Table 6 Colorful - Accent 6"/>
-    <w:basedOn w:val="665"/>
+    <w:basedOn w:val="889"/>
     <w:uiPriority w:val="99"/>
     <w:pPr>
       <w:pBdr/>
@@ -24948,9 +27864,9 @@
       </w:tcPr>
     </w:tblStylePr>
   </w:style>
-  <w:style w:type="table" w:styleId="110">
+  <w:style w:type="table" w:styleId="801">
     <w:name w:val="List Table 7 Colorful"/>
-    <w:basedOn w:val="665"/>
+    <w:basedOn w:val="889"/>
     <w:uiPriority w:val="99"/>
     <w:pPr>
       <w:pBdr/>
@@ -25049,11 +27965,11 @@
         <w:tblBorders/>
       </w:tblPr>
       <w:tcPr>
-        <w:shd w:color="ffffff"/>
+        <w:shd w:val="clear" w:color="ffffff"/>
         <w:tcBorders>
-          <w:top w:val="none"/>
-          <w:left w:val="none"/>
-          <w:bottom w:val="none"/>
+          <w:top w:val="none" w:color="000000" w:sz="4" w:space="0"/>
+          <w:left w:val="none" w:color="000000" w:sz="4" w:space="0"/>
+          <w:bottom w:val="none" w:color="000000" w:sz="4" w:space="0"/>
           <w:right w:val="single" w:color="000000" w:themeColor="text1" w:themeTint="80" w:sz="4" w:space="0"/>
         </w:tcBorders>
       </w:tcPr>
@@ -25076,10 +27992,10 @@
       <w:tcPr>
         <w:shd w:val="clear" w:color="ffffff" w:themeColor="light1" w:fill="ffffff" w:themeFill="light1"/>
         <w:tcBorders>
-          <w:top w:val="none"/>
-          <w:left w:val="none"/>
+          <w:top w:val="none" w:color="000000" w:sz="4" w:space="0"/>
+          <w:left w:val="none" w:color="000000" w:sz="4" w:space="0"/>
           <w:bottom w:val="single" w:color="000000" w:themeColor="text1" w:themeTint="80" w:sz="4" w:space="0"/>
-          <w:right w:val="none"/>
+          <w:right w:val="none" w:color="000000" w:sz="4" w:space="0"/>
         </w:tcBorders>
       </w:tcPr>
     </w:tblStylePr>
@@ -25099,12 +28015,12 @@
         <w:tblBorders/>
       </w:tblPr>
       <w:tcPr>
-        <w:shd w:color="ffffff"/>
+        <w:shd w:val="clear" w:color="ffffff"/>
         <w:tcBorders>
-          <w:top w:val="none"/>
+          <w:top w:val="none" w:color="000000" w:sz="4" w:space="0"/>
           <w:left w:val="single" w:color="000000" w:themeColor="text1" w:themeTint="80" w:sz="4" w:space="0"/>
-          <w:bottom w:val="none"/>
-          <w:right w:val="none"/>
+          <w:bottom w:val="none" w:color="000000" w:sz="4" w:space="0"/>
+          <w:right w:val="none" w:color="000000" w:sz="4" w:space="0"/>
         </w:tcBorders>
       </w:tcPr>
     </w:tblStylePr>
@@ -25127,9 +28043,9 @@
         <w:shd w:val="clear" w:color="ffffff" w:themeColor="light1" w:fill="ffffff" w:themeFill="light1"/>
         <w:tcBorders>
           <w:top w:val="single" w:color="000000" w:themeColor="text1" w:themeTint="80" w:sz="4" w:space="0"/>
-          <w:left w:val="none"/>
-          <w:bottom w:val="none"/>
-          <w:right w:val="none"/>
+          <w:left w:val="none" w:color="000000" w:sz="4" w:space="0"/>
+          <w:bottom w:val="none" w:color="000000" w:sz="4" w:space="0"/>
+          <w:right w:val="none" w:color="000000" w:sz="4" w:space="0"/>
         </w:tcBorders>
       </w:tcPr>
     </w:tblStylePr>
@@ -25204,9 +28120,9 @@
       </w:tcPr>
     </w:tblStylePr>
   </w:style>
-  <w:style w:type="table" w:styleId="111">
+  <w:style w:type="table" w:styleId="802">
     <w:name w:val="List Table 7 Colorful - Accent 1"/>
-    <w:basedOn w:val="665"/>
+    <w:basedOn w:val="889"/>
     <w:uiPriority w:val="99"/>
     <w:pPr>
       <w:pBdr/>
@@ -25305,11 +28221,11 @@
         <w:tblBorders/>
       </w:tblPr>
       <w:tcPr>
-        <w:shd w:color="ffffff"/>
+        <w:shd w:val="clear" w:color="ffffff"/>
         <w:tcBorders>
-          <w:top w:val="none"/>
-          <w:left w:val="none"/>
-          <w:bottom w:val="none"/>
+          <w:top w:val="none" w:color="000000" w:sz="4" w:space="0"/>
+          <w:left w:val="none" w:color="000000" w:sz="4" w:space="0"/>
+          <w:bottom w:val="none" w:color="000000" w:sz="4" w:space="0"/>
           <w:right w:val="single" w:color="000000" w:themeColor="accent1" w:sz="4" w:space="0"/>
         </w:tcBorders>
       </w:tcPr>
@@ -25332,10 +28248,10 @@
       <w:tcPr>
         <w:shd w:val="clear" w:color="ffffff" w:themeColor="light1" w:fill="ffffff" w:themeFill="light1"/>
         <w:tcBorders>
-          <w:top w:val="none"/>
-          <w:left w:val="none"/>
+          <w:top w:val="none" w:color="000000" w:sz="4" w:space="0"/>
+          <w:left w:val="none" w:color="000000" w:sz="4" w:space="0"/>
           <w:bottom w:val="single" w:color="000000" w:themeColor="accent1" w:sz="4" w:space="0"/>
-          <w:right w:val="none"/>
+          <w:right w:val="none" w:color="000000" w:sz="4" w:space="0"/>
         </w:tcBorders>
       </w:tcPr>
     </w:tblStylePr>
@@ -25355,12 +28271,12 @@
         <w:tblBorders/>
       </w:tblPr>
       <w:tcPr>
-        <w:shd w:color="ffffff"/>
+        <w:shd w:val="clear" w:color="ffffff"/>
         <w:tcBorders>
-          <w:top w:val="none"/>
+          <w:top w:val="none" w:color="000000" w:sz="4" w:space="0"/>
           <w:left w:val="single" w:color="000000" w:themeColor="accent1" w:sz="4" w:space="0"/>
-          <w:bottom w:val="none"/>
-          <w:right w:val="none"/>
+          <w:bottom w:val="none" w:color="000000" w:sz="4" w:space="0"/>
+          <w:right w:val="none" w:color="000000" w:sz="4" w:space="0"/>
         </w:tcBorders>
       </w:tcPr>
     </w:tblStylePr>
@@ -25383,9 +28299,9 @@
         <w:shd w:val="clear" w:color="ffffff" w:themeColor="light1" w:fill="ffffff" w:themeFill="light1"/>
         <w:tcBorders>
           <w:top w:val="single" w:color="000000" w:themeColor="accent1" w:sz="4" w:space="0"/>
-          <w:left w:val="none"/>
-          <w:bottom w:val="none"/>
-          <w:right w:val="none"/>
+          <w:left w:val="none" w:color="000000" w:sz="4" w:space="0"/>
+          <w:bottom w:val="none" w:color="000000" w:sz="4" w:space="0"/>
+          <w:right w:val="none" w:color="000000" w:sz="4" w:space="0"/>
         </w:tcBorders>
       </w:tcPr>
     </w:tblStylePr>
@@ -25460,9 +28376,9 @@
       </w:tcPr>
     </w:tblStylePr>
   </w:style>
-  <w:style w:type="table" w:styleId="112">
+  <w:style w:type="table" w:styleId="803">
     <w:name w:val="List Table 7 Colorful - Accent 2"/>
-    <w:basedOn w:val="665"/>
+    <w:basedOn w:val="889"/>
     <w:uiPriority w:val="99"/>
     <w:pPr>
       <w:pBdr/>
@@ -25561,11 +28477,11 @@
         <w:tblBorders/>
       </w:tblPr>
       <w:tcPr>
-        <w:shd w:color="ffffff"/>
+        <w:shd w:val="clear" w:color="ffffff"/>
         <w:tcBorders>
-          <w:top w:val="none"/>
-          <w:left w:val="none"/>
-          <w:bottom w:val="none"/>
+          <w:top w:val="none" w:color="000000" w:sz="4" w:space="0"/>
+          <w:left w:val="none" w:color="000000" w:sz="4" w:space="0"/>
+          <w:bottom w:val="none" w:color="000000" w:sz="4" w:space="0"/>
           <w:right w:val="single" w:color="000000" w:themeColor="accent2" w:themeTint="97" w:sz="4" w:space="0"/>
         </w:tcBorders>
       </w:tcPr>
@@ -25588,10 +28504,10 @@
       <w:tcPr>
         <w:shd w:val="clear" w:color="ffffff" w:themeColor="light1" w:fill="ffffff" w:themeFill="light1"/>
         <w:tcBorders>
-          <w:top w:val="none"/>
-          <w:left w:val="none"/>
+          <w:top w:val="none" w:color="000000" w:sz="4" w:space="0"/>
+          <w:left w:val="none" w:color="000000" w:sz="4" w:space="0"/>
           <w:bottom w:val="single" w:color="000000" w:themeColor="accent2" w:themeTint="97" w:sz="4" w:space="0"/>
-          <w:right w:val="none"/>
+          <w:right w:val="none" w:color="000000" w:sz="4" w:space="0"/>
         </w:tcBorders>
       </w:tcPr>
     </w:tblStylePr>
@@ -25611,12 +28527,12 @@
         <w:tblBorders/>
       </w:tblPr>
       <w:tcPr>
-        <w:shd w:color="ffffff"/>
+        <w:shd w:val="clear" w:color="ffffff"/>
         <w:tcBorders>
-          <w:top w:val="none"/>
+          <w:top w:val="none" w:color="000000" w:sz="4" w:space="0"/>
           <w:left w:val="single" w:color="000000" w:themeColor="accent2" w:themeTint="97" w:sz="4" w:space="0"/>
-          <w:bottom w:val="none"/>
-          <w:right w:val="none"/>
+          <w:bottom w:val="none" w:color="000000" w:sz="4" w:space="0"/>
+          <w:right w:val="none" w:color="000000" w:sz="4" w:space="0"/>
         </w:tcBorders>
       </w:tcPr>
     </w:tblStylePr>
@@ -25639,9 +28555,9 @@
         <w:shd w:val="clear" w:color="ffffff" w:themeColor="light1" w:fill="ffffff" w:themeFill="light1"/>
         <w:tcBorders>
           <w:top w:val="single" w:color="000000" w:themeColor="accent2" w:themeTint="97" w:sz="4" w:space="0"/>
-          <w:left w:val="none"/>
-          <w:bottom w:val="none"/>
-          <w:right w:val="none"/>
+          <w:left w:val="none" w:color="000000" w:sz="4" w:space="0"/>
+          <w:bottom w:val="none" w:color="000000" w:sz="4" w:space="0"/>
+          <w:right w:val="none" w:color="000000" w:sz="4" w:space="0"/>
         </w:tcBorders>
       </w:tcPr>
     </w:tblStylePr>
@@ -25716,9 +28632,9 @@
       </w:tcPr>
     </w:tblStylePr>
   </w:style>
-  <w:style w:type="table" w:styleId="113">
+  <w:style w:type="table" w:styleId="804">
     <w:name w:val="List Table 7 Colorful - Accent 3"/>
-    <w:basedOn w:val="665"/>
+    <w:basedOn w:val="889"/>
     <w:uiPriority w:val="99"/>
     <w:pPr>
       <w:pBdr/>
@@ -25817,11 +28733,11 @@
         <w:tblBorders/>
       </w:tblPr>
       <w:tcPr>
-        <w:shd w:color="ffffff"/>
+        <w:shd w:val="clear" w:color="ffffff"/>
         <w:tcBorders>
-          <w:top w:val="none"/>
-          <w:left w:val="none"/>
-          <w:bottom w:val="none"/>
+          <w:top w:val="none" w:color="000000" w:sz="4" w:space="0"/>
+          <w:left w:val="none" w:color="000000" w:sz="4" w:space="0"/>
+          <w:bottom w:val="none" w:color="000000" w:sz="4" w:space="0"/>
           <w:right w:val="single" w:color="000000" w:themeColor="accent3" w:themeTint="98" w:sz="4" w:space="0"/>
         </w:tcBorders>
       </w:tcPr>
@@ -25844,10 +28760,10 @@
       <w:tcPr>
         <w:shd w:val="clear" w:color="ffffff" w:themeColor="light1" w:fill="ffffff" w:themeFill="light1"/>
         <w:tcBorders>
-          <w:top w:val="none"/>
-          <w:left w:val="none"/>
+          <w:top w:val="none" w:color="000000" w:sz="4" w:space="0"/>
+          <w:left w:val="none" w:color="000000" w:sz="4" w:space="0"/>
           <w:bottom w:val="single" w:color="000000" w:themeColor="accent3" w:themeTint="98" w:sz="4" w:space="0"/>
-          <w:right w:val="none"/>
+          <w:right w:val="none" w:color="000000" w:sz="4" w:space="0"/>
         </w:tcBorders>
       </w:tcPr>
     </w:tblStylePr>
@@ -25867,12 +28783,12 @@
         <w:tblBorders/>
       </w:tblPr>
       <w:tcPr>
-        <w:shd w:color="ffffff"/>
+        <w:shd w:val="clear" w:color="ffffff"/>
         <w:tcBorders>
-          <w:top w:val="none"/>
+          <w:top w:val="none" w:color="000000" w:sz="4" w:space="0"/>
           <w:left w:val="single" w:color="000000" w:themeColor="accent3" w:themeTint="98" w:sz="4" w:space="0"/>
-          <w:bottom w:val="none"/>
-          <w:right w:val="none"/>
+          <w:bottom w:val="none" w:color="000000" w:sz="4" w:space="0"/>
+          <w:right w:val="none" w:color="000000" w:sz="4" w:space="0"/>
         </w:tcBorders>
       </w:tcPr>
     </w:tblStylePr>
@@ -25895,9 +28811,9 @@
         <w:shd w:val="clear" w:color="ffffff" w:themeColor="light1" w:fill="ffffff" w:themeFill="light1"/>
         <w:tcBorders>
           <w:top w:val="single" w:color="000000" w:themeColor="accent3" w:themeTint="98" w:sz="4" w:space="0"/>
-          <w:left w:val="none"/>
-          <w:bottom w:val="none"/>
-          <w:right w:val="none"/>
+          <w:left w:val="none" w:color="000000" w:sz="4" w:space="0"/>
+          <w:bottom w:val="none" w:color="000000" w:sz="4" w:space="0"/>
+          <w:right w:val="none" w:color="000000" w:sz="4" w:space="0"/>
         </w:tcBorders>
       </w:tcPr>
     </w:tblStylePr>
@@ -25972,9 +28888,9 @@
       </w:tcPr>
     </w:tblStylePr>
   </w:style>
-  <w:style w:type="table" w:styleId="114">
+  <w:style w:type="table" w:styleId="805">
     <w:name w:val="List Table 7 Colorful - Accent 4"/>
-    <w:basedOn w:val="665"/>
+    <w:basedOn w:val="889"/>
     <w:uiPriority w:val="99"/>
     <w:pPr>
       <w:pBdr/>
@@ -26073,11 +28989,11 @@
         <w:tblBorders/>
       </w:tblPr>
       <w:tcPr>
-        <w:shd w:color="ffffff"/>
+        <w:shd w:val="clear" w:color="ffffff"/>
         <w:tcBorders>
-          <w:top w:val="none"/>
-          <w:left w:val="none"/>
-          <w:bottom w:val="none"/>
+          <w:top w:val="none" w:color="000000" w:sz="4" w:space="0"/>
+          <w:left w:val="none" w:color="000000" w:sz="4" w:space="0"/>
+          <w:bottom w:val="none" w:color="000000" w:sz="4" w:space="0"/>
           <w:right w:val="single" w:color="000000" w:themeColor="accent4" w:themeTint="9A" w:sz="4" w:space="0"/>
         </w:tcBorders>
       </w:tcPr>
@@ -26100,10 +29016,10 @@
       <w:tcPr>
         <w:shd w:val="clear" w:color="ffffff" w:themeColor="light1" w:fill="ffffff" w:themeFill="light1"/>
         <w:tcBorders>
-          <w:top w:val="none"/>
-          <w:left w:val="none"/>
+          <w:top w:val="none" w:color="000000" w:sz="4" w:space="0"/>
+          <w:left w:val="none" w:color="000000" w:sz="4" w:space="0"/>
           <w:bottom w:val="single" w:color="000000" w:themeColor="accent4" w:themeTint="9A" w:sz="4" w:space="0"/>
-          <w:right w:val="none"/>
+          <w:right w:val="none" w:color="000000" w:sz="4" w:space="0"/>
         </w:tcBorders>
       </w:tcPr>
     </w:tblStylePr>
@@ -26123,12 +29039,12 @@
         <w:tblBorders/>
       </w:tblPr>
       <w:tcPr>
-        <w:shd w:color="ffffff"/>
+        <w:shd w:val="clear" w:color="ffffff"/>
         <w:tcBorders>
-          <w:top w:val="none"/>
+          <w:top w:val="none" w:color="000000" w:sz="4" w:space="0"/>
           <w:left w:val="single" w:color="000000" w:themeColor="accent4" w:themeTint="9A" w:sz="4" w:space="0"/>
-          <w:bottom w:val="none"/>
-          <w:right w:val="none"/>
+          <w:bottom w:val="none" w:color="000000" w:sz="4" w:space="0"/>
+          <w:right w:val="none" w:color="000000" w:sz="4" w:space="0"/>
         </w:tcBorders>
       </w:tcPr>
     </w:tblStylePr>
@@ -26151,9 +29067,9 @@
         <w:shd w:val="clear" w:color="ffffff" w:themeColor="light1" w:fill="ffffff" w:themeFill="light1"/>
         <w:tcBorders>
           <w:top w:val="single" w:color="000000" w:themeColor="accent4" w:themeTint="9A" w:sz="4" w:space="0"/>
-          <w:left w:val="none"/>
-          <w:bottom w:val="none"/>
-          <w:right w:val="none"/>
+          <w:left w:val="none" w:color="000000" w:sz="4" w:space="0"/>
+          <w:bottom w:val="none" w:color="000000" w:sz="4" w:space="0"/>
+          <w:right w:val="none" w:color="000000" w:sz="4" w:space="0"/>
         </w:tcBorders>
       </w:tcPr>
     </w:tblStylePr>
@@ -26228,9 +29144,9 @@
       </w:tcPr>
     </w:tblStylePr>
   </w:style>
-  <w:style w:type="table" w:styleId="115">
+  <w:style w:type="table" w:styleId="806">
     <w:name w:val="List Table 7 Colorful - Accent 5"/>
-    <w:basedOn w:val="665"/>
+    <w:basedOn w:val="889"/>
     <w:uiPriority w:val="99"/>
     <w:pPr>
       <w:pBdr/>
@@ -26329,11 +29245,11 @@
         <w:tblBorders/>
       </w:tblPr>
       <w:tcPr>
-        <w:shd w:color="ffffff"/>
+        <w:shd w:val="clear" w:color="ffffff"/>
         <w:tcBorders>
-          <w:top w:val="none"/>
-          <w:left w:val="none"/>
-          <w:bottom w:val="none"/>
+          <w:top w:val="none" w:color="000000" w:sz="4" w:space="0"/>
+          <w:left w:val="none" w:color="000000" w:sz="4" w:space="0"/>
+          <w:bottom w:val="none" w:color="000000" w:sz="4" w:space="0"/>
           <w:right w:val="single" w:color="000000" w:themeColor="accent5" w:themeTint="9A" w:sz="4" w:space="0"/>
         </w:tcBorders>
       </w:tcPr>
@@ -26356,10 +29272,10 @@
       <w:tcPr>
         <w:shd w:val="clear" w:color="ffffff" w:themeColor="light1" w:fill="ffffff" w:themeFill="light1"/>
         <w:tcBorders>
-          <w:top w:val="none"/>
-          <w:left w:val="none"/>
+          <w:top w:val="none" w:color="000000" w:sz="4" w:space="0"/>
+          <w:left w:val="none" w:color="000000" w:sz="4" w:space="0"/>
           <w:bottom w:val="single" w:color="000000" w:themeColor="accent5" w:themeTint="9A" w:sz="4" w:space="0"/>
-          <w:right w:val="none"/>
+          <w:right w:val="none" w:color="000000" w:sz="4" w:space="0"/>
         </w:tcBorders>
       </w:tcPr>
     </w:tblStylePr>
@@ -26379,12 +29295,12 @@
         <w:tblBorders/>
       </w:tblPr>
       <w:tcPr>
-        <w:shd w:color="ffffff"/>
+        <w:shd w:val="clear" w:color="ffffff"/>
         <w:tcBorders>
-          <w:top w:val="none"/>
+          <w:top w:val="none" w:color="000000" w:sz="4" w:space="0"/>
           <w:left w:val="single" w:color="000000" w:themeColor="accent5" w:themeTint="9A" w:sz="4" w:space="0"/>
-          <w:bottom w:val="none"/>
-          <w:right w:val="none"/>
+          <w:bottom w:val="none" w:color="000000" w:sz="4" w:space="0"/>
+          <w:right w:val="none" w:color="000000" w:sz="4" w:space="0"/>
         </w:tcBorders>
       </w:tcPr>
     </w:tblStylePr>
@@ -26407,9 +29323,9 @@
         <w:shd w:val="clear" w:color="ffffff" w:themeColor="light1" w:fill="ffffff" w:themeFill="light1"/>
         <w:tcBorders>
           <w:top w:val="single" w:color="000000" w:themeColor="accent5" w:themeTint="9A" w:sz="4" w:space="0"/>
-          <w:left w:val="none"/>
-          <w:bottom w:val="none"/>
-          <w:right w:val="none"/>
+          <w:left w:val="none" w:color="000000" w:sz="4" w:space="0"/>
+          <w:bottom w:val="none" w:color="000000" w:sz="4" w:space="0"/>
+          <w:right w:val="none" w:color="000000" w:sz="4" w:space="0"/>
         </w:tcBorders>
       </w:tcPr>
     </w:tblStylePr>
@@ -26484,9 +29400,9 @@
       </w:tcPr>
     </w:tblStylePr>
   </w:style>
-  <w:style w:type="table" w:styleId="116">
+  <w:style w:type="table" w:styleId="807">
     <w:name w:val="List Table 7 Colorful - Accent 6"/>
-    <w:basedOn w:val="665"/>
+    <w:basedOn w:val="889"/>
     <w:uiPriority w:val="99"/>
     <w:pPr>
       <w:pBdr/>
@@ -26585,11 +29501,11 @@
         <w:tblBorders/>
       </w:tblPr>
       <w:tcPr>
-        <w:shd w:color="ffffff"/>
+        <w:shd w:val="clear" w:color="ffffff"/>
         <w:tcBorders>
-          <w:top w:val="none"/>
-          <w:left w:val="none"/>
-          <w:bottom w:val="none"/>
+          <w:top w:val="none" w:color="000000" w:sz="4" w:space="0"/>
+          <w:left w:val="none" w:color="000000" w:sz="4" w:space="0"/>
+          <w:bottom w:val="none" w:color="000000" w:sz="4" w:space="0"/>
           <w:right w:val="single" w:color="000000" w:themeColor="accent6" w:themeTint="98" w:sz="4" w:space="0"/>
         </w:tcBorders>
       </w:tcPr>
@@ -26612,10 +29528,10 @@
       <w:tcPr>
         <w:shd w:val="clear" w:color="ffffff" w:themeColor="light1" w:fill="ffffff" w:themeFill="light1"/>
         <w:tcBorders>
-          <w:top w:val="none"/>
-          <w:left w:val="none"/>
+          <w:top w:val="none" w:color="000000" w:sz="4" w:space="0"/>
+          <w:left w:val="none" w:color="000000" w:sz="4" w:space="0"/>
           <w:bottom w:val="single" w:color="000000" w:themeColor="accent6" w:themeTint="98" w:sz="4" w:space="0"/>
-          <w:right w:val="none"/>
+          <w:right w:val="none" w:color="000000" w:sz="4" w:space="0"/>
         </w:tcBorders>
       </w:tcPr>
     </w:tblStylePr>
@@ -26635,12 +29551,12 @@
         <w:tblBorders/>
       </w:tblPr>
       <w:tcPr>
-        <w:shd w:color="ffffff"/>
+        <w:shd w:val="clear" w:color="ffffff"/>
         <w:tcBorders>
-          <w:top w:val="none"/>
+          <w:top w:val="none" w:color="000000" w:sz="4" w:space="0"/>
           <w:left w:val="single" w:color="000000" w:themeColor="accent6" w:themeTint="98" w:sz="4" w:space="0"/>
-          <w:bottom w:val="none"/>
-          <w:right w:val="none"/>
+          <w:bottom w:val="none" w:color="000000" w:sz="4" w:space="0"/>
+          <w:right w:val="none" w:color="000000" w:sz="4" w:space="0"/>
         </w:tcBorders>
       </w:tcPr>
     </w:tblStylePr>
@@ -26663,9 +29579,9 @@
         <w:shd w:val="clear" w:color="ffffff" w:themeColor="light1" w:fill="ffffff" w:themeFill="light1"/>
         <w:tcBorders>
           <w:top w:val="single" w:color="000000" w:themeColor="accent6" w:themeTint="98" w:sz="4" w:space="0"/>
-          <w:left w:val="none"/>
-          <w:bottom w:val="none"/>
-          <w:right w:val="none"/>
+          <w:left w:val="none" w:color="000000" w:sz="4" w:space="0"/>
+          <w:bottom w:val="none" w:color="000000" w:sz="4" w:space="0"/>
+          <w:right w:val="none" w:color="000000" w:sz="4" w:space="0"/>
         </w:tcBorders>
       </w:tcPr>
     </w:tblStylePr>
@@ -26740,9 +29656,9 @@
       </w:tcPr>
     </w:tblStylePr>
   </w:style>
-  <w:style w:type="table" w:styleId="117">
+  <w:style w:type="table" w:styleId="808">
     <w:name w:val="Lined - Accent"/>
-    <w:basedOn w:val="665"/>
+    <w:basedOn w:val="889"/>
     <w:uiPriority w:val="99"/>
     <w:pPr>
       <w:pBdr/>
@@ -26977,9 +29893,9 @@
       </w:tcPr>
     </w:tblStylePr>
   </w:style>
-  <w:style w:type="table" w:styleId="118">
+  <w:style w:type="table" w:styleId="809">
     <w:name w:val="Lined - Accent 1"/>
-    <w:basedOn w:val="665"/>
+    <w:basedOn w:val="889"/>
     <w:uiPriority w:val="99"/>
     <w:pPr>
       <w:pBdr/>
@@ -27214,9 +30130,9 @@
       </w:tcPr>
     </w:tblStylePr>
   </w:style>
-  <w:style w:type="table" w:styleId="119">
+  <w:style w:type="table" w:styleId="810">
     <w:name w:val="Lined - Accent 2"/>
-    <w:basedOn w:val="665"/>
+    <w:basedOn w:val="889"/>
     <w:uiPriority w:val="99"/>
     <w:pPr>
       <w:pBdr/>
@@ -27451,9 +30367,9 @@
       </w:tcPr>
     </w:tblStylePr>
   </w:style>
-  <w:style w:type="table" w:styleId="120">
+  <w:style w:type="table" w:styleId="811">
     <w:name w:val="Lined - Accent 3"/>
-    <w:basedOn w:val="665"/>
+    <w:basedOn w:val="889"/>
     <w:uiPriority w:val="99"/>
     <w:pPr>
       <w:pBdr/>
@@ -27688,9 +30604,9 @@
       </w:tcPr>
     </w:tblStylePr>
   </w:style>
-  <w:style w:type="table" w:styleId="121">
+  <w:style w:type="table" w:styleId="812">
     <w:name w:val="Lined - Accent 4"/>
-    <w:basedOn w:val="665"/>
+    <w:basedOn w:val="889"/>
     <w:uiPriority w:val="99"/>
     <w:pPr>
       <w:pBdr/>
@@ -27925,9 +30841,9 @@
       </w:tcPr>
     </w:tblStylePr>
   </w:style>
-  <w:style w:type="table" w:styleId="122">
+  <w:style w:type="table" w:styleId="813">
     <w:name w:val="Lined - Accent 5"/>
-    <w:basedOn w:val="665"/>
+    <w:basedOn w:val="889"/>
     <w:uiPriority w:val="99"/>
     <w:pPr>
       <w:pBdr/>
@@ -28162,9 +31078,9 @@
       </w:tcPr>
     </w:tblStylePr>
   </w:style>
-  <w:style w:type="table" w:styleId="123">
+  <w:style w:type="table" w:styleId="814">
     <w:name w:val="Lined - Accent 6"/>
-    <w:basedOn w:val="665"/>
+    <w:basedOn w:val="889"/>
     <w:uiPriority w:val="99"/>
     <w:pPr>
       <w:pBdr/>
@@ -28399,9 +31315,9 @@
       </w:tcPr>
     </w:tblStylePr>
   </w:style>
-  <w:style w:type="table" w:styleId="124">
+  <w:style w:type="table" w:styleId="815">
     <w:name w:val="Bordered &amp; Lined - Accent"/>
-    <w:basedOn w:val="665"/>
+    <w:basedOn w:val="889"/>
     <w:uiPriority w:val="99"/>
     <w:pPr>
       <w:pBdr/>
@@ -28643,9 +31559,9 @@
       </w:tcPr>
     </w:tblStylePr>
   </w:style>
-  <w:style w:type="table" w:styleId="125">
+  <w:style w:type="table" w:styleId="816">
     <w:name w:val="Bordered &amp; Lined - Accent 1"/>
-    <w:basedOn w:val="665"/>
+    <w:basedOn w:val="889"/>
     <w:uiPriority w:val="99"/>
     <w:pPr>
       <w:pBdr/>
@@ -28887,9 +31803,9 @@
       </w:tcPr>
     </w:tblStylePr>
   </w:style>
-  <w:style w:type="table" w:styleId="126">
+  <w:style w:type="table" w:styleId="817">
     <w:name w:val="Bordered &amp; Lined - Accent 2"/>
-    <w:basedOn w:val="665"/>
+    <w:basedOn w:val="889"/>
     <w:uiPriority w:val="99"/>
     <w:pPr>
       <w:pBdr/>
@@ -29131,9 +32047,9 @@
       </w:tcPr>
     </w:tblStylePr>
   </w:style>
-  <w:style w:type="table" w:styleId="127">
+  <w:style w:type="table" w:styleId="818">
     <w:name w:val="Bordered &amp; Lined - Accent 3"/>
-    <w:basedOn w:val="665"/>
+    <w:basedOn w:val="889"/>
     <w:uiPriority w:val="99"/>
     <w:pPr>
       <w:pBdr/>
@@ -29375,9 +32291,9 @@
       </w:tcPr>
     </w:tblStylePr>
   </w:style>
-  <w:style w:type="table" w:styleId="128">
+  <w:style w:type="table" w:styleId="819">
     <w:name w:val="Bordered &amp; Lined - Accent 4"/>
-    <w:basedOn w:val="665"/>
+    <w:basedOn w:val="889"/>
     <w:uiPriority w:val="99"/>
     <w:pPr>
       <w:pBdr/>
@@ -29619,9 +32535,9 @@
       </w:tcPr>
     </w:tblStylePr>
   </w:style>
-  <w:style w:type="table" w:styleId="129">
+  <w:style w:type="table" w:styleId="820">
     <w:name w:val="Bordered &amp; Lined - Accent 5"/>
-    <w:basedOn w:val="665"/>
+    <w:basedOn w:val="889"/>
     <w:uiPriority w:val="99"/>
     <w:pPr>
       <w:pBdr/>
@@ -29863,9 +32779,9 @@
       </w:tcPr>
     </w:tblStylePr>
   </w:style>
-  <w:style w:type="table" w:styleId="130">
+  <w:style w:type="table" w:styleId="821">
     <w:name w:val="Bordered &amp; Lined - Accent 6"/>
-    <w:basedOn w:val="665"/>
+    <w:basedOn w:val="889"/>
     <w:uiPriority w:val="99"/>
     <w:pPr>
       <w:pBdr/>
@@ -30107,9 +33023,9 @@
       </w:tcPr>
     </w:tblStylePr>
   </w:style>
-  <w:style w:type="table" w:styleId="131">
+  <w:style w:type="table" w:styleId="822">
     <w:name w:val="Bordered"/>
-    <w:basedOn w:val="665"/>
+    <w:basedOn w:val="889"/>
     <w:uiPriority w:val="99"/>
     <w:pPr>
       <w:pBdr/>
@@ -30338,9 +33254,9 @@
       </w:tcPr>
     </w:tblStylePr>
   </w:style>
-  <w:style w:type="table" w:styleId="132">
+  <w:style w:type="table" w:styleId="823">
     <w:name w:val="Bordered - Accent 1"/>
-    <w:basedOn w:val="665"/>
+    <w:basedOn w:val="889"/>
     <w:uiPriority w:val="99"/>
     <w:pPr>
       <w:pBdr/>
@@ -30569,9 +33485,9 @@
       </w:tcPr>
     </w:tblStylePr>
   </w:style>
-  <w:style w:type="table" w:styleId="133">
+  <w:style w:type="table" w:styleId="824">
     <w:name w:val="Bordered - Accent 2"/>
-    <w:basedOn w:val="665"/>
+    <w:basedOn w:val="889"/>
     <w:uiPriority w:val="99"/>
     <w:pPr>
       <w:pBdr/>
@@ -30800,9 +33716,9 @@
       </w:tcPr>
     </w:tblStylePr>
   </w:style>
-  <w:style w:type="table" w:styleId="134">
+  <w:style w:type="table" w:styleId="825">
     <w:name w:val="Bordered - Accent 3"/>
-    <w:basedOn w:val="665"/>
+    <w:basedOn w:val="889"/>
     <w:uiPriority w:val="99"/>
     <w:pPr>
       <w:pBdr/>
@@ -31031,9 +33947,9 @@
       </w:tcPr>
     </w:tblStylePr>
   </w:style>
-  <w:style w:type="table" w:styleId="135">
+  <w:style w:type="table" w:styleId="826">
     <w:name w:val="Bordered - Accent 4"/>
-    <w:basedOn w:val="665"/>
+    <w:basedOn w:val="889"/>
     <w:uiPriority w:val="99"/>
     <w:pPr>
       <w:pBdr/>
@@ -31262,9 +34178,9 @@
       </w:tcPr>
     </w:tblStylePr>
   </w:style>
-  <w:style w:type="table" w:styleId="136">
+  <w:style w:type="table" w:styleId="827">
     <w:name w:val="Bordered - Accent 5"/>
-    <w:basedOn w:val="665"/>
+    <w:basedOn w:val="889"/>
     <w:uiPriority w:val="99"/>
     <w:pPr>
       <w:pBdr/>
@@ -31493,9 +34409,9 @@
       </w:tcPr>
     </w:tblStylePr>
   </w:style>
-  <w:style w:type="table" w:styleId="137">
+  <w:style w:type="table" w:styleId="828">
     <w:name w:val="Bordered - Accent 6"/>
-    <w:basedOn w:val="665"/>
+    <w:basedOn w:val="889"/>
     <w:uiPriority w:val="99"/>
     <w:pPr>
       <w:pBdr/>
@@ -31724,11 +34640,11 @@
       </w:tcPr>
     </w:tblStylePr>
   </w:style>
-  <w:style w:type="paragraph" w:styleId="139">
+  <w:style w:type="paragraph" w:styleId="829">
     <w:name w:val="Heading 1"/>
-    <w:basedOn w:val="664"/>
-    <w:next w:val="664"/>
-    <w:link w:val="150"/>
+    <w:basedOn w:val="888"/>
+    <w:next w:val="888"/>
+    <w:link w:val="839"/>
     <w:uiPriority w:val="9"/>
     <w:qFormat/>
     <w:pPr>
@@ -31746,11 +34662,11 @@
       <w:szCs w:val="40"/>
     </w:rPr>
   </w:style>
-  <w:style w:type="paragraph" w:styleId="140">
+  <w:style w:type="paragraph" w:styleId="830">
     <w:name w:val="Heading 2"/>
-    <w:basedOn w:val="664"/>
-    <w:next w:val="664"/>
-    <w:link w:val="151"/>
+    <w:basedOn w:val="888"/>
+    <w:next w:val="888"/>
+    <w:link w:val="840"/>
     <w:uiPriority w:val="9"/>
     <w:unhideWhenUsed/>
     <w:qFormat/>
@@ -31769,11 +34685,11 @@
       <w:szCs w:val="32"/>
     </w:rPr>
   </w:style>
-  <w:style w:type="paragraph" w:styleId="141">
+  <w:style w:type="paragraph" w:styleId="831">
     <w:name w:val="Heading 3"/>
-    <w:basedOn w:val="664"/>
-    <w:next w:val="664"/>
-    <w:link w:val="152"/>
+    <w:basedOn w:val="888"/>
+    <w:next w:val="888"/>
+    <w:link w:val="841"/>
     <w:uiPriority w:val="9"/>
     <w:unhideWhenUsed/>
     <w:qFormat/>
@@ -31792,11 +34708,11 @@
       <w:szCs w:val="28"/>
     </w:rPr>
   </w:style>
-  <w:style w:type="paragraph" w:styleId="142">
+  <w:style w:type="paragraph" w:styleId="832">
     <w:name w:val="Heading 4"/>
-    <w:basedOn w:val="664"/>
-    <w:next w:val="664"/>
-    <w:link w:val="153"/>
+    <w:basedOn w:val="888"/>
+    <w:next w:val="888"/>
+    <w:link w:val="842"/>
     <w:uiPriority w:val="9"/>
     <w:unhideWhenUsed/>
     <w:qFormat/>
@@ -31815,11 +34731,11 @@
       <w:color w:val="0f4761" w:themeColor="accent1" w:themeShade="BF"/>
     </w:rPr>
   </w:style>
-  <w:style w:type="paragraph" w:styleId="143">
+  <w:style w:type="paragraph" w:styleId="833">
     <w:name w:val="Heading 5"/>
-    <w:basedOn w:val="664"/>
-    <w:next w:val="664"/>
-    <w:link w:val="154"/>
+    <w:basedOn w:val="888"/>
+    <w:next w:val="888"/>
+    <w:link w:val="843"/>
     <w:uiPriority w:val="9"/>
     <w:unhideWhenUsed/>
     <w:qFormat/>
@@ -31836,11 +34752,11 @@
       <w:color w:val="0f4761" w:themeColor="accent1" w:themeShade="BF"/>
     </w:rPr>
   </w:style>
-  <w:style w:type="paragraph" w:styleId="144">
+  <w:style w:type="paragraph" w:styleId="834">
     <w:name w:val="Heading 6"/>
-    <w:basedOn w:val="664"/>
-    <w:next w:val="664"/>
-    <w:link w:val="155"/>
+    <w:basedOn w:val="888"/>
+    <w:next w:val="888"/>
+    <w:link w:val="844"/>
     <w:uiPriority w:val="9"/>
     <w:unhideWhenUsed/>
     <w:qFormat/>
@@ -31859,11 +34775,11 @@
       <w:color w:val="595959" w:themeColor="text1" w:themeTint="A6"/>
     </w:rPr>
   </w:style>
-  <w:style w:type="paragraph" w:styleId="145">
+  <w:style w:type="paragraph" w:styleId="835">
     <w:name w:val="Heading 7"/>
-    <w:basedOn w:val="664"/>
-    <w:next w:val="664"/>
-    <w:link w:val="156"/>
+    <w:basedOn w:val="888"/>
+    <w:next w:val="888"/>
+    <w:link w:val="845"/>
     <w:uiPriority w:val="9"/>
     <w:unhideWhenUsed/>
     <w:qFormat/>
@@ -31880,11 +34796,11 @@
       <w:color w:val="595959" w:themeColor="text1" w:themeTint="A6"/>
     </w:rPr>
   </w:style>
-  <w:style w:type="paragraph" w:styleId="146">
+  <w:style w:type="paragraph" w:styleId="836">
     <w:name w:val="Heading 8"/>
-    <w:basedOn w:val="664"/>
-    <w:next w:val="664"/>
-    <w:link w:val="157"/>
+    <w:basedOn w:val="888"/>
+    <w:next w:val="888"/>
+    <w:link w:val="846"/>
     <w:uiPriority w:val="9"/>
     <w:unhideWhenUsed/>
     <w:qFormat/>
@@ -31903,11 +34819,11 @@
       <w:color w:val="272727" w:themeColor="text1" w:themeTint="D8"/>
     </w:rPr>
   </w:style>
-  <w:style w:type="paragraph" w:styleId="147">
+  <w:style w:type="paragraph" w:styleId="837">
     <w:name w:val="Heading 9"/>
-    <w:basedOn w:val="664"/>
-    <w:next w:val="664"/>
-    <w:link w:val="158"/>
+    <w:basedOn w:val="888"/>
+    <w:next w:val="888"/>
+    <w:link w:val="847"/>
     <w:uiPriority w:val="9"/>
     <w:unhideWhenUsed/>
     <w:qFormat/>
@@ -31926,7 +34842,7 @@
       <w:color w:val="272727" w:themeColor="text1" w:themeTint="D8"/>
     </w:rPr>
   </w:style>
-  <w:style w:type="character" w:styleId="148" w:default="1">
+  <w:style w:type="character" w:styleId="838" w:default="1">
     <w:name w:val="Default Paragraph Font"/>
     <w:uiPriority w:val="1"/>
     <w:semiHidden/>
@@ -31937,10 +34853,10 @@
       <w:ind/>
     </w:pPr>
   </w:style>
-  <w:style w:type="character" w:styleId="150">
+  <w:style w:type="character" w:styleId="839">
     <w:name w:val="Heading 1 Char"/>
-    <w:basedOn w:val="148"/>
-    <w:link w:val="139"/>
+    <w:basedOn w:val="838"/>
+    <w:link w:val="829"/>
     <w:uiPriority w:val="9"/>
     <w:pPr>
       <w:pBdr/>
@@ -31954,10 +34870,10 @@
       <w:szCs w:val="40"/>
     </w:rPr>
   </w:style>
-  <w:style w:type="character" w:styleId="151">
+  <w:style w:type="character" w:styleId="840">
     <w:name w:val="Heading 2 Char"/>
-    <w:basedOn w:val="148"/>
-    <w:link w:val="140"/>
+    <w:basedOn w:val="838"/>
+    <w:link w:val="830"/>
     <w:uiPriority w:val="9"/>
     <w:pPr>
       <w:pBdr/>
@@ -31971,10 +34887,10 @@
       <w:szCs w:val="32"/>
     </w:rPr>
   </w:style>
-  <w:style w:type="character" w:styleId="152">
+  <w:style w:type="character" w:styleId="841">
     <w:name w:val="Heading 3 Char"/>
-    <w:basedOn w:val="148"/>
-    <w:link w:val="141"/>
+    <w:basedOn w:val="838"/>
+    <w:link w:val="831"/>
     <w:uiPriority w:val="9"/>
     <w:pPr>
       <w:pBdr/>
@@ -31988,10 +34904,10 @@
       <w:szCs w:val="28"/>
     </w:rPr>
   </w:style>
-  <w:style w:type="character" w:styleId="153">
+  <w:style w:type="character" w:styleId="842">
     <w:name w:val="Heading 4 Char"/>
-    <w:basedOn w:val="148"/>
-    <w:link w:val="142"/>
+    <w:basedOn w:val="838"/>
+    <w:link w:val="832"/>
     <w:uiPriority w:val="9"/>
     <w:pPr>
       <w:pBdr/>
@@ -32005,10 +34921,10 @@
       <w:color w:val="0f4761" w:themeColor="accent1" w:themeShade="BF"/>
     </w:rPr>
   </w:style>
-  <w:style w:type="character" w:styleId="154">
+  <w:style w:type="character" w:styleId="843">
     <w:name w:val="Heading 5 Char"/>
-    <w:basedOn w:val="148"/>
-    <w:link w:val="143"/>
+    <w:basedOn w:val="838"/>
+    <w:link w:val="833"/>
     <w:uiPriority w:val="9"/>
     <w:pPr>
       <w:pBdr/>
@@ -32020,10 +34936,10 @@
       <w:color w:val="0f4761" w:themeColor="accent1" w:themeShade="BF"/>
     </w:rPr>
   </w:style>
-  <w:style w:type="character" w:styleId="155">
+  <w:style w:type="character" w:styleId="844">
     <w:name w:val="Heading 6 Char"/>
-    <w:basedOn w:val="148"/>
-    <w:link w:val="144"/>
+    <w:basedOn w:val="838"/>
+    <w:link w:val="834"/>
     <w:uiPriority w:val="9"/>
     <w:pPr>
       <w:pBdr/>
@@ -32037,10 +34953,10 @@
       <w:color w:val="595959" w:themeColor="text1" w:themeTint="A6"/>
     </w:rPr>
   </w:style>
-  <w:style w:type="character" w:styleId="156">
+  <w:style w:type="character" w:styleId="845">
     <w:name w:val="Heading 7 Char"/>
-    <w:basedOn w:val="148"/>
-    <w:link w:val="145"/>
+    <w:basedOn w:val="838"/>
+    <w:link w:val="835"/>
     <w:uiPriority w:val="9"/>
     <w:pPr>
       <w:pBdr/>
@@ -32052,10 +34968,10 @@
       <w:color w:val="595959" w:themeColor="text1" w:themeTint="A6"/>
     </w:rPr>
   </w:style>
-  <w:style w:type="character" w:styleId="157">
+  <w:style w:type="character" w:styleId="846">
     <w:name w:val="Heading 8 Char"/>
-    <w:basedOn w:val="148"/>
-    <w:link w:val="146"/>
+    <w:basedOn w:val="838"/>
+    <w:link w:val="836"/>
     <w:uiPriority w:val="9"/>
     <w:pPr>
       <w:pBdr/>
@@ -32069,10 +34985,10 @@
       <w:color w:val="272727" w:themeColor="text1" w:themeTint="D8"/>
     </w:rPr>
   </w:style>
-  <w:style w:type="character" w:styleId="158">
+  <w:style w:type="character" w:styleId="847">
     <w:name w:val="Heading 9 Char"/>
-    <w:basedOn w:val="148"/>
-    <w:link w:val="147"/>
+    <w:basedOn w:val="838"/>
+    <w:link w:val="837"/>
     <w:uiPriority w:val="9"/>
     <w:pPr>
       <w:pBdr/>
@@ -32086,11 +35002,11 @@
       <w:color w:val="272727" w:themeColor="text1" w:themeTint="D8"/>
     </w:rPr>
   </w:style>
-  <w:style w:type="paragraph" w:styleId="159">
+  <w:style w:type="paragraph" w:styleId="848">
     <w:name w:val="Title"/>
-    <w:basedOn w:val="664"/>
-    <w:next w:val="664"/>
-    <w:link w:val="160"/>
+    <w:basedOn w:val="888"/>
+    <w:next w:val="888"/>
+    <w:link w:val="849"/>
     <w:uiPriority w:val="10"/>
     <w:qFormat/>
     <w:pPr>
@@ -32106,10 +35022,10 @@
       <w:szCs w:val="56"/>
     </w:rPr>
   </w:style>
-  <w:style w:type="character" w:styleId="160">
+  <w:style w:type="character" w:styleId="849">
     <w:name w:val="Title Char"/>
-    <w:basedOn w:val="148"/>
-    <w:link w:val="159"/>
+    <w:basedOn w:val="838"/>
+    <w:link w:val="848"/>
     <w:uiPriority w:val="10"/>
     <w:pPr>
       <w:pBdr/>
@@ -32123,11 +35039,11 @@
       <w:szCs w:val="56"/>
     </w:rPr>
   </w:style>
-  <w:style w:type="paragraph" w:styleId="161">
+  <w:style w:type="paragraph" w:styleId="850">
     <w:name w:val="Subtitle"/>
-    <w:basedOn w:val="664"/>
-    <w:next w:val="664"/>
-    <w:link w:val="162"/>
+    <w:basedOn w:val="888"/>
+    <w:next w:val="888"/>
+    <w:link w:val="851"/>
     <w:uiPriority w:val="11"/>
     <w:qFormat/>
     <w:pPr>
@@ -32145,10 +35061,10 @@
       <w:szCs w:val="28"/>
     </w:rPr>
   </w:style>
-  <w:style w:type="character" w:styleId="162">
+  <w:style w:type="character" w:styleId="851">
     <w:name w:val="Subtitle Char"/>
-    <w:basedOn w:val="148"/>
-    <w:link w:val="161"/>
+    <w:basedOn w:val="838"/>
+    <w:link w:val="850"/>
     <w:uiPriority w:val="11"/>
     <w:pPr>
       <w:pBdr/>
@@ -32162,11 +35078,11 @@
       <w:szCs w:val="28"/>
     </w:rPr>
   </w:style>
-  <w:style w:type="paragraph" w:styleId="163">
+  <w:style w:type="paragraph" w:styleId="852">
     <w:name w:val="Quote"/>
-    <w:basedOn w:val="664"/>
-    <w:next w:val="664"/>
-    <w:link w:val="164"/>
+    <w:basedOn w:val="888"/>
+    <w:next w:val="888"/>
+    <w:link w:val="853"/>
     <w:uiPriority w:val="29"/>
     <w:qFormat/>
     <w:pPr>
@@ -32181,10 +35097,10 @@
       <w:color w:val="404040" w:themeColor="text1" w:themeTint="BF"/>
     </w:rPr>
   </w:style>
-  <w:style w:type="character" w:styleId="164">
+  <w:style w:type="character" w:styleId="853">
     <w:name w:val="Quote Char"/>
-    <w:basedOn w:val="148"/>
-    <w:link w:val="163"/>
+    <w:basedOn w:val="838"/>
+    <w:link w:val="852"/>
     <w:uiPriority w:val="29"/>
     <w:pPr>
       <w:pBdr/>
@@ -32197,9 +35113,9 @@
       <w:color w:val="404040" w:themeColor="text1" w:themeTint="BF"/>
     </w:rPr>
   </w:style>
-  <w:style w:type="character" w:styleId="166">
+  <w:style w:type="character" w:styleId="854">
     <w:name w:val="Intense Emphasis"/>
-    <w:basedOn w:val="148"/>
+    <w:basedOn w:val="838"/>
     <w:uiPriority w:val="21"/>
     <w:qFormat/>
     <w:pPr>
@@ -32213,11 +35129,11 @@
       <w:color w:val="0f4761" w:themeColor="accent1" w:themeShade="BF"/>
     </w:rPr>
   </w:style>
-  <w:style w:type="paragraph" w:styleId="167">
+  <w:style w:type="paragraph" w:styleId="855">
     <w:name w:val="Intense Quote"/>
-    <w:basedOn w:val="664"/>
-    <w:next w:val="664"/>
-    <w:link w:val="168"/>
+    <w:basedOn w:val="888"/>
+    <w:next w:val="888"/>
+    <w:link w:val="856"/>
     <w:uiPriority w:val="30"/>
     <w:qFormat/>
     <w:pPr>
@@ -32235,10 +35151,10 @@
       <w:color w:val="0f4761" w:themeColor="accent1" w:themeShade="BF"/>
     </w:rPr>
   </w:style>
-  <w:style w:type="character" w:styleId="168">
+  <w:style w:type="character" w:styleId="856">
     <w:name w:val="Intense Quote Char"/>
-    <w:basedOn w:val="148"/>
-    <w:link w:val="167"/>
+    <w:basedOn w:val="838"/>
+    <w:link w:val="855"/>
     <w:uiPriority w:val="30"/>
     <w:pPr>
       <w:pBdr/>
@@ -32251,9 +35167,9 @@
       <w:color w:val="0f4761" w:themeColor="accent1" w:themeShade="BF"/>
     </w:rPr>
   </w:style>
-  <w:style w:type="character" w:styleId="169">
+  <w:style w:type="character" w:styleId="857">
     <w:name w:val="Intense Reference"/>
-    <w:basedOn w:val="148"/>
+    <w:basedOn w:val="838"/>
     <w:uiPriority w:val="32"/>
     <w:qFormat/>
     <w:pPr>
@@ -32269,9 +35185,9 @@
       <w:spacing w:val="5"/>
     </w:rPr>
   </w:style>
-  <w:style w:type="character" w:styleId="171">
+  <w:style w:type="character" w:styleId="858">
     <w:name w:val="Subtle Emphasis"/>
-    <w:basedOn w:val="148"/>
+    <w:basedOn w:val="838"/>
     <w:uiPriority w:val="19"/>
     <w:qFormat/>
     <w:pPr>
@@ -32285,9 +35201,9 @@
       <w:color w:val="404040" w:themeColor="text1" w:themeTint="BF"/>
     </w:rPr>
   </w:style>
-  <w:style w:type="character" w:styleId="172">
+  <w:style w:type="character" w:styleId="859">
     <w:name w:val="Emphasis"/>
-    <w:basedOn w:val="148"/>
+    <w:basedOn w:val="838"/>
     <w:uiPriority w:val="20"/>
     <w:qFormat/>
     <w:pPr>
@@ -32300,9 +35216,9 @@
       <w:iCs/>
     </w:rPr>
   </w:style>
-  <w:style w:type="character" w:styleId="173">
+  <w:style w:type="character" w:styleId="860">
     <w:name w:val="Strong"/>
-    <w:basedOn w:val="148"/>
+    <w:basedOn w:val="838"/>
     <w:uiPriority w:val="22"/>
     <w:qFormat/>
     <w:pPr>
@@ -32315,9 +35231,9 @@
       <w:bCs/>
     </w:rPr>
   </w:style>
-  <w:style w:type="character" w:styleId="174">
+  <w:style w:type="character" w:styleId="861">
     <w:name w:val="Subtle Reference"/>
-    <w:basedOn w:val="148"/>
+    <w:basedOn w:val="838"/>
     <w:uiPriority w:val="31"/>
     <w:qFormat/>
     <w:pPr>
@@ -32330,9 +35246,9 @@
       <w:color w:val="5a5a5a" w:themeColor="text1" w:themeTint="A5"/>
     </w:rPr>
   </w:style>
-  <w:style w:type="character" w:styleId="175">
+  <w:style w:type="character" w:styleId="862">
     <w:name w:val="Book Title"/>
-    <w:basedOn w:val="148"/>
+    <w:basedOn w:val="838"/>
     <w:uiPriority w:val="33"/>
     <w:qFormat/>
     <w:pPr>
@@ -32348,10 +35264,10 @@
       <w:spacing w:val="5"/>
     </w:rPr>
   </w:style>
-  <w:style w:type="paragraph" w:styleId="176">
+  <w:style w:type="paragraph" w:styleId="863">
     <w:name w:val="Header"/>
-    <w:basedOn w:val="664"/>
-    <w:link w:val="177"/>
+    <w:basedOn w:val="888"/>
+    <w:link w:val="864"/>
     <w:uiPriority w:val="99"/>
     <w:unhideWhenUsed/>
     <w:pPr>
@@ -32364,10 +35280,10 @@
       <w:ind/>
     </w:pPr>
   </w:style>
-  <w:style w:type="character" w:styleId="177">
+  <w:style w:type="character" w:styleId="864">
     <w:name w:val="Header Char"/>
-    <w:basedOn w:val="148"/>
-    <w:link w:val="176"/>
+    <w:basedOn w:val="838"/>
+    <w:link w:val="863"/>
     <w:uiPriority w:val="99"/>
     <w:pPr>
       <w:pBdr/>
@@ -32375,10 +35291,10 @@
       <w:ind/>
     </w:pPr>
   </w:style>
-  <w:style w:type="paragraph" w:styleId="178">
+  <w:style w:type="paragraph" w:styleId="865">
     <w:name w:val="Footer"/>
-    <w:basedOn w:val="664"/>
-    <w:link w:val="179"/>
+    <w:basedOn w:val="888"/>
+    <w:link w:val="866"/>
     <w:uiPriority w:val="99"/>
     <w:unhideWhenUsed/>
     <w:pPr>
@@ -32391,10 +35307,10 @@
       <w:ind/>
     </w:pPr>
   </w:style>
-  <w:style w:type="character" w:styleId="179">
+  <w:style w:type="character" w:styleId="866">
     <w:name w:val="Footer Char"/>
-    <w:basedOn w:val="148"/>
-    <w:link w:val="178"/>
+    <w:basedOn w:val="838"/>
+    <w:link w:val="865"/>
     <w:uiPriority w:val="99"/>
     <w:pPr>
       <w:pBdr/>
@@ -32402,10 +35318,10 @@
       <w:ind/>
     </w:pPr>
   </w:style>
-  <w:style w:type="paragraph" w:styleId="180">
+  <w:style w:type="paragraph" w:styleId="867">
     <w:name w:val="Caption"/>
-    <w:basedOn w:val="664"/>
-    <w:next w:val="664"/>
+    <w:basedOn w:val="888"/>
+    <w:next w:val="888"/>
     <w:uiPriority w:val="35"/>
     <w:unhideWhenUsed/>
     <w:qFormat/>
@@ -32422,10 +35338,10 @@
       <w:szCs w:val="18"/>
     </w:rPr>
   </w:style>
-  <w:style w:type="paragraph" w:styleId="181">
+  <w:style w:type="paragraph" w:styleId="868">
     <w:name w:val="footnote text"/>
-    <w:basedOn w:val="664"/>
-    <w:link w:val="182"/>
+    <w:basedOn w:val="888"/>
+    <w:link w:val="869"/>
     <w:uiPriority w:val="99"/>
     <w:semiHidden/>
     <w:unhideWhenUsed/>
@@ -32439,10 +35355,10 @@
       <w:szCs w:val="20"/>
     </w:rPr>
   </w:style>
-  <w:style w:type="character" w:styleId="182">
+  <w:style w:type="character" w:styleId="869">
     <w:name w:val="Footnote Text Char"/>
-    <w:basedOn w:val="148"/>
-    <w:link w:val="181"/>
+    <w:basedOn w:val="838"/>
+    <w:link w:val="868"/>
     <w:uiPriority w:val="99"/>
     <w:semiHidden/>
     <w:pPr>
@@ -32455,9 +35371,9 @@
       <w:szCs w:val="20"/>
     </w:rPr>
   </w:style>
-  <w:style w:type="character" w:styleId="183">
+  <w:style w:type="character" w:styleId="870">
     <w:name w:val="footnote reference"/>
-    <w:basedOn w:val="148"/>
+    <w:basedOn w:val="838"/>
     <w:uiPriority w:val="99"/>
     <w:semiHidden/>
     <w:unhideWhenUsed/>
@@ -32470,10 +35386,10 @@
       <w:vertAlign w:val="superscript"/>
     </w:rPr>
   </w:style>
-  <w:style w:type="paragraph" w:styleId="184">
+  <w:style w:type="paragraph" w:styleId="871">
     <w:name w:val="endnote text"/>
-    <w:basedOn w:val="664"/>
-    <w:link w:val="185"/>
+    <w:basedOn w:val="888"/>
+    <w:link w:val="872"/>
     <w:uiPriority w:val="99"/>
     <w:semiHidden/>
     <w:unhideWhenUsed/>
@@ -32487,10 +35403,10 @@
       <w:szCs w:val="20"/>
     </w:rPr>
   </w:style>
-  <w:style w:type="character" w:styleId="185">
+  <w:style w:type="character" w:styleId="872">
     <w:name w:val="Endnote Text Char"/>
-    <w:basedOn w:val="148"/>
-    <w:link w:val="184"/>
+    <w:basedOn w:val="838"/>
+    <w:link w:val="871"/>
     <w:uiPriority w:val="99"/>
     <w:semiHidden/>
     <w:pPr>
@@ -32503,9 +35419,9 @@
       <w:szCs w:val="20"/>
     </w:rPr>
   </w:style>
-  <w:style w:type="character" w:styleId="186">
+  <w:style w:type="character" w:styleId="873">
     <w:name w:val="endnote reference"/>
-    <w:basedOn w:val="148"/>
+    <w:basedOn w:val="838"/>
     <w:uiPriority w:val="99"/>
     <w:semiHidden/>
     <w:unhideWhenUsed/>
@@ -32518,9 +35434,9 @@
       <w:vertAlign w:val="superscript"/>
     </w:rPr>
   </w:style>
-  <w:style w:type="character" w:styleId="187">
+  <w:style w:type="character" w:styleId="874">
     <w:name w:val="Hyperlink"/>
-    <w:basedOn w:val="148"/>
+    <w:basedOn w:val="838"/>
     <w:uiPriority w:val="99"/>
     <w:unhideWhenUsed/>
     <w:pPr>
@@ -32533,9 +35449,9 @@
       <w:u w:val="single"/>
     </w:rPr>
   </w:style>
-  <w:style w:type="character" w:styleId="188">
+  <w:style w:type="character" w:styleId="875">
     <w:name w:val="FollowedHyperlink"/>
-    <w:basedOn w:val="148"/>
+    <w:basedOn w:val="838"/>
     <w:uiPriority w:val="99"/>
     <w:semiHidden/>
     <w:unhideWhenUsed/>
@@ -32549,10 +35465,10 @@
       <w:u w:val="single"/>
     </w:rPr>
   </w:style>
-  <w:style w:type="paragraph" w:styleId="189">
+  <w:style w:type="paragraph" w:styleId="876">
     <w:name w:val="toc 1"/>
-    <w:basedOn w:val="664"/>
-    <w:next w:val="664"/>
+    <w:basedOn w:val="888"/>
+    <w:next w:val="888"/>
     <w:uiPriority w:val="39"/>
     <w:unhideWhenUsed/>
     <w:pPr>
@@ -32561,10 +35477,10 @@
       <w:ind/>
     </w:pPr>
   </w:style>
-  <w:style w:type="paragraph" w:styleId="190">
+  <w:style w:type="paragraph" w:styleId="877">
     <w:name w:val="toc 2"/>
-    <w:basedOn w:val="664"/>
-    <w:next w:val="664"/>
+    <w:basedOn w:val="888"/>
+    <w:next w:val="888"/>
     <w:uiPriority w:val="39"/>
     <w:unhideWhenUsed/>
     <w:pPr>
@@ -32573,10 +35489,10 @@
       <w:ind w:left="220"/>
     </w:pPr>
   </w:style>
-  <w:style w:type="paragraph" w:styleId="191">
+  <w:style w:type="paragraph" w:styleId="878">
     <w:name w:val="toc 3"/>
-    <w:basedOn w:val="664"/>
-    <w:next w:val="664"/>
+    <w:basedOn w:val="888"/>
+    <w:next w:val="888"/>
     <w:uiPriority w:val="39"/>
     <w:unhideWhenUsed/>
     <w:pPr>
@@ -32585,10 +35501,10 @@
       <w:ind w:left="440"/>
     </w:pPr>
   </w:style>
-  <w:style w:type="paragraph" w:styleId="192">
+  <w:style w:type="paragraph" w:styleId="879">
     <w:name w:val="toc 4"/>
-    <w:basedOn w:val="664"/>
-    <w:next w:val="664"/>
+    <w:basedOn w:val="888"/>
+    <w:next w:val="888"/>
     <w:uiPriority w:val="39"/>
     <w:unhideWhenUsed/>
     <w:pPr>
@@ -32597,10 +35513,10 @@
       <w:ind w:left="660"/>
     </w:pPr>
   </w:style>
-  <w:style w:type="paragraph" w:styleId="193">
+  <w:style w:type="paragraph" w:styleId="880">
     <w:name w:val="toc 5"/>
-    <w:basedOn w:val="664"/>
-    <w:next w:val="664"/>
+    <w:basedOn w:val="888"/>
+    <w:next w:val="888"/>
     <w:uiPriority w:val="39"/>
     <w:unhideWhenUsed/>
     <w:pPr>
@@ -32609,10 +35525,10 @@
       <w:ind w:left="880"/>
     </w:pPr>
   </w:style>
-  <w:style w:type="paragraph" w:styleId="194">
+  <w:style w:type="paragraph" w:styleId="881">
     <w:name w:val="toc 6"/>
-    <w:basedOn w:val="664"/>
-    <w:next w:val="664"/>
+    <w:basedOn w:val="888"/>
+    <w:next w:val="888"/>
     <w:uiPriority w:val="39"/>
     <w:unhideWhenUsed/>
     <w:pPr>
@@ -32621,10 +35537,10 @@
       <w:ind w:left="1100"/>
     </w:pPr>
   </w:style>
-  <w:style w:type="paragraph" w:styleId="195">
+  <w:style w:type="paragraph" w:styleId="882">
     <w:name w:val="toc 7"/>
-    <w:basedOn w:val="664"/>
-    <w:next w:val="664"/>
+    <w:basedOn w:val="888"/>
+    <w:next w:val="888"/>
     <w:uiPriority w:val="39"/>
     <w:unhideWhenUsed/>
     <w:pPr>
@@ -32633,10 +35549,10 @@
       <w:ind w:left="1320"/>
     </w:pPr>
   </w:style>
-  <w:style w:type="paragraph" w:styleId="196">
+  <w:style w:type="paragraph" w:styleId="883">
     <w:name w:val="toc 8"/>
-    <w:basedOn w:val="664"/>
-    <w:next w:val="664"/>
+    <w:basedOn w:val="888"/>
+    <w:next w:val="888"/>
     <w:uiPriority w:val="39"/>
     <w:unhideWhenUsed/>
     <w:pPr>
@@ -32645,10 +35561,10 @@
       <w:ind w:left="1540"/>
     </w:pPr>
   </w:style>
-  <w:style w:type="paragraph" w:styleId="197">
+  <w:style w:type="paragraph" w:styleId="884">
     <w:name w:val="toc 9"/>
-    <w:basedOn w:val="664"/>
-    <w:next w:val="664"/>
+    <w:basedOn w:val="888"/>
+    <w:next w:val="888"/>
     <w:uiPriority w:val="39"/>
     <w:unhideWhenUsed/>
     <w:pPr>
@@ -32657,9 +35573,9 @@
       <w:ind w:left="1760"/>
     </w:pPr>
   </w:style>
-  <w:style w:type="character" w:styleId="198">
+  <w:style w:type="character" w:styleId="885">
     <w:name w:val="Placeholder Text"/>
-    <w:basedOn w:val="148"/>
+    <w:basedOn w:val="838"/>
     <w:uiPriority w:val="99"/>
     <w:semiHidden/>
     <w:pPr>
@@ -32671,7 +35587,7 @@
       <w:color w:val="666666"/>
     </w:rPr>
   </w:style>
-  <w:style w:type="paragraph" w:styleId="208">
+  <w:style w:type="paragraph" w:styleId="886">
     <w:name w:val="TOC Heading"/>
     <w:uiPriority w:val="39"/>
     <w:unhideWhenUsed/>
@@ -32681,10 +35597,10 @@
       <w:ind/>
     </w:pPr>
   </w:style>
-  <w:style w:type="paragraph" w:styleId="209">
+  <w:style w:type="paragraph" w:styleId="887">
     <w:name w:val="table of figures"/>
-    <w:basedOn w:val="664"/>
-    <w:next w:val="664"/>
+    <w:basedOn w:val="888"/>
+    <w:next w:val="888"/>
     <w:uiPriority w:val="99"/>
     <w:unhideWhenUsed/>
     <w:pPr>
@@ -32693,7 +35609,7 @@
       <w:ind/>
     </w:pPr>
   </w:style>
-  <w:style w:type="paragraph" w:styleId="664" w:default="1">
+  <w:style w:type="paragraph" w:styleId="888" w:default="1">
     <w:name w:val="Normal"/>
     <w:qFormat/>
     <w:pPr>
@@ -32702,7 +35618,7 @@
       <w:ind/>
     </w:pPr>
   </w:style>
-  <w:style w:type="table" w:styleId="665" w:default="1">
+  <w:style w:type="table" w:styleId="889" w:default="1">
     <w:name w:val="Normal Table"/>
     <w:uiPriority w:val="99"/>
     <w:semiHidden/>
@@ -32895,7 +35811,7 @@
       </w:tcPr>
     </w:tblStylePr>
   </w:style>
-  <w:style w:type="numbering" w:styleId="666" w:default="1">
+  <w:style w:type="numbering" w:styleId="890" w:default="1">
     <w:name w:val="No List"/>
     <w:uiPriority w:val="99"/>
     <w:semiHidden/>
@@ -32906,9 +35822,9 @@
       <w:ind/>
     </w:pPr>
   </w:style>
-  <w:style w:type="paragraph" w:styleId="667">
+  <w:style w:type="paragraph" w:styleId="891">
     <w:name w:val="No Spacing"/>
-    <w:basedOn w:val="664"/>
+    <w:basedOn w:val="888"/>
     <w:uiPriority w:val="1"/>
     <w:qFormat/>
     <w:pPr>
@@ -32917,9 +35833,9 @@
       <w:ind/>
     </w:pPr>
   </w:style>
-  <w:style w:type="paragraph" w:styleId="668">
+  <w:style w:type="paragraph" w:styleId="892">
     <w:name w:val="List Paragraph"/>
-    <w:basedOn w:val="664"/>
+    <w:basedOn w:val="888"/>
     <w:uiPriority w:val="34"/>
     <w:qFormat/>
     <w:pPr>
